--- a/Guías/Semana 5 - Gestión de Bases de Datos.docx
+++ b/Guías/Semana 5 - Gestión de Bases de Datos.docx
@@ -527,7 +527,7 @@
                             <w:pPr>
                               <w:numPr>
                                 <w:ilvl w:val="0"/>
-                                <w:numId w:val="52"/>
+                                <w:numId w:val="12"/>
                               </w:numPr>
                             </w:pPr>
                             <w:proofErr w:type="spellStart"/>
@@ -567,7 +567,7 @@
                             <w:pPr>
                               <w:numPr>
                                 <w:ilvl w:val="0"/>
-                                <w:numId w:val="52"/>
+                                <w:numId w:val="12"/>
                               </w:numPr>
                             </w:pPr>
                             <w:r>
@@ -602,7 +602,7 @@
                             <w:pPr>
                               <w:numPr>
                                 <w:ilvl w:val="0"/>
-                                <w:numId w:val="52"/>
+                                <w:numId w:val="12"/>
                               </w:numPr>
                             </w:pPr>
                             <w:r>
@@ -733,7 +733,7 @@
                       <w:pPr>
                         <w:numPr>
                           <w:ilvl w:val="0"/>
-                          <w:numId w:val="52"/>
+                          <w:numId w:val="12"/>
                         </w:numPr>
                       </w:pPr>
                       <w:proofErr w:type="spellStart"/>
@@ -773,7 +773,7 @@
                       <w:pPr>
                         <w:numPr>
                           <w:ilvl w:val="0"/>
-                          <w:numId w:val="52"/>
+                          <w:numId w:val="12"/>
                         </w:numPr>
                       </w:pPr>
                       <w:r>
@@ -808,7 +808,7 @@
                       <w:pPr>
                         <w:numPr>
                           <w:ilvl w:val="0"/>
-                          <w:numId w:val="52"/>
+                          <w:numId w:val="12"/>
                         </w:numPr>
                       </w:pPr>
                       <w:r>
@@ -996,7 +996,7 @@
                               <w:pStyle w:val="Prrafodelista"/>
                               <w:numPr>
                                 <w:ilvl w:val="0"/>
-                                <w:numId w:val="40"/>
+                                <w:numId w:val="2"/>
                               </w:numPr>
                             </w:pPr>
                             <w:r>
@@ -1015,7 +1015,7 @@
                               <w:pStyle w:val="Prrafodelista"/>
                               <w:numPr>
                                 <w:ilvl w:val="0"/>
-                                <w:numId w:val="40"/>
+                                <w:numId w:val="2"/>
                               </w:numPr>
                             </w:pPr>
                             <w:r>
@@ -1034,7 +1034,7 @@
                               <w:pStyle w:val="Prrafodelista"/>
                               <w:numPr>
                                 <w:ilvl w:val="0"/>
-                                <w:numId w:val="40"/>
+                                <w:numId w:val="2"/>
                               </w:numPr>
                             </w:pPr>
                             <w:r>
@@ -1053,7 +1053,7 @@
                               <w:pStyle w:val="Prrafodelista"/>
                               <w:numPr>
                                 <w:ilvl w:val="0"/>
-                                <w:numId w:val="40"/>
+                                <w:numId w:val="2"/>
                               </w:numPr>
                             </w:pPr>
                             <w:r>
@@ -1088,7 +1088,7 @@
                               <w:pStyle w:val="Prrafodelista"/>
                               <w:numPr>
                                 <w:ilvl w:val="0"/>
-                                <w:numId w:val="40"/>
+                                <w:numId w:val="2"/>
                               </w:numPr>
                             </w:pPr>
                             <w:r>
@@ -1214,7 +1214,7 @@
                         <w:pStyle w:val="Prrafodelista"/>
                         <w:numPr>
                           <w:ilvl w:val="0"/>
-                          <w:numId w:val="40"/>
+                          <w:numId w:val="2"/>
                         </w:numPr>
                       </w:pPr>
                       <w:r>
@@ -1233,7 +1233,7 @@
                         <w:pStyle w:val="Prrafodelista"/>
                         <w:numPr>
                           <w:ilvl w:val="0"/>
-                          <w:numId w:val="40"/>
+                          <w:numId w:val="2"/>
                         </w:numPr>
                       </w:pPr>
                       <w:r>
@@ -1252,7 +1252,7 @@
                         <w:pStyle w:val="Prrafodelista"/>
                         <w:numPr>
                           <w:ilvl w:val="0"/>
-                          <w:numId w:val="40"/>
+                          <w:numId w:val="2"/>
                         </w:numPr>
                       </w:pPr>
                       <w:r>
@@ -1271,7 +1271,7 @@
                         <w:pStyle w:val="Prrafodelista"/>
                         <w:numPr>
                           <w:ilvl w:val="0"/>
-                          <w:numId w:val="40"/>
+                          <w:numId w:val="2"/>
                         </w:numPr>
                       </w:pPr>
                       <w:r>
@@ -1306,7 +1306,7 @@
                         <w:pStyle w:val="Prrafodelista"/>
                         <w:numPr>
                           <w:ilvl w:val="0"/>
-                          <w:numId w:val="40"/>
+                          <w:numId w:val="2"/>
                         </w:numPr>
                       </w:pPr>
                       <w:r>
@@ -1432,7 +1432,17 @@
                           </w:p>
                           <w:p/>
                           <w:p>
-                            <w:r>
+                            <w:pPr>
+                              <w:rPr>
+                                <w:b/>
+                                <w:bCs/>
+                              </w:rPr>
+                            </w:pPr>
+                            <w:r>
+                              <w:rPr>
+                                <w:b/>
+                                <w:bCs/>
+                              </w:rPr>
                               <w:t>DDL – Lenguaje de Definición de Datos</w:t>
                             </w:r>
                           </w:p>
@@ -1661,7 +1671,17 @@
                     </w:p>
                     <w:p/>
                     <w:p>
-                      <w:r>
+                      <w:pPr>
+                        <w:rPr>
+                          <w:b/>
+                          <w:bCs/>
+                        </w:rPr>
+                      </w:pPr>
+                      <w:r>
+                        <w:rPr>
+                          <w:b/>
+                          <w:bCs/>
+                        </w:rPr>
                         <w:t>DDL – Lenguaje de Definición de Datos</w:t>
                       </w:r>
                     </w:p>
@@ -2118,7 +2138,7 @@
                               <w:pStyle w:val="Prrafodelista"/>
                               <w:numPr>
                                 <w:ilvl w:val="0"/>
-                                <w:numId w:val="41"/>
+                                <w:numId w:val="3"/>
                               </w:numPr>
                             </w:pPr>
                             <w:r>
@@ -2137,7 +2157,7 @@
                               <w:pStyle w:val="Prrafodelista"/>
                               <w:numPr>
                                 <w:ilvl w:val="0"/>
-                                <w:numId w:val="41"/>
+                                <w:numId w:val="3"/>
                               </w:numPr>
                             </w:pPr>
                             <w:r>
@@ -2156,7 +2176,7 @@
                               <w:pStyle w:val="Prrafodelista"/>
                               <w:numPr>
                                 <w:ilvl w:val="0"/>
-                                <w:numId w:val="41"/>
+                                <w:numId w:val="3"/>
                               </w:numPr>
                             </w:pPr>
                             <w:r>
@@ -2406,7 +2426,7 @@
                         <w:pStyle w:val="Prrafodelista"/>
                         <w:numPr>
                           <w:ilvl w:val="0"/>
-                          <w:numId w:val="41"/>
+                          <w:numId w:val="3"/>
                         </w:numPr>
                       </w:pPr>
                       <w:r>
@@ -2425,7 +2445,7 @@
                         <w:pStyle w:val="Prrafodelista"/>
                         <w:numPr>
                           <w:ilvl w:val="0"/>
-                          <w:numId w:val="41"/>
+                          <w:numId w:val="3"/>
                         </w:numPr>
                       </w:pPr>
                       <w:r>
@@ -2444,7 +2464,7 @@
                         <w:pStyle w:val="Prrafodelista"/>
                         <w:numPr>
                           <w:ilvl w:val="0"/>
-                          <w:numId w:val="41"/>
+                          <w:numId w:val="3"/>
                         </w:numPr>
                       </w:pPr>
                       <w:r>
@@ -3242,7 +3262,25 @@
                                 <w:rPr>
                                   <w:rStyle w:val="Hipervnculo"/>
                                 </w:rPr>
-                                <w:t>Más tipos de datos</w:t>
+                                <w:t xml:space="preserve">Más tipos de </w:t>
+                              </w:r>
+                              <w:r>
+                                <w:rPr>
+                                  <w:rStyle w:val="Hipervnculo"/>
+                                </w:rPr>
+                                <w:t>d</w:t>
+                              </w:r>
+                              <w:r>
+                                <w:rPr>
+                                  <w:rStyle w:val="Hipervnculo"/>
+                                </w:rPr>
+                                <w:t>a</w:t>
+                              </w:r>
+                              <w:r>
+                                <w:rPr>
+                                  <w:rStyle w:val="Hipervnculo"/>
+                                </w:rPr>
+                                <w:t>tos</w:t>
                               </w:r>
                             </w:hyperlink>
                             <w:r>
@@ -3623,7 +3661,25 @@
                           <w:rPr>
                             <w:rStyle w:val="Hipervnculo"/>
                           </w:rPr>
-                          <w:t>Más tipos de datos</w:t>
+                          <w:t xml:space="preserve">Más tipos de </w:t>
+                        </w:r>
+                        <w:r>
+                          <w:rPr>
+                            <w:rStyle w:val="Hipervnculo"/>
+                          </w:rPr>
+                          <w:t>d</w:t>
+                        </w:r>
+                        <w:r>
+                          <w:rPr>
+                            <w:rStyle w:val="Hipervnculo"/>
+                          </w:rPr>
+                          <w:t>a</w:t>
+                        </w:r>
+                        <w:r>
+                          <w:rPr>
+                            <w:rStyle w:val="Hipervnculo"/>
+                          </w:rPr>
+                          <w:t>tos</w:t>
                         </w:r>
                       </w:hyperlink>
                       <w:r>
@@ -3704,7 +3760,7 @@
                             <w:pPr>
                               <w:numPr>
                                 <w:ilvl w:val="0"/>
-                                <w:numId w:val="53"/>
+                                <w:numId w:val="13"/>
                               </w:numPr>
                               <w:tabs>
                                 <w:tab w:val="num" w:pos="720"/>
@@ -3722,7 +3778,7 @@
                             <w:pPr>
                               <w:numPr>
                                 <w:ilvl w:val="1"/>
-                                <w:numId w:val="53"/>
+                                <w:numId w:val="13"/>
                               </w:numPr>
                               <w:tabs>
                                 <w:tab w:val="num" w:pos="1440"/>
@@ -3744,7 +3800,7 @@
                             <w:pPr>
                               <w:numPr>
                                 <w:ilvl w:val="1"/>
-                                <w:numId w:val="53"/>
+                                <w:numId w:val="13"/>
                               </w:numPr>
                               <w:tabs>
                                 <w:tab w:val="num" w:pos="1440"/>
@@ -3771,7 +3827,7 @@
                             <w:pPr>
                               <w:numPr>
                                 <w:ilvl w:val="0"/>
-                                <w:numId w:val="53"/>
+                                <w:numId w:val="13"/>
                               </w:numPr>
                               <w:tabs>
                                 <w:tab w:val="num" w:pos="720"/>
@@ -3789,7 +3845,7 @@
                             <w:pPr>
                               <w:numPr>
                                 <w:ilvl w:val="1"/>
-                                <w:numId w:val="53"/>
+                                <w:numId w:val="13"/>
                               </w:numPr>
                               <w:tabs>
                                 <w:tab w:val="num" w:pos="1440"/>
@@ -3803,7 +3859,7 @@
                             <w:pPr>
                               <w:numPr>
                                 <w:ilvl w:val="1"/>
-                                <w:numId w:val="53"/>
+                                <w:numId w:val="13"/>
                               </w:numPr>
                               <w:tabs>
                                 <w:tab w:val="num" w:pos="1440"/>
@@ -3825,7 +3881,7 @@
                             <w:pPr>
                               <w:numPr>
                                 <w:ilvl w:val="0"/>
-                                <w:numId w:val="53"/>
+                                <w:numId w:val="13"/>
                               </w:numPr>
                               <w:tabs>
                                 <w:tab w:val="num" w:pos="720"/>
@@ -3843,7 +3899,7 @@
                             <w:pPr>
                               <w:numPr>
                                 <w:ilvl w:val="1"/>
-                                <w:numId w:val="53"/>
+                                <w:numId w:val="13"/>
                               </w:numPr>
                               <w:tabs>
                                 <w:tab w:val="num" w:pos="1440"/>
@@ -3857,7 +3913,7 @@
                             <w:pPr>
                               <w:numPr>
                                 <w:ilvl w:val="1"/>
-                                <w:numId w:val="53"/>
+                                <w:numId w:val="13"/>
                               </w:numPr>
                               <w:tabs>
                                 <w:tab w:val="num" w:pos="1440"/>
@@ -3871,7 +3927,7 @@
                             <w:pPr>
                               <w:numPr>
                                 <w:ilvl w:val="0"/>
-                                <w:numId w:val="53"/>
+                                <w:numId w:val="13"/>
                               </w:numPr>
                               <w:tabs>
                                 <w:tab w:val="num" w:pos="720"/>
@@ -3889,7 +3945,7 @@
                             <w:pPr>
                               <w:numPr>
                                 <w:ilvl w:val="1"/>
-                                <w:numId w:val="53"/>
+                                <w:numId w:val="13"/>
                               </w:numPr>
                               <w:tabs>
                                 <w:tab w:val="num" w:pos="1440"/>
@@ -3931,7 +3987,7 @@
                       <w:pPr>
                         <w:numPr>
                           <w:ilvl w:val="0"/>
-                          <w:numId w:val="53"/>
+                          <w:numId w:val="13"/>
                         </w:numPr>
                         <w:tabs>
                           <w:tab w:val="num" w:pos="720"/>
@@ -3949,7 +4005,7 @@
                       <w:pPr>
                         <w:numPr>
                           <w:ilvl w:val="1"/>
-                          <w:numId w:val="53"/>
+                          <w:numId w:val="13"/>
                         </w:numPr>
                         <w:tabs>
                           <w:tab w:val="num" w:pos="1440"/>
@@ -3971,7 +4027,7 @@
                       <w:pPr>
                         <w:numPr>
                           <w:ilvl w:val="1"/>
-                          <w:numId w:val="53"/>
+                          <w:numId w:val="13"/>
                         </w:numPr>
                         <w:tabs>
                           <w:tab w:val="num" w:pos="1440"/>
@@ -3998,7 +4054,7 @@
                       <w:pPr>
                         <w:numPr>
                           <w:ilvl w:val="0"/>
-                          <w:numId w:val="53"/>
+                          <w:numId w:val="13"/>
                         </w:numPr>
                         <w:tabs>
                           <w:tab w:val="num" w:pos="720"/>
@@ -4016,7 +4072,7 @@
                       <w:pPr>
                         <w:numPr>
                           <w:ilvl w:val="1"/>
-                          <w:numId w:val="53"/>
+                          <w:numId w:val="13"/>
                         </w:numPr>
                         <w:tabs>
                           <w:tab w:val="num" w:pos="1440"/>
@@ -4030,7 +4086,7 @@
                       <w:pPr>
                         <w:numPr>
                           <w:ilvl w:val="1"/>
-                          <w:numId w:val="53"/>
+                          <w:numId w:val="13"/>
                         </w:numPr>
                         <w:tabs>
                           <w:tab w:val="num" w:pos="1440"/>
@@ -4052,7 +4108,7 @@
                       <w:pPr>
                         <w:numPr>
                           <w:ilvl w:val="0"/>
-                          <w:numId w:val="53"/>
+                          <w:numId w:val="13"/>
                         </w:numPr>
                         <w:tabs>
                           <w:tab w:val="num" w:pos="720"/>
@@ -4070,7 +4126,7 @@
                       <w:pPr>
                         <w:numPr>
                           <w:ilvl w:val="1"/>
-                          <w:numId w:val="53"/>
+                          <w:numId w:val="13"/>
                         </w:numPr>
                         <w:tabs>
                           <w:tab w:val="num" w:pos="1440"/>
@@ -4084,7 +4140,7 @@
                       <w:pPr>
                         <w:numPr>
                           <w:ilvl w:val="1"/>
-                          <w:numId w:val="53"/>
+                          <w:numId w:val="13"/>
                         </w:numPr>
                         <w:tabs>
                           <w:tab w:val="num" w:pos="1440"/>
@@ -4098,7 +4154,7 @@
                       <w:pPr>
                         <w:numPr>
                           <w:ilvl w:val="0"/>
-                          <w:numId w:val="53"/>
+                          <w:numId w:val="13"/>
                         </w:numPr>
                         <w:tabs>
                           <w:tab w:val="num" w:pos="720"/>
@@ -4116,7 +4172,7 @@
                       <w:pPr>
                         <w:numPr>
                           <w:ilvl w:val="1"/>
-                          <w:numId w:val="53"/>
+                          <w:numId w:val="13"/>
                         </w:numPr>
                         <w:tabs>
                           <w:tab w:val="num" w:pos="1440"/>
@@ -5082,23 +5138,21 @@
                                       <w:sz w:val="28"/>
                                       <w:szCs w:val="28"/>
                                     </w:rPr>
-                                    <w:t xml:space="preserve">ALTER TABLE </w:t>
+                                    <w:t>ALTER TABLE Productos</w:t>
                                   </w:r>
-                                  <w:proofErr w:type="spellStart"/>
                                   <w:r>
                                     <w:rPr>
                                       <w:sz w:val="28"/>
                                       <w:szCs w:val="28"/>
                                     </w:rPr>
-                                    <w:t>ProductosALTER</w:t>
+                                    <w:t xml:space="preserve"> </w:t>
                                   </w:r>
-                                  <w:proofErr w:type="spellEnd"/>
                                   <w:r>
                                     <w:rPr>
                                       <w:sz w:val="28"/>
                                       <w:szCs w:val="28"/>
                                     </w:rPr>
-                                    <w:t xml:space="preserve"> COLUMN Nombre </w:t>
+                                    <w:t xml:space="preserve">ALTER COLUMN Nombre </w:t>
                                   </w:r>
                                   <w:proofErr w:type="gramStart"/>
                                   <w:r>
@@ -5197,7 +5251,7 @@
                                       <w:szCs w:val="28"/>
                                       <w:lang w:val="en-US"/>
                                     </w:rPr>
-                                    <w:t>ProductosADD</w:t>
+                                    <w:t>Productos</w:t>
                                   </w:r>
                                   <w:proofErr w:type="spellEnd"/>
                                   <w:r>
@@ -5206,7 +5260,15 @@
                                       <w:szCs w:val="28"/>
                                       <w:lang w:val="en-US"/>
                                     </w:rPr>
-                                    <w:t xml:space="preserve"> CONSTRAINT </w:t>
+                                    <w:t xml:space="preserve"> </w:t>
+                                  </w:r>
+                                  <w:r>
+                                    <w:rPr>
+                                      <w:sz w:val="28"/>
+                                      <w:szCs w:val="28"/>
+                                      <w:lang w:val="en-US"/>
+                                    </w:rPr>
+                                    <w:t xml:space="preserve">ADD CONSTRAINT </w:t>
                                   </w:r>
                                   <w:proofErr w:type="spellStart"/>
                                   <w:r>
@@ -6449,23 +6511,21 @@
                                 <w:sz w:val="28"/>
                                 <w:szCs w:val="28"/>
                               </w:rPr>
-                              <w:t xml:space="preserve">ALTER TABLE </w:t>
-                            </w:r>
-                            <w:proofErr w:type="spellStart"/>
+                              <w:t>ALTER TABLE Productos</w:t>
+                            </w:r>
                             <w:r>
                               <w:rPr>
                                 <w:sz w:val="28"/>
                                 <w:szCs w:val="28"/>
                               </w:rPr>
-                              <w:t>ProductosALTER</w:t>
-                            </w:r>
-                            <w:proofErr w:type="spellEnd"/>
+                              <w:t xml:space="preserve"> </w:t>
+                            </w:r>
                             <w:r>
                               <w:rPr>
                                 <w:sz w:val="28"/>
                                 <w:szCs w:val="28"/>
                               </w:rPr>
-                              <w:t xml:space="preserve"> COLUMN Nombre </w:t>
+                              <w:t xml:space="preserve">ALTER COLUMN Nombre </w:t>
                             </w:r>
                             <w:proofErr w:type="gramStart"/>
                             <w:r>
@@ -6564,7 +6624,7 @@
                                 <w:szCs w:val="28"/>
                                 <w:lang w:val="en-US"/>
                               </w:rPr>
-                              <w:t>ProductosADD</w:t>
+                              <w:t>Productos</w:t>
                             </w:r>
                             <w:proofErr w:type="spellEnd"/>
                             <w:r>
@@ -6573,7 +6633,15 @@
                                 <w:szCs w:val="28"/>
                                 <w:lang w:val="en-US"/>
                               </w:rPr>
-                              <w:t xml:space="preserve"> CONSTRAINT </w:t>
+                              <w:t xml:space="preserve"> </w:t>
+                            </w:r>
+                            <w:r>
+                              <w:rPr>
+                                <w:sz w:val="28"/>
+                                <w:szCs w:val="28"/>
+                                <w:lang w:val="en-US"/>
+                              </w:rPr>
+                              <w:t xml:space="preserve">ADD CONSTRAINT </w:t>
                             </w:r>
                             <w:proofErr w:type="spellStart"/>
                             <w:r>
@@ -10047,7 +10115,7 @@
                               <w:pStyle w:val="Prrafodelista"/>
                               <w:numPr>
                                 <w:ilvl w:val="0"/>
-                                <w:numId w:val="42"/>
+                                <w:numId w:val="4"/>
                               </w:numPr>
                             </w:pPr>
                             <w:r>
@@ -10059,7 +10127,7 @@
                               <w:pStyle w:val="Prrafodelista"/>
                               <w:numPr>
                                 <w:ilvl w:val="0"/>
-                                <w:numId w:val="42"/>
+                                <w:numId w:val="4"/>
                               </w:numPr>
                             </w:pPr>
                             <w:r>
@@ -10079,7 +10147,7 @@
                               <w:pStyle w:val="Prrafodelista"/>
                               <w:numPr>
                                 <w:ilvl w:val="0"/>
-                                <w:numId w:val="42"/>
+                                <w:numId w:val="4"/>
                               </w:numPr>
                             </w:pPr>
                             <w:r>
@@ -10091,7 +10159,7 @@
                               <w:pStyle w:val="Prrafodelista"/>
                               <w:numPr>
                                 <w:ilvl w:val="0"/>
-                                <w:numId w:val="42"/>
+                                <w:numId w:val="4"/>
                               </w:numPr>
                               <w:rPr>
                                 <w:lang w:val="en-US"/>
@@ -10314,7 +10382,7 @@
                         <w:pStyle w:val="Prrafodelista"/>
                         <w:numPr>
                           <w:ilvl w:val="0"/>
-                          <w:numId w:val="42"/>
+                          <w:numId w:val="4"/>
                         </w:numPr>
                       </w:pPr>
                       <w:r>
@@ -10326,7 +10394,7 @@
                         <w:pStyle w:val="Prrafodelista"/>
                         <w:numPr>
                           <w:ilvl w:val="0"/>
-                          <w:numId w:val="42"/>
+                          <w:numId w:val="4"/>
                         </w:numPr>
                       </w:pPr>
                       <w:r>
@@ -10346,7 +10414,7 @@
                         <w:pStyle w:val="Prrafodelista"/>
                         <w:numPr>
                           <w:ilvl w:val="0"/>
-                          <w:numId w:val="42"/>
+                          <w:numId w:val="4"/>
                         </w:numPr>
                       </w:pPr>
                       <w:r>
@@ -10358,7 +10426,7 @@
                         <w:pStyle w:val="Prrafodelista"/>
                         <w:numPr>
                           <w:ilvl w:val="0"/>
-                          <w:numId w:val="42"/>
+                          <w:numId w:val="4"/>
                         </w:numPr>
                         <w:rPr>
                           <w:lang w:val="en-US"/>
@@ -11171,7 +11239,7 @@
                               <w:pStyle w:val="Prrafodelista"/>
                               <w:numPr>
                                 <w:ilvl w:val="0"/>
-                                <w:numId w:val="44"/>
+                                <w:numId w:val="5"/>
                               </w:numPr>
                               <w:rPr>
                                 <w:lang w:val="en-US"/>
@@ -11217,7 +11285,7 @@
                               <w:pStyle w:val="Prrafodelista"/>
                               <w:numPr>
                                 <w:ilvl w:val="0"/>
-                                <w:numId w:val="44"/>
+                                <w:numId w:val="5"/>
                               </w:numPr>
                             </w:pPr>
                             <w:r>
@@ -11237,7 +11305,7 @@
                               <w:pStyle w:val="Prrafodelista"/>
                               <w:numPr>
                                 <w:ilvl w:val="0"/>
-                                <w:numId w:val="44"/>
+                                <w:numId w:val="5"/>
                               </w:numPr>
                             </w:pPr>
                             <w:r>
@@ -11257,7 +11325,7 @@
                               <w:pStyle w:val="Prrafodelista"/>
                               <w:numPr>
                                 <w:ilvl w:val="0"/>
-                                <w:numId w:val="44"/>
+                                <w:numId w:val="5"/>
                               </w:numPr>
                             </w:pPr>
                             <w:r>
@@ -11286,7 +11354,7 @@
                               <w:pStyle w:val="Prrafodelista"/>
                               <w:numPr>
                                 <w:ilvl w:val="0"/>
-                                <w:numId w:val="45"/>
+                                <w:numId w:val="6"/>
                               </w:numPr>
                             </w:pPr>
                             <w:r>
@@ -11298,7 +11366,7 @@
                               <w:pStyle w:val="Prrafodelista"/>
                               <w:numPr>
                                 <w:ilvl w:val="0"/>
-                                <w:numId w:val="45"/>
+                                <w:numId w:val="6"/>
                               </w:numPr>
                             </w:pPr>
                             <w:r>
@@ -11390,7 +11458,7 @@
                         <w:pStyle w:val="Prrafodelista"/>
                         <w:numPr>
                           <w:ilvl w:val="0"/>
-                          <w:numId w:val="44"/>
+                          <w:numId w:val="5"/>
                         </w:numPr>
                         <w:rPr>
                           <w:lang w:val="en-US"/>
@@ -11436,7 +11504,7 @@
                         <w:pStyle w:val="Prrafodelista"/>
                         <w:numPr>
                           <w:ilvl w:val="0"/>
-                          <w:numId w:val="44"/>
+                          <w:numId w:val="5"/>
                         </w:numPr>
                       </w:pPr>
                       <w:r>
@@ -11456,7 +11524,7 @@
                         <w:pStyle w:val="Prrafodelista"/>
                         <w:numPr>
                           <w:ilvl w:val="0"/>
-                          <w:numId w:val="44"/>
+                          <w:numId w:val="5"/>
                         </w:numPr>
                       </w:pPr>
                       <w:r>
@@ -11476,7 +11544,7 @@
                         <w:pStyle w:val="Prrafodelista"/>
                         <w:numPr>
                           <w:ilvl w:val="0"/>
-                          <w:numId w:val="44"/>
+                          <w:numId w:val="5"/>
                         </w:numPr>
                       </w:pPr>
                       <w:r>
@@ -11505,7 +11573,7 @@
                         <w:pStyle w:val="Prrafodelista"/>
                         <w:numPr>
                           <w:ilvl w:val="0"/>
-                          <w:numId w:val="45"/>
+                          <w:numId w:val="6"/>
                         </w:numPr>
                       </w:pPr>
                       <w:r>
@@ -11517,7 +11585,7 @@
                         <w:pStyle w:val="Prrafodelista"/>
                         <w:numPr>
                           <w:ilvl w:val="0"/>
-                          <w:numId w:val="45"/>
+                          <w:numId w:val="6"/>
                         </w:numPr>
                       </w:pPr>
                       <w:r>
@@ -11733,7 +11801,7 @@
                             <w:pPr>
                               <w:numPr>
                                 <w:ilvl w:val="0"/>
-                                <w:numId w:val="55"/>
+                                <w:numId w:val="14"/>
                               </w:numPr>
                             </w:pPr>
                             <w:r>
@@ -11752,7 +11820,7 @@
                             <w:pPr>
                               <w:numPr>
                                 <w:ilvl w:val="0"/>
-                                <w:numId w:val="55"/>
+                                <w:numId w:val="14"/>
                               </w:numPr>
                             </w:pPr>
                             <w:r>
@@ -11779,7 +11847,7 @@
                             <w:pPr>
                               <w:numPr>
                                 <w:ilvl w:val="0"/>
-                                <w:numId w:val="55"/>
+                                <w:numId w:val="14"/>
                               </w:numPr>
                             </w:pPr>
                             <w:r>
@@ -11982,7 +12050,7 @@
                       <w:pPr>
                         <w:numPr>
                           <w:ilvl w:val="0"/>
-                          <w:numId w:val="55"/>
+                          <w:numId w:val="14"/>
                         </w:numPr>
                       </w:pPr>
                       <w:r>
@@ -12001,7 +12069,7 @@
                       <w:pPr>
                         <w:numPr>
                           <w:ilvl w:val="0"/>
-                          <w:numId w:val="55"/>
+                          <w:numId w:val="14"/>
                         </w:numPr>
                       </w:pPr>
                       <w:r>
@@ -12028,7 +12096,7 @@
                       <w:pPr>
                         <w:numPr>
                           <w:ilvl w:val="0"/>
-                          <w:numId w:val="55"/>
+                          <w:numId w:val="14"/>
                         </w:numPr>
                       </w:pPr>
                       <w:r>
@@ -12186,7 +12254,7 @@
                               <w:pStyle w:val="Prrafodelista"/>
                               <w:numPr>
                                 <w:ilvl w:val="0"/>
-                                <w:numId w:val="47"/>
+                                <w:numId w:val="7"/>
                               </w:numPr>
                             </w:pPr>
                             <w:r>
@@ -12207,7 +12275,7 @@
                               <w:pStyle w:val="Prrafodelista"/>
                               <w:numPr>
                                 <w:ilvl w:val="0"/>
-                                <w:numId w:val="47"/>
+                                <w:numId w:val="7"/>
                               </w:numPr>
                             </w:pPr>
                             <w:r>
@@ -12278,7 +12346,7 @@
                               <w:pStyle w:val="Prrafodelista"/>
                               <w:numPr>
                                 <w:ilvl w:val="0"/>
-                                <w:numId w:val="48"/>
+                                <w:numId w:val="8"/>
                               </w:numPr>
                             </w:pPr>
                             <w:r>
@@ -12299,7 +12367,7 @@
                               <w:pStyle w:val="Prrafodelista"/>
                               <w:numPr>
                                 <w:ilvl w:val="0"/>
-                                <w:numId w:val="48"/>
+                                <w:numId w:val="8"/>
                               </w:numPr>
                             </w:pPr>
                             <w:r>
@@ -12360,7 +12428,7 @@
                               <w:pStyle w:val="Prrafodelista"/>
                               <w:numPr>
                                 <w:ilvl w:val="0"/>
-                                <w:numId w:val="49"/>
+                                <w:numId w:val="9"/>
                               </w:numPr>
                             </w:pPr>
                             <w:r>
@@ -12405,7 +12473,7 @@
                               <w:pStyle w:val="Prrafodelista"/>
                               <w:numPr>
                                 <w:ilvl w:val="0"/>
-                                <w:numId w:val="49"/>
+                                <w:numId w:val="9"/>
                               </w:numPr>
                             </w:pPr>
                             <w:r>
@@ -12523,7 +12591,7 @@
                         <w:pStyle w:val="Prrafodelista"/>
                         <w:numPr>
                           <w:ilvl w:val="0"/>
-                          <w:numId w:val="47"/>
+                          <w:numId w:val="7"/>
                         </w:numPr>
                       </w:pPr>
                       <w:r>
@@ -12544,7 +12612,7 @@
                         <w:pStyle w:val="Prrafodelista"/>
                         <w:numPr>
                           <w:ilvl w:val="0"/>
-                          <w:numId w:val="47"/>
+                          <w:numId w:val="7"/>
                         </w:numPr>
                       </w:pPr>
                       <w:r>
@@ -12615,7 +12683,7 @@
                         <w:pStyle w:val="Prrafodelista"/>
                         <w:numPr>
                           <w:ilvl w:val="0"/>
-                          <w:numId w:val="48"/>
+                          <w:numId w:val="8"/>
                         </w:numPr>
                       </w:pPr>
                       <w:r>
@@ -12636,7 +12704,7 @@
                         <w:pStyle w:val="Prrafodelista"/>
                         <w:numPr>
                           <w:ilvl w:val="0"/>
-                          <w:numId w:val="48"/>
+                          <w:numId w:val="8"/>
                         </w:numPr>
                       </w:pPr>
                       <w:r>
@@ -12697,7 +12765,7 @@
                         <w:pStyle w:val="Prrafodelista"/>
                         <w:numPr>
                           <w:ilvl w:val="0"/>
-                          <w:numId w:val="49"/>
+                          <w:numId w:val="9"/>
                         </w:numPr>
                       </w:pPr>
                       <w:r>
@@ -12742,7 +12810,7 @@
                         <w:pStyle w:val="Prrafodelista"/>
                         <w:numPr>
                           <w:ilvl w:val="0"/>
-                          <w:numId w:val="49"/>
+                          <w:numId w:val="9"/>
                         </w:numPr>
                       </w:pPr>
                       <w:r>
@@ -14401,7 +14469,7 @@
                               <w:pStyle w:val="Prrafodelista"/>
                               <w:numPr>
                                 <w:ilvl w:val="0"/>
-                                <w:numId w:val="50"/>
+                                <w:numId w:val="10"/>
                               </w:numPr>
                               <w:rPr>
                                 <w:sz w:val="40"/>
@@ -14473,7 +14541,7 @@
                               <w:pStyle w:val="Prrafodelista"/>
                               <w:numPr>
                                 <w:ilvl w:val="0"/>
-                                <w:numId w:val="50"/>
+                                <w:numId w:val="10"/>
                               </w:numPr>
                               <w:rPr>
                                 <w:sz w:val="40"/>
@@ -14550,7 +14618,7 @@
                               <w:pStyle w:val="Prrafodelista"/>
                               <w:numPr>
                                 <w:ilvl w:val="0"/>
-                                <w:numId w:val="50"/>
+                                <w:numId w:val="10"/>
                               </w:numPr>
                               <w:rPr>
                                 <w:sz w:val="40"/>
@@ -14595,7 +14663,7 @@
                               <w:pStyle w:val="Prrafodelista"/>
                               <w:numPr>
                                 <w:ilvl w:val="0"/>
-                                <w:numId w:val="50"/>
+                                <w:numId w:val="10"/>
                               </w:numPr>
                               <w:rPr>
                                 <w:sz w:val="40"/>
@@ -14656,7 +14724,7 @@
                               <w:pStyle w:val="Prrafodelista"/>
                               <w:numPr>
                                 <w:ilvl w:val="0"/>
-                                <w:numId w:val="50"/>
+                                <w:numId w:val="10"/>
                               </w:numPr>
                               <w:rPr>
                                 <w:sz w:val="40"/>
@@ -14763,7 +14831,7 @@
                               <w:pStyle w:val="Prrafodelista"/>
                               <w:numPr>
                                 <w:ilvl w:val="0"/>
-                                <w:numId w:val="51"/>
+                                <w:numId w:val="11"/>
                               </w:numPr>
                               <w:rPr>
                                 <w:sz w:val="40"/>
@@ -14783,7 +14851,7 @@
                               <w:pStyle w:val="Prrafodelista"/>
                               <w:numPr>
                                 <w:ilvl w:val="0"/>
-                                <w:numId w:val="51"/>
+                                <w:numId w:val="11"/>
                               </w:numPr>
                               <w:rPr>
                                 <w:sz w:val="40"/>
@@ -14803,7 +14871,7 @@
                               <w:pStyle w:val="Prrafodelista"/>
                               <w:numPr>
                                 <w:ilvl w:val="0"/>
-                                <w:numId w:val="51"/>
+                                <w:numId w:val="11"/>
                               </w:numPr>
                               <w:rPr>
                                 <w:sz w:val="40"/>
@@ -14839,7 +14907,7 @@
                               <w:pStyle w:val="Prrafodelista"/>
                               <w:numPr>
                                 <w:ilvl w:val="0"/>
-                                <w:numId w:val="51"/>
+                                <w:numId w:val="11"/>
                               </w:numPr>
                               <w:rPr>
                                 <w:sz w:val="40"/>
@@ -14984,7 +15052,7 @@
                         <w:pStyle w:val="Prrafodelista"/>
                         <w:numPr>
                           <w:ilvl w:val="0"/>
-                          <w:numId w:val="50"/>
+                          <w:numId w:val="10"/>
                         </w:numPr>
                         <w:rPr>
                           <w:sz w:val="40"/>
@@ -15056,7 +15124,7 @@
                         <w:pStyle w:val="Prrafodelista"/>
                         <w:numPr>
                           <w:ilvl w:val="0"/>
-                          <w:numId w:val="50"/>
+                          <w:numId w:val="10"/>
                         </w:numPr>
                         <w:rPr>
                           <w:sz w:val="40"/>
@@ -15133,7 +15201,7 @@
                         <w:pStyle w:val="Prrafodelista"/>
                         <w:numPr>
                           <w:ilvl w:val="0"/>
-                          <w:numId w:val="50"/>
+                          <w:numId w:val="10"/>
                         </w:numPr>
                         <w:rPr>
                           <w:sz w:val="40"/>
@@ -15178,7 +15246,7 @@
                         <w:pStyle w:val="Prrafodelista"/>
                         <w:numPr>
                           <w:ilvl w:val="0"/>
-                          <w:numId w:val="50"/>
+                          <w:numId w:val="10"/>
                         </w:numPr>
                         <w:rPr>
                           <w:sz w:val="40"/>
@@ -15239,7 +15307,7 @@
                         <w:pStyle w:val="Prrafodelista"/>
                         <w:numPr>
                           <w:ilvl w:val="0"/>
-                          <w:numId w:val="50"/>
+                          <w:numId w:val="10"/>
                         </w:numPr>
                         <w:rPr>
                           <w:sz w:val="40"/>
@@ -15346,7 +15414,7 @@
                         <w:pStyle w:val="Prrafodelista"/>
                         <w:numPr>
                           <w:ilvl w:val="0"/>
-                          <w:numId w:val="51"/>
+                          <w:numId w:val="11"/>
                         </w:numPr>
                         <w:rPr>
                           <w:sz w:val="40"/>
@@ -15366,7 +15434,7 @@
                         <w:pStyle w:val="Prrafodelista"/>
                         <w:numPr>
                           <w:ilvl w:val="0"/>
-                          <w:numId w:val="51"/>
+                          <w:numId w:val="11"/>
                         </w:numPr>
                         <w:rPr>
                           <w:sz w:val="40"/>
@@ -15386,7 +15454,7 @@
                         <w:pStyle w:val="Prrafodelista"/>
                         <w:numPr>
                           <w:ilvl w:val="0"/>
-                          <w:numId w:val="51"/>
+                          <w:numId w:val="11"/>
                         </w:numPr>
                         <w:rPr>
                           <w:sz w:val="40"/>
@@ -15422,7 +15490,7 @@
                         <w:pStyle w:val="Prrafodelista"/>
                         <w:numPr>
                           <w:ilvl w:val="0"/>
-                          <w:numId w:val="51"/>
+                          <w:numId w:val="11"/>
                         </w:numPr>
                         <w:rPr>
                           <w:sz w:val="40"/>
@@ -19014,864 +19082,6 @@
 <file path=word/numbering.xml><?xml version="1.0" encoding="utf-8"?>
 <w:numbering xmlns:wpc="http://schemas.microsoft.com/office/word/2010/wordprocessingCanvas" xmlns:cx="http://schemas.microsoft.com/office/drawing/2014/chartex" xmlns:cx1="http://schemas.microsoft.com/office/drawing/2015/9/8/chartex" xmlns:cx2="http://schemas.microsoft.com/office/drawing/2015/10/21/chartex" xmlns:cx3="http://schemas.microsoft.com/office/drawing/2016/5/9/chartex" xmlns:cx4="http://schemas.microsoft.com/office/drawing/2016/5/10/chartex" xmlns:cx5="http://schemas.microsoft.com/office/drawing/2016/5/11/chartex" xmlns:cx6="http://schemas.microsoft.com/office/drawing/2016/5/12/chartex" xmlns:cx7="http://schemas.microsoft.com/office/drawing/2016/5/13/chartex" xmlns:cx8="http://schemas.microsoft.com/office/drawing/2016/5/14/chartex" xmlns:mc="http://schemas.openxmlformats.org/markup-compatibility/2006" xmlns:aink="http://schemas.microsoft.com/office/drawing/2016/ink" xmlns:am3d="http://schemas.microsoft.com/office/drawing/2017/model3d" xmlns:o="urn:schemas-microsoft-com:office:office" xmlns:oel="http://schemas.microsoft.com/office/2019/extlst" xmlns:r="http://schemas.openxmlformats.org/officeDocument/2006/relationships" xmlns:m="http://schemas.openxmlformats.org/officeDocument/2006/math" xmlns:v="urn:schemas-microsoft-com:vml" xmlns:wp14="http://schemas.microsoft.com/office/word/2010/wordprocessingDrawing" xmlns:wp="http://schemas.openxmlformats.org/drawingml/2006/wordprocessingDrawing" xmlns:w10="urn:schemas-microsoft-com:office:word" xmlns:w="http://schemas.openxmlformats.org/wordprocessingml/2006/main" xmlns:w14="http://schemas.microsoft.com/office/word/2010/wordml" xmlns:w15="http://schemas.microsoft.com/office/word/2012/wordml" xmlns:w16cex="http://schemas.microsoft.com/office/word/2018/wordml/cex" xmlns:w16cid="http://schemas.microsoft.com/office/word/2016/wordml/cid" xmlns:w16="http://schemas.microsoft.com/office/word/2018/wordml" xmlns:w16du="http://schemas.microsoft.com/office/word/2023/wordml/word16du" xmlns:w16sdtdh="http://schemas.microsoft.com/office/word/2020/wordml/sdtdatahash" xmlns:w16sdtfl="http://schemas.microsoft.com/office/word/2024/wordml/sdtformatlock" xmlns:w16se="http://schemas.microsoft.com/office/word/2015/wordml/symex" xmlns:wpg="http://schemas.microsoft.com/office/word/2010/wordprocessingGroup" xmlns:wpi="http://schemas.microsoft.com/office/word/2010/wordprocessingInk" xmlns:wne="http://schemas.microsoft.com/office/word/2006/wordml" xmlns:wps="http://schemas.microsoft.com/office/word/2010/wordprocessingShape" mc:Ignorable="w14 w15 w16se w16cid w16 w16cex w16sdtdh w16sdtfl w16du wp14">
   <w:abstractNum w:abstractNumId="0" w15:restartNumberingAfterBreak="0">
-    <w:nsid w:val="00030FB0"/>
-    <w:multiLevelType w:val="multilevel"/>
-    <w:tmpl w:val="281AB91E"/>
-    <w:lvl w:ilvl="0">
-      <w:start w:val="1"/>
-      <w:numFmt w:val="bullet"/>
-      <w:lvlText w:val=""/>
-      <w:lvlJc w:val="left"/>
-      <w:pPr>
-        <w:tabs>
-          <w:tab w:val="num" w:pos="720"/>
-        </w:tabs>
-        <w:ind w:left="720" w:hanging="360"/>
-      </w:pPr>
-      <w:rPr>
-        <w:rFonts w:ascii="Symbol" w:hAnsi="Symbol" w:hint="default"/>
-        <w:sz w:val="20"/>
-      </w:rPr>
-    </w:lvl>
-    <w:lvl w:ilvl="1" w:tentative="1">
-      <w:start w:val="1"/>
-      <w:numFmt w:val="bullet"/>
-      <w:lvlText w:val="o"/>
-      <w:lvlJc w:val="left"/>
-      <w:pPr>
-        <w:tabs>
-          <w:tab w:val="num" w:pos="1440"/>
-        </w:tabs>
-        <w:ind w:left="1440" w:hanging="360"/>
-      </w:pPr>
-      <w:rPr>
-        <w:rFonts w:ascii="Courier New" w:hAnsi="Courier New" w:hint="default"/>
-        <w:sz w:val="20"/>
-      </w:rPr>
-    </w:lvl>
-    <w:lvl w:ilvl="2" w:tentative="1">
-      <w:start w:val="1"/>
-      <w:numFmt w:val="bullet"/>
-      <w:lvlText w:val=""/>
-      <w:lvlJc w:val="left"/>
-      <w:pPr>
-        <w:tabs>
-          <w:tab w:val="num" w:pos="2160"/>
-        </w:tabs>
-        <w:ind w:left="2160" w:hanging="360"/>
-      </w:pPr>
-      <w:rPr>
-        <w:rFonts w:ascii="Wingdings" w:hAnsi="Wingdings" w:hint="default"/>
-        <w:sz w:val="20"/>
-      </w:rPr>
-    </w:lvl>
-    <w:lvl w:ilvl="3" w:tentative="1">
-      <w:start w:val="1"/>
-      <w:numFmt w:val="bullet"/>
-      <w:lvlText w:val=""/>
-      <w:lvlJc w:val="left"/>
-      <w:pPr>
-        <w:tabs>
-          <w:tab w:val="num" w:pos="2880"/>
-        </w:tabs>
-        <w:ind w:left="2880" w:hanging="360"/>
-      </w:pPr>
-      <w:rPr>
-        <w:rFonts w:ascii="Wingdings" w:hAnsi="Wingdings" w:hint="default"/>
-        <w:sz w:val="20"/>
-      </w:rPr>
-    </w:lvl>
-    <w:lvl w:ilvl="4" w:tentative="1">
-      <w:start w:val="1"/>
-      <w:numFmt w:val="bullet"/>
-      <w:lvlText w:val=""/>
-      <w:lvlJc w:val="left"/>
-      <w:pPr>
-        <w:tabs>
-          <w:tab w:val="num" w:pos="3600"/>
-        </w:tabs>
-        <w:ind w:left="3600" w:hanging="360"/>
-      </w:pPr>
-      <w:rPr>
-        <w:rFonts w:ascii="Wingdings" w:hAnsi="Wingdings" w:hint="default"/>
-        <w:sz w:val="20"/>
-      </w:rPr>
-    </w:lvl>
-    <w:lvl w:ilvl="5" w:tentative="1">
-      <w:start w:val="1"/>
-      <w:numFmt w:val="bullet"/>
-      <w:lvlText w:val=""/>
-      <w:lvlJc w:val="left"/>
-      <w:pPr>
-        <w:tabs>
-          <w:tab w:val="num" w:pos="4320"/>
-        </w:tabs>
-        <w:ind w:left="4320" w:hanging="360"/>
-      </w:pPr>
-      <w:rPr>
-        <w:rFonts w:ascii="Wingdings" w:hAnsi="Wingdings" w:hint="default"/>
-        <w:sz w:val="20"/>
-      </w:rPr>
-    </w:lvl>
-    <w:lvl w:ilvl="6" w:tentative="1">
-      <w:start w:val="1"/>
-      <w:numFmt w:val="bullet"/>
-      <w:lvlText w:val=""/>
-      <w:lvlJc w:val="left"/>
-      <w:pPr>
-        <w:tabs>
-          <w:tab w:val="num" w:pos="5040"/>
-        </w:tabs>
-        <w:ind w:left="5040" w:hanging="360"/>
-      </w:pPr>
-      <w:rPr>
-        <w:rFonts w:ascii="Wingdings" w:hAnsi="Wingdings" w:hint="default"/>
-        <w:sz w:val="20"/>
-      </w:rPr>
-    </w:lvl>
-    <w:lvl w:ilvl="7" w:tentative="1">
-      <w:start w:val="1"/>
-      <w:numFmt w:val="bullet"/>
-      <w:lvlText w:val=""/>
-      <w:lvlJc w:val="left"/>
-      <w:pPr>
-        <w:tabs>
-          <w:tab w:val="num" w:pos="5760"/>
-        </w:tabs>
-        <w:ind w:left="5760" w:hanging="360"/>
-      </w:pPr>
-      <w:rPr>
-        <w:rFonts w:ascii="Wingdings" w:hAnsi="Wingdings" w:hint="default"/>
-        <w:sz w:val="20"/>
-      </w:rPr>
-    </w:lvl>
-    <w:lvl w:ilvl="8" w:tentative="1">
-      <w:start w:val="1"/>
-      <w:numFmt w:val="bullet"/>
-      <w:lvlText w:val=""/>
-      <w:lvlJc w:val="left"/>
-      <w:pPr>
-        <w:tabs>
-          <w:tab w:val="num" w:pos="6480"/>
-        </w:tabs>
-        <w:ind w:left="6480" w:hanging="360"/>
-      </w:pPr>
-      <w:rPr>
-        <w:rFonts w:ascii="Wingdings" w:hAnsi="Wingdings" w:hint="default"/>
-        <w:sz w:val="20"/>
-      </w:rPr>
-    </w:lvl>
-  </w:abstractNum>
-  <w:abstractNum w:abstractNumId="1" w15:restartNumberingAfterBreak="0">
-    <w:nsid w:val="01B93D07"/>
-    <w:multiLevelType w:val="multilevel"/>
-    <w:tmpl w:val="DF60254C"/>
-    <w:lvl w:ilvl="0">
-      <w:start w:val="1"/>
-      <w:numFmt w:val="bullet"/>
-      <w:lvlText w:val=""/>
-      <w:lvlJc w:val="left"/>
-      <w:pPr>
-        <w:tabs>
-          <w:tab w:val="num" w:pos="720"/>
-        </w:tabs>
-        <w:ind w:left="720" w:hanging="360"/>
-      </w:pPr>
-      <w:rPr>
-        <w:rFonts w:ascii="Symbol" w:hAnsi="Symbol" w:hint="default"/>
-        <w:sz w:val="20"/>
-      </w:rPr>
-    </w:lvl>
-    <w:lvl w:ilvl="1" w:tentative="1">
-      <w:start w:val="1"/>
-      <w:numFmt w:val="bullet"/>
-      <w:lvlText w:val="o"/>
-      <w:lvlJc w:val="left"/>
-      <w:pPr>
-        <w:tabs>
-          <w:tab w:val="num" w:pos="1440"/>
-        </w:tabs>
-        <w:ind w:left="1440" w:hanging="360"/>
-      </w:pPr>
-      <w:rPr>
-        <w:rFonts w:ascii="Courier New" w:hAnsi="Courier New" w:hint="default"/>
-        <w:sz w:val="20"/>
-      </w:rPr>
-    </w:lvl>
-    <w:lvl w:ilvl="2" w:tentative="1">
-      <w:start w:val="1"/>
-      <w:numFmt w:val="bullet"/>
-      <w:lvlText w:val=""/>
-      <w:lvlJc w:val="left"/>
-      <w:pPr>
-        <w:tabs>
-          <w:tab w:val="num" w:pos="2160"/>
-        </w:tabs>
-        <w:ind w:left="2160" w:hanging="360"/>
-      </w:pPr>
-      <w:rPr>
-        <w:rFonts w:ascii="Wingdings" w:hAnsi="Wingdings" w:hint="default"/>
-        <w:sz w:val="20"/>
-      </w:rPr>
-    </w:lvl>
-    <w:lvl w:ilvl="3" w:tentative="1">
-      <w:start w:val="1"/>
-      <w:numFmt w:val="bullet"/>
-      <w:lvlText w:val=""/>
-      <w:lvlJc w:val="left"/>
-      <w:pPr>
-        <w:tabs>
-          <w:tab w:val="num" w:pos="2880"/>
-        </w:tabs>
-        <w:ind w:left="2880" w:hanging="360"/>
-      </w:pPr>
-      <w:rPr>
-        <w:rFonts w:ascii="Wingdings" w:hAnsi="Wingdings" w:hint="default"/>
-        <w:sz w:val="20"/>
-      </w:rPr>
-    </w:lvl>
-    <w:lvl w:ilvl="4" w:tentative="1">
-      <w:start w:val="1"/>
-      <w:numFmt w:val="bullet"/>
-      <w:lvlText w:val=""/>
-      <w:lvlJc w:val="left"/>
-      <w:pPr>
-        <w:tabs>
-          <w:tab w:val="num" w:pos="3600"/>
-        </w:tabs>
-        <w:ind w:left="3600" w:hanging="360"/>
-      </w:pPr>
-      <w:rPr>
-        <w:rFonts w:ascii="Wingdings" w:hAnsi="Wingdings" w:hint="default"/>
-        <w:sz w:val="20"/>
-      </w:rPr>
-    </w:lvl>
-    <w:lvl w:ilvl="5" w:tentative="1">
-      <w:start w:val="1"/>
-      <w:numFmt w:val="bullet"/>
-      <w:lvlText w:val=""/>
-      <w:lvlJc w:val="left"/>
-      <w:pPr>
-        <w:tabs>
-          <w:tab w:val="num" w:pos="4320"/>
-        </w:tabs>
-        <w:ind w:left="4320" w:hanging="360"/>
-      </w:pPr>
-      <w:rPr>
-        <w:rFonts w:ascii="Wingdings" w:hAnsi="Wingdings" w:hint="default"/>
-        <w:sz w:val="20"/>
-      </w:rPr>
-    </w:lvl>
-    <w:lvl w:ilvl="6" w:tentative="1">
-      <w:start w:val="1"/>
-      <w:numFmt w:val="bullet"/>
-      <w:lvlText w:val=""/>
-      <w:lvlJc w:val="left"/>
-      <w:pPr>
-        <w:tabs>
-          <w:tab w:val="num" w:pos="5040"/>
-        </w:tabs>
-        <w:ind w:left="5040" w:hanging="360"/>
-      </w:pPr>
-      <w:rPr>
-        <w:rFonts w:ascii="Wingdings" w:hAnsi="Wingdings" w:hint="default"/>
-        <w:sz w:val="20"/>
-      </w:rPr>
-    </w:lvl>
-    <w:lvl w:ilvl="7" w:tentative="1">
-      <w:start w:val="1"/>
-      <w:numFmt w:val="bullet"/>
-      <w:lvlText w:val=""/>
-      <w:lvlJc w:val="left"/>
-      <w:pPr>
-        <w:tabs>
-          <w:tab w:val="num" w:pos="5760"/>
-        </w:tabs>
-        <w:ind w:left="5760" w:hanging="360"/>
-      </w:pPr>
-      <w:rPr>
-        <w:rFonts w:ascii="Wingdings" w:hAnsi="Wingdings" w:hint="default"/>
-        <w:sz w:val="20"/>
-      </w:rPr>
-    </w:lvl>
-    <w:lvl w:ilvl="8" w:tentative="1">
-      <w:start w:val="1"/>
-      <w:numFmt w:val="bullet"/>
-      <w:lvlText w:val=""/>
-      <w:lvlJc w:val="left"/>
-      <w:pPr>
-        <w:tabs>
-          <w:tab w:val="num" w:pos="6480"/>
-        </w:tabs>
-        <w:ind w:left="6480" w:hanging="360"/>
-      </w:pPr>
-      <w:rPr>
-        <w:rFonts w:ascii="Wingdings" w:hAnsi="Wingdings" w:hint="default"/>
-        <w:sz w:val="20"/>
-      </w:rPr>
-    </w:lvl>
-  </w:abstractNum>
-  <w:abstractNum w:abstractNumId="2" w15:restartNumberingAfterBreak="0">
-    <w:nsid w:val="023F63F0"/>
-    <w:multiLevelType w:val="multilevel"/>
-    <w:tmpl w:val="917CCD6E"/>
-    <w:lvl w:ilvl="0">
-      <w:start w:val="1"/>
-      <w:numFmt w:val="decimal"/>
-      <w:lvlText w:val="%1."/>
-      <w:lvlJc w:val="left"/>
-      <w:pPr>
-        <w:tabs>
-          <w:tab w:val="num" w:pos="720"/>
-        </w:tabs>
-        <w:ind w:left="720" w:hanging="360"/>
-      </w:pPr>
-    </w:lvl>
-    <w:lvl w:ilvl="1" w:tentative="1">
-      <w:start w:val="1"/>
-      <w:numFmt w:val="decimal"/>
-      <w:lvlText w:val="%2."/>
-      <w:lvlJc w:val="left"/>
-      <w:pPr>
-        <w:tabs>
-          <w:tab w:val="num" w:pos="1440"/>
-        </w:tabs>
-        <w:ind w:left="1440" w:hanging="360"/>
-      </w:pPr>
-    </w:lvl>
-    <w:lvl w:ilvl="2" w:tentative="1">
-      <w:start w:val="1"/>
-      <w:numFmt w:val="decimal"/>
-      <w:lvlText w:val="%3."/>
-      <w:lvlJc w:val="left"/>
-      <w:pPr>
-        <w:tabs>
-          <w:tab w:val="num" w:pos="2160"/>
-        </w:tabs>
-        <w:ind w:left="2160" w:hanging="360"/>
-      </w:pPr>
-    </w:lvl>
-    <w:lvl w:ilvl="3" w:tentative="1">
-      <w:start w:val="1"/>
-      <w:numFmt w:val="decimal"/>
-      <w:lvlText w:val="%4."/>
-      <w:lvlJc w:val="left"/>
-      <w:pPr>
-        <w:tabs>
-          <w:tab w:val="num" w:pos="2880"/>
-        </w:tabs>
-        <w:ind w:left="2880" w:hanging="360"/>
-      </w:pPr>
-    </w:lvl>
-    <w:lvl w:ilvl="4" w:tentative="1">
-      <w:start w:val="1"/>
-      <w:numFmt w:val="decimal"/>
-      <w:lvlText w:val="%5."/>
-      <w:lvlJc w:val="left"/>
-      <w:pPr>
-        <w:tabs>
-          <w:tab w:val="num" w:pos="3600"/>
-        </w:tabs>
-        <w:ind w:left="3600" w:hanging="360"/>
-      </w:pPr>
-    </w:lvl>
-    <w:lvl w:ilvl="5" w:tentative="1">
-      <w:start w:val="1"/>
-      <w:numFmt w:val="decimal"/>
-      <w:lvlText w:val="%6."/>
-      <w:lvlJc w:val="left"/>
-      <w:pPr>
-        <w:tabs>
-          <w:tab w:val="num" w:pos="4320"/>
-        </w:tabs>
-        <w:ind w:left="4320" w:hanging="360"/>
-      </w:pPr>
-    </w:lvl>
-    <w:lvl w:ilvl="6" w:tentative="1">
-      <w:start w:val="1"/>
-      <w:numFmt w:val="decimal"/>
-      <w:lvlText w:val="%7."/>
-      <w:lvlJc w:val="left"/>
-      <w:pPr>
-        <w:tabs>
-          <w:tab w:val="num" w:pos="5040"/>
-        </w:tabs>
-        <w:ind w:left="5040" w:hanging="360"/>
-      </w:pPr>
-    </w:lvl>
-    <w:lvl w:ilvl="7" w:tentative="1">
-      <w:start w:val="1"/>
-      <w:numFmt w:val="decimal"/>
-      <w:lvlText w:val="%8."/>
-      <w:lvlJc w:val="left"/>
-      <w:pPr>
-        <w:tabs>
-          <w:tab w:val="num" w:pos="5760"/>
-        </w:tabs>
-        <w:ind w:left="5760" w:hanging="360"/>
-      </w:pPr>
-    </w:lvl>
-    <w:lvl w:ilvl="8" w:tentative="1">
-      <w:start w:val="1"/>
-      <w:numFmt w:val="decimal"/>
-      <w:lvlText w:val="%9."/>
-      <w:lvlJc w:val="left"/>
-      <w:pPr>
-        <w:tabs>
-          <w:tab w:val="num" w:pos="6480"/>
-        </w:tabs>
-        <w:ind w:left="6480" w:hanging="360"/>
-      </w:pPr>
-    </w:lvl>
-  </w:abstractNum>
-  <w:abstractNum w:abstractNumId="3" w15:restartNumberingAfterBreak="0">
-    <w:nsid w:val="03CE2330"/>
-    <w:multiLevelType w:val="multilevel"/>
-    <w:tmpl w:val="1FF2E45E"/>
-    <w:lvl w:ilvl="0">
-      <w:start w:val="1"/>
-      <w:numFmt w:val="bullet"/>
-      <w:lvlText w:val=""/>
-      <w:lvlJc w:val="left"/>
-      <w:pPr>
-        <w:tabs>
-          <w:tab w:val="num" w:pos="720"/>
-        </w:tabs>
-        <w:ind w:left="720" w:hanging="360"/>
-      </w:pPr>
-      <w:rPr>
-        <w:rFonts w:ascii="Symbol" w:hAnsi="Symbol" w:hint="default"/>
-        <w:sz w:val="20"/>
-      </w:rPr>
-    </w:lvl>
-    <w:lvl w:ilvl="1">
-      <w:start w:val="1"/>
-      <w:numFmt w:val="bullet"/>
-      <w:lvlText w:val="o"/>
-      <w:lvlJc w:val="left"/>
-      <w:pPr>
-        <w:tabs>
-          <w:tab w:val="num" w:pos="1440"/>
-        </w:tabs>
-        <w:ind w:left="1440" w:hanging="360"/>
-      </w:pPr>
-      <w:rPr>
-        <w:rFonts w:ascii="Courier New" w:hAnsi="Courier New" w:hint="default"/>
-        <w:sz w:val="20"/>
-      </w:rPr>
-    </w:lvl>
-    <w:lvl w:ilvl="2" w:tentative="1">
-      <w:start w:val="1"/>
-      <w:numFmt w:val="bullet"/>
-      <w:lvlText w:val=""/>
-      <w:lvlJc w:val="left"/>
-      <w:pPr>
-        <w:tabs>
-          <w:tab w:val="num" w:pos="2160"/>
-        </w:tabs>
-        <w:ind w:left="2160" w:hanging="360"/>
-      </w:pPr>
-      <w:rPr>
-        <w:rFonts w:ascii="Wingdings" w:hAnsi="Wingdings" w:hint="default"/>
-        <w:sz w:val="20"/>
-      </w:rPr>
-    </w:lvl>
-    <w:lvl w:ilvl="3" w:tentative="1">
-      <w:start w:val="1"/>
-      <w:numFmt w:val="bullet"/>
-      <w:lvlText w:val=""/>
-      <w:lvlJc w:val="left"/>
-      <w:pPr>
-        <w:tabs>
-          <w:tab w:val="num" w:pos="2880"/>
-        </w:tabs>
-        <w:ind w:left="2880" w:hanging="360"/>
-      </w:pPr>
-      <w:rPr>
-        <w:rFonts w:ascii="Wingdings" w:hAnsi="Wingdings" w:hint="default"/>
-        <w:sz w:val="20"/>
-      </w:rPr>
-    </w:lvl>
-    <w:lvl w:ilvl="4" w:tentative="1">
-      <w:start w:val="1"/>
-      <w:numFmt w:val="bullet"/>
-      <w:lvlText w:val=""/>
-      <w:lvlJc w:val="left"/>
-      <w:pPr>
-        <w:tabs>
-          <w:tab w:val="num" w:pos="3600"/>
-        </w:tabs>
-        <w:ind w:left="3600" w:hanging="360"/>
-      </w:pPr>
-      <w:rPr>
-        <w:rFonts w:ascii="Wingdings" w:hAnsi="Wingdings" w:hint="default"/>
-        <w:sz w:val="20"/>
-      </w:rPr>
-    </w:lvl>
-    <w:lvl w:ilvl="5" w:tentative="1">
-      <w:start w:val="1"/>
-      <w:numFmt w:val="bullet"/>
-      <w:lvlText w:val=""/>
-      <w:lvlJc w:val="left"/>
-      <w:pPr>
-        <w:tabs>
-          <w:tab w:val="num" w:pos="4320"/>
-        </w:tabs>
-        <w:ind w:left="4320" w:hanging="360"/>
-      </w:pPr>
-      <w:rPr>
-        <w:rFonts w:ascii="Wingdings" w:hAnsi="Wingdings" w:hint="default"/>
-        <w:sz w:val="20"/>
-      </w:rPr>
-    </w:lvl>
-    <w:lvl w:ilvl="6" w:tentative="1">
-      <w:start w:val="1"/>
-      <w:numFmt w:val="bullet"/>
-      <w:lvlText w:val=""/>
-      <w:lvlJc w:val="left"/>
-      <w:pPr>
-        <w:tabs>
-          <w:tab w:val="num" w:pos="5040"/>
-        </w:tabs>
-        <w:ind w:left="5040" w:hanging="360"/>
-      </w:pPr>
-      <w:rPr>
-        <w:rFonts w:ascii="Wingdings" w:hAnsi="Wingdings" w:hint="default"/>
-        <w:sz w:val="20"/>
-      </w:rPr>
-    </w:lvl>
-    <w:lvl w:ilvl="7" w:tentative="1">
-      <w:start w:val="1"/>
-      <w:numFmt w:val="bullet"/>
-      <w:lvlText w:val=""/>
-      <w:lvlJc w:val="left"/>
-      <w:pPr>
-        <w:tabs>
-          <w:tab w:val="num" w:pos="5760"/>
-        </w:tabs>
-        <w:ind w:left="5760" w:hanging="360"/>
-      </w:pPr>
-      <w:rPr>
-        <w:rFonts w:ascii="Wingdings" w:hAnsi="Wingdings" w:hint="default"/>
-        <w:sz w:val="20"/>
-      </w:rPr>
-    </w:lvl>
-    <w:lvl w:ilvl="8" w:tentative="1">
-      <w:start w:val="1"/>
-      <w:numFmt w:val="bullet"/>
-      <w:lvlText w:val=""/>
-      <w:lvlJc w:val="left"/>
-      <w:pPr>
-        <w:tabs>
-          <w:tab w:val="num" w:pos="6480"/>
-        </w:tabs>
-        <w:ind w:left="6480" w:hanging="360"/>
-      </w:pPr>
-      <w:rPr>
-        <w:rFonts w:ascii="Wingdings" w:hAnsi="Wingdings" w:hint="default"/>
-        <w:sz w:val="20"/>
-      </w:rPr>
-    </w:lvl>
-  </w:abstractNum>
-  <w:abstractNum w:abstractNumId="4" w15:restartNumberingAfterBreak="0">
-    <w:nsid w:val="10F24990"/>
-    <w:multiLevelType w:val="multilevel"/>
-    <w:tmpl w:val="B9F6C3D8"/>
-    <w:lvl w:ilvl="0">
-      <w:start w:val="1"/>
-      <w:numFmt w:val="bullet"/>
-      <w:lvlText w:val=""/>
-      <w:lvlJc w:val="left"/>
-      <w:pPr>
-        <w:tabs>
-          <w:tab w:val="num" w:pos="720"/>
-        </w:tabs>
-        <w:ind w:left="720" w:hanging="360"/>
-      </w:pPr>
-      <w:rPr>
-        <w:rFonts w:ascii="Symbol" w:hAnsi="Symbol" w:hint="default"/>
-        <w:sz w:val="20"/>
-      </w:rPr>
-    </w:lvl>
-    <w:lvl w:ilvl="1" w:tentative="1">
-      <w:start w:val="1"/>
-      <w:numFmt w:val="bullet"/>
-      <w:lvlText w:val="o"/>
-      <w:lvlJc w:val="left"/>
-      <w:pPr>
-        <w:tabs>
-          <w:tab w:val="num" w:pos="1440"/>
-        </w:tabs>
-        <w:ind w:left="1440" w:hanging="360"/>
-      </w:pPr>
-      <w:rPr>
-        <w:rFonts w:ascii="Courier New" w:hAnsi="Courier New" w:hint="default"/>
-        <w:sz w:val="20"/>
-      </w:rPr>
-    </w:lvl>
-    <w:lvl w:ilvl="2" w:tentative="1">
-      <w:start w:val="1"/>
-      <w:numFmt w:val="bullet"/>
-      <w:lvlText w:val=""/>
-      <w:lvlJc w:val="left"/>
-      <w:pPr>
-        <w:tabs>
-          <w:tab w:val="num" w:pos="2160"/>
-        </w:tabs>
-        <w:ind w:left="2160" w:hanging="360"/>
-      </w:pPr>
-      <w:rPr>
-        <w:rFonts w:ascii="Wingdings" w:hAnsi="Wingdings" w:hint="default"/>
-        <w:sz w:val="20"/>
-      </w:rPr>
-    </w:lvl>
-    <w:lvl w:ilvl="3" w:tentative="1">
-      <w:start w:val="1"/>
-      <w:numFmt w:val="bullet"/>
-      <w:lvlText w:val=""/>
-      <w:lvlJc w:val="left"/>
-      <w:pPr>
-        <w:tabs>
-          <w:tab w:val="num" w:pos="2880"/>
-        </w:tabs>
-        <w:ind w:left="2880" w:hanging="360"/>
-      </w:pPr>
-      <w:rPr>
-        <w:rFonts w:ascii="Wingdings" w:hAnsi="Wingdings" w:hint="default"/>
-        <w:sz w:val="20"/>
-      </w:rPr>
-    </w:lvl>
-    <w:lvl w:ilvl="4" w:tentative="1">
-      <w:start w:val="1"/>
-      <w:numFmt w:val="bullet"/>
-      <w:lvlText w:val=""/>
-      <w:lvlJc w:val="left"/>
-      <w:pPr>
-        <w:tabs>
-          <w:tab w:val="num" w:pos="3600"/>
-        </w:tabs>
-        <w:ind w:left="3600" w:hanging="360"/>
-      </w:pPr>
-      <w:rPr>
-        <w:rFonts w:ascii="Wingdings" w:hAnsi="Wingdings" w:hint="default"/>
-        <w:sz w:val="20"/>
-      </w:rPr>
-    </w:lvl>
-    <w:lvl w:ilvl="5" w:tentative="1">
-      <w:start w:val="1"/>
-      <w:numFmt w:val="bullet"/>
-      <w:lvlText w:val=""/>
-      <w:lvlJc w:val="left"/>
-      <w:pPr>
-        <w:tabs>
-          <w:tab w:val="num" w:pos="4320"/>
-        </w:tabs>
-        <w:ind w:left="4320" w:hanging="360"/>
-      </w:pPr>
-      <w:rPr>
-        <w:rFonts w:ascii="Wingdings" w:hAnsi="Wingdings" w:hint="default"/>
-        <w:sz w:val="20"/>
-      </w:rPr>
-    </w:lvl>
-    <w:lvl w:ilvl="6" w:tentative="1">
-      <w:start w:val="1"/>
-      <w:numFmt w:val="bullet"/>
-      <w:lvlText w:val=""/>
-      <w:lvlJc w:val="left"/>
-      <w:pPr>
-        <w:tabs>
-          <w:tab w:val="num" w:pos="5040"/>
-        </w:tabs>
-        <w:ind w:left="5040" w:hanging="360"/>
-      </w:pPr>
-      <w:rPr>
-        <w:rFonts w:ascii="Wingdings" w:hAnsi="Wingdings" w:hint="default"/>
-        <w:sz w:val="20"/>
-      </w:rPr>
-    </w:lvl>
-    <w:lvl w:ilvl="7" w:tentative="1">
-      <w:start w:val="1"/>
-      <w:numFmt w:val="bullet"/>
-      <w:lvlText w:val=""/>
-      <w:lvlJc w:val="left"/>
-      <w:pPr>
-        <w:tabs>
-          <w:tab w:val="num" w:pos="5760"/>
-        </w:tabs>
-        <w:ind w:left="5760" w:hanging="360"/>
-      </w:pPr>
-      <w:rPr>
-        <w:rFonts w:ascii="Wingdings" w:hAnsi="Wingdings" w:hint="default"/>
-        <w:sz w:val="20"/>
-      </w:rPr>
-    </w:lvl>
-    <w:lvl w:ilvl="8" w:tentative="1">
-      <w:start w:val="1"/>
-      <w:numFmt w:val="bullet"/>
-      <w:lvlText w:val=""/>
-      <w:lvlJc w:val="left"/>
-      <w:pPr>
-        <w:tabs>
-          <w:tab w:val="num" w:pos="6480"/>
-        </w:tabs>
-        <w:ind w:left="6480" w:hanging="360"/>
-      </w:pPr>
-      <w:rPr>
-        <w:rFonts w:ascii="Wingdings" w:hAnsi="Wingdings" w:hint="default"/>
-        <w:sz w:val="20"/>
-      </w:rPr>
-    </w:lvl>
-  </w:abstractNum>
-  <w:abstractNum w:abstractNumId="5" w15:restartNumberingAfterBreak="0">
-    <w:nsid w:val="11BD3CD9"/>
-    <w:multiLevelType w:val="multilevel"/>
-    <w:tmpl w:val="1E367B10"/>
-    <w:lvl w:ilvl="0">
-      <w:start w:val="1"/>
-      <w:numFmt w:val="bullet"/>
-      <w:lvlText w:val=""/>
-      <w:lvlJc w:val="left"/>
-      <w:pPr>
-        <w:tabs>
-          <w:tab w:val="num" w:pos="720"/>
-        </w:tabs>
-        <w:ind w:left="720" w:hanging="360"/>
-      </w:pPr>
-      <w:rPr>
-        <w:rFonts w:ascii="Symbol" w:hAnsi="Symbol" w:hint="default"/>
-        <w:sz w:val="20"/>
-      </w:rPr>
-    </w:lvl>
-    <w:lvl w:ilvl="1" w:tentative="1">
-      <w:start w:val="1"/>
-      <w:numFmt w:val="bullet"/>
-      <w:lvlText w:val="o"/>
-      <w:lvlJc w:val="left"/>
-      <w:pPr>
-        <w:tabs>
-          <w:tab w:val="num" w:pos="1440"/>
-        </w:tabs>
-        <w:ind w:left="1440" w:hanging="360"/>
-      </w:pPr>
-      <w:rPr>
-        <w:rFonts w:ascii="Courier New" w:hAnsi="Courier New" w:hint="default"/>
-        <w:sz w:val="20"/>
-      </w:rPr>
-    </w:lvl>
-    <w:lvl w:ilvl="2" w:tentative="1">
-      <w:start w:val="1"/>
-      <w:numFmt w:val="bullet"/>
-      <w:lvlText w:val=""/>
-      <w:lvlJc w:val="left"/>
-      <w:pPr>
-        <w:tabs>
-          <w:tab w:val="num" w:pos="2160"/>
-        </w:tabs>
-        <w:ind w:left="2160" w:hanging="360"/>
-      </w:pPr>
-      <w:rPr>
-        <w:rFonts w:ascii="Wingdings" w:hAnsi="Wingdings" w:hint="default"/>
-        <w:sz w:val="20"/>
-      </w:rPr>
-    </w:lvl>
-    <w:lvl w:ilvl="3" w:tentative="1">
-      <w:start w:val="1"/>
-      <w:numFmt w:val="bullet"/>
-      <w:lvlText w:val=""/>
-      <w:lvlJc w:val="left"/>
-      <w:pPr>
-        <w:tabs>
-          <w:tab w:val="num" w:pos="2880"/>
-        </w:tabs>
-        <w:ind w:left="2880" w:hanging="360"/>
-      </w:pPr>
-      <w:rPr>
-        <w:rFonts w:ascii="Wingdings" w:hAnsi="Wingdings" w:hint="default"/>
-        <w:sz w:val="20"/>
-      </w:rPr>
-    </w:lvl>
-    <w:lvl w:ilvl="4" w:tentative="1">
-      <w:start w:val="1"/>
-      <w:numFmt w:val="bullet"/>
-      <w:lvlText w:val=""/>
-      <w:lvlJc w:val="left"/>
-      <w:pPr>
-        <w:tabs>
-          <w:tab w:val="num" w:pos="3600"/>
-        </w:tabs>
-        <w:ind w:left="3600" w:hanging="360"/>
-      </w:pPr>
-      <w:rPr>
-        <w:rFonts w:ascii="Wingdings" w:hAnsi="Wingdings" w:hint="default"/>
-        <w:sz w:val="20"/>
-      </w:rPr>
-    </w:lvl>
-    <w:lvl w:ilvl="5" w:tentative="1">
-      <w:start w:val="1"/>
-      <w:numFmt w:val="bullet"/>
-      <w:lvlText w:val=""/>
-      <w:lvlJc w:val="left"/>
-      <w:pPr>
-        <w:tabs>
-          <w:tab w:val="num" w:pos="4320"/>
-        </w:tabs>
-        <w:ind w:left="4320" w:hanging="360"/>
-      </w:pPr>
-      <w:rPr>
-        <w:rFonts w:ascii="Wingdings" w:hAnsi="Wingdings" w:hint="default"/>
-        <w:sz w:val="20"/>
-      </w:rPr>
-    </w:lvl>
-    <w:lvl w:ilvl="6" w:tentative="1">
-      <w:start w:val="1"/>
-      <w:numFmt w:val="bullet"/>
-      <w:lvlText w:val=""/>
-      <w:lvlJc w:val="left"/>
-      <w:pPr>
-        <w:tabs>
-          <w:tab w:val="num" w:pos="5040"/>
-        </w:tabs>
-        <w:ind w:left="5040" w:hanging="360"/>
-      </w:pPr>
-      <w:rPr>
-        <w:rFonts w:ascii="Wingdings" w:hAnsi="Wingdings" w:hint="default"/>
-        <w:sz w:val="20"/>
-      </w:rPr>
-    </w:lvl>
-    <w:lvl w:ilvl="7" w:tentative="1">
-      <w:start w:val="1"/>
-      <w:numFmt w:val="bullet"/>
-      <w:lvlText w:val=""/>
-      <w:lvlJc w:val="left"/>
-      <w:pPr>
-        <w:tabs>
-          <w:tab w:val="num" w:pos="5760"/>
-        </w:tabs>
-        <w:ind w:left="5760" w:hanging="360"/>
-      </w:pPr>
-      <w:rPr>
-        <w:rFonts w:ascii="Wingdings" w:hAnsi="Wingdings" w:hint="default"/>
-        <w:sz w:val="20"/>
-      </w:rPr>
-    </w:lvl>
-    <w:lvl w:ilvl="8" w:tentative="1">
-      <w:start w:val="1"/>
-      <w:numFmt w:val="bullet"/>
-      <w:lvlText w:val=""/>
-      <w:lvlJc w:val="left"/>
-      <w:pPr>
-        <w:tabs>
-          <w:tab w:val="num" w:pos="6480"/>
-        </w:tabs>
-        <w:ind w:left="6480" w:hanging="360"/>
-      </w:pPr>
-      <w:rPr>
-        <w:rFonts w:ascii="Wingdings" w:hAnsi="Wingdings" w:hint="default"/>
-        <w:sz w:val="20"/>
-      </w:rPr>
-    </w:lvl>
-  </w:abstractNum>
-  <w:abstractNum w:abstractNumId="6" w15:restartNumberingAfterBreak="0">
     <w:nsid w:val="132D649C"/>
     <w:multiLevelType w:val="multilevel"/>
     <w:tmpl w:val="FE9E929E"/>
@@ -20020,120 +19230,7 @@
       </w:rPr>
     </w:lvl>
   </w:abstractNum>
-  <w:abstractNum w:abstractNumId="7" w15:restartNumberingAfterBreak="0">
-    <w:nsid w:val="14861BBD"/>
-    <w:multiLevelType w:val="multilevel"/>
-    <w:tmpl w:val="917CCD6E"/>
-    <w:lvl w:ilvl="0">
-      <w:start w:val="1"/>
-      <w:numFmt w:val="decimal"/>
-      <w:lvlText w:val="%1."/>
-      <w:lvlJc w:val="left"/>
-      <w:pPr>
-        <w:tabs>
-          <w:tab w:val="num" w:pos="720"/>
-        </w:tabs>
-        <w:ind w:left="720" w:hanging="360"/>
-      </w:pPr>
-    </w:lvl>
-    <w:lvl w:ilvl="1" w:tentative="1">
-      <w:start w:val="1"/>
-      <w:numFmt w:val="decimal"/>
-      <w:lvlText w:val="%2."/>
-      <w:lvlJc w:val="left"/>
-      <w:pPr>
-        <w:tabs>
-          <w:tab w:val="num" w:pos="1440"/>
-        </w:tabs>
-        <w:ind w:left="1440" w:hanging="360"/>
-      </w:pPr>
-    </w:lvl>
-    <w:lvl w:ilvl="2" w:tentative="1">
-      <w:start w:val="1"/>
-      <w:numFmt w:val="decimal"/>
-      <w:lvlText w:val="%3."/>
-      <w:lvlJc w:val="left"/>
-      <w:pPr>
-        <w:tabs>
-          <w:tab w:val="num" w:pos="2160"/>
-        </w:tabs>
-        <w:ind w:left="2160" w:hanging="360"/>
-      </w:pPr>
-    </w:lvl>
-    <w:lvl w:ilvl="3" w:tentative="1">
-      <w:start w:val="1"/>
-      <w:numFmt w:val="decimal"/>
-      <w:lvlText w:val="%4."/>
-      <w:lvlJc w:val="left"/>
-      <w:pPr>
-        <w:tabs>
-          <w:tab w:val="num" w:pos="2880"/>
-        </w:tabs>
-        <w:ind w:left="2880" w:hanging="360"/>
-      </w:pPr>
-    </w:lvl>
-    <w:lvl w:ilvl="4" w:tentative="1">
-      <w:start w:val="1"/>
-      <w:numFmt w:val="decimal"/>
-      <w:lvlText w:val="%5."/>
-      <w:lvlJc w:val="left"/>
-      <w:pPr>
-        <w:tabs>
-          <w:tab w:val="num" w:pos="3600"/>
-        </w:tabs>
-        <w:ind w:left="3600" w:hanging="360"/>
-      </w:pPr>
-    </w:lvl>
-    <w:lvl w:ilvl="5" w:tentative="1">
-      <w:start w:val="1"/>
-      <w:numFmt w:val="decimal"/>
-      <w:lvlText w:val="%6."/>
-      <w:lvlJc w:val="left"/>
-      <w:pPr>
-        <w:tabs>
-          <w:tab w:val="num" w:pos="4320"/>
-        </w:tabs>
-        <w:ind w:left="4320" w:hanging="360"/>
-      </w:pPr>
-    </w:lvl>
-    <w:lvl w:ilvl="6" w:tentative="1">
-      <w:start w:val="1"/>
-      <w:numFmt w:val="decimal"/>
-      <w:lvlText w:val="%7."/>
-      <w:lvlJc w:val="left"/>
-      <w:pPr>
-        <w:tabs>
-          <w:tab w:val="num" w:pos="5040"/>
-        </w:tabs>
-        <w:ind w:left="5040" w:hanging="360"/>
-      </w:pPr>
-    </w:lvl>
-    <w:lvl w:ilvl="7" w:tentative="1">
-      <w:start w:val="1"/>
-      <w:numFmt w:val="decimal"/>
-      <w:lvlText w:val="%8."/>
-      <w:lvlJc w:val="left"/>
-      <w:pPr>
-        <w:tabs>
-          <w:tab w:val="num" w:pos="5760"/>
-        </w:tabs>
-        <w:ind w:left="5760" w:hanging="360"/>
-      </w:pPr>
-    </w:lvl>
-    <w:lvl w:ilvl="8" w:tentative="1">
-      <w:start w:val="1"/>
-      <w:numFmt w:val="decimal"/>
-      <w:lvlText w:val="%9."/>
-      <w:lvlJc w:val="left"/>
-      <w:pPr>
-        <w:tabs>
-          <w:tab w:val="num" w:pos="6480"/>
-        </w:tabs>
-        <w:ind w:left="6480" w:hanging="360"/>
-      </w:pPr>
-    </w:lvl>
-  </w:abstractNum>
-  <w:abstractNum w:abstractNumId="8" w15:restartNumberingAfterBreak="0">
+  <w:abstractNum w:abstractNumId="1" w15:restartNumberingAfterBreak="0">
     <w:nsid w:val="17816642"/>
     <w:multiLevelType w:val="hybridMultilevel"/>
     <w:tmpl w:val="635419B6"/>
@@ -20246,305 +19343,7 @@
       </w:rPr>
     </w:lvl>
   </w:abstractNum>
-  <w:abstractNum w:abstractNumId="9" w15:restartNumberingAfterBreak="0">
-    <w:nsid w:val="17C50DDE"/>
-    <w:multiLevelType w:val="multilevel"/>
-    <w:tmpl w:val="59F21044"/>
-    <w:lvl w:ilvl="0">
-      <w:start w:val="1"/>
-      <w:numFmt w:val="bullet"/>
-      <w:lvlText w:val=""/>
-      <w:lvlJc w:val="left"/>
-      <w:pPr>
-        <w:tabs>
-          <w:tab w:val="num" w:pos="720"/>
-        </w:tabs>
-        <w:ind w:left="720" w:hanging="360"/>
-      </w:pPr>
-      <w:rPr>
-        <w:rFonts w:ascii="Symbol" w:hAnsi="Symbol" w:hint="default"/>
-        <w:sz w:val="20"/>
-      </w:rPr>
-    </w:lvl>
-    <w:lvl w:ilvl="1" w:tentative="1">
-      <w:start w:val="1"/>
-      <w:numFmt w:val="bullet"/>
-      <w:lvlText w:val="o"/>
-      <w:lvlJc w:val="left"/>
-      <w:pPr>
-        <w:tabs>
-          <w:tab w:val="num" w:pos="1440"/>
-        </w:tabs>
-        <w:ind w:left="1440" w:hanging="360"/>
-      </w:pPr>
-      <w:rPr>
-        <w:rFonts w:ascii="Courier New" w:hAnsi="Courier New" w:hint="default"/>
-        <w:sz w:val="20"/>
-      </w:rPr>
-    </w:lvl>
-    <w:lvl w:ilvl="2" w:tentative="1">
-      <w:start w:val="1"/>
-      <w:numFmt w:val="bullet"/>
-      <w:lvlText w:val=""/>
-      <w:lvlJc w:val="left"/>
-      <w:pPr>
-        <w:tabs>
-          <w:tab w:val="num" w:pos="2160"/>
-        </w:tabs>
-        <w:ind w:left="2160" w:hanging="360"/>
-      </w:pPr>
-      <w:rPr>
-        <w:rFonts w:ascii="Wingdings" w:hAnsi="Wingdings" w:hint="default"/>
-        <w:sz w:val="20"/>
-      </w:rPr>
-    </w:lvl>
-    <w:lvl w:ilvl="3" w:tentative="1">
-      <w:start w:val="1"/>
-      <w:numFmt w:val="bullet"/>
-      <w:lvlText w:val=""/>
-      <w:lvlJc w:val="left"/>
-      <w:pPr>
-        <w:tabs>
-          <w:tab w:val="num" w:pos="2880"/>
-        </w:tabs>
-        <w:ind w:left="2880" w:hanging="360"/>
-      </w:pPr>
-      <w:rPr>
-        <w:rFonts w:ascii="Wingdings" w:hAnsi="Wingdings" w:hint="default"/>
-        <w:sz w:val="20"/>
-      </w:rPr>
-    </w:lvl>
-    <w:lvl w:ilvl="4" w:tentative="1">
-      <w:start w:val="1"/>
-      <w:numFmt w:val="bullet"/>
-      <w:lvlText w:val=""/>
-      <w:lvlJc w:val="left"/>
-      <w:pPr>
-        <w:tabs>
-          <w:tab w:val="num" w:pos="3600"/>
-        </w:tabs>
-        <w:ind w:left="3600" w:hanging="360"/>
-      </w:pPr>
-      <w:rPr>
-        <w:rFonts w:ascii="Wingdings" w:hAnsi="Wingdings" w:hint="default"/>
-        <w:sz w:val="20"/>
-      </w:rPr>
-    </w:lvl>
-    <w:lvl w:ilvl="5" w:tentative="1">
-      <w:start w:val="1"/>
-      <w:numFmt w:val="bullet"/>
-      <w:lvlText w:val=""/>
-      <w:lvlJc w:val="left"/>
-      <w:pPr>
-        <w:tabs>
-          <w:tab w:val="num" w:pos="4320"/>
-        </w:tabs>
-        <w:ind w:left="4320" w:hanging="360"/>
-      </w:pPr>
-      <w:rPr>
-        <w:rFonts w:ascii="Wingdings" w:hAnsi="Wingdings" w:hint="default"/>
-        <w:sz w:val="20"/>
-      </w:rPr>
-    </w:lvl>
-    <w:lvl w:ilvl="6" w:tentative="1">
-      <w:start w:val="1"/>
-      <w:numFmt w:val="bullet"/>
-      <w:lvlText w:val=""/>
-      <w:lvlJc w:val="left"/>
-      <w:pPr>
-        <w:tabs>
-          <w:tab w:val="num" w:pos="5040"/>
-        </w:tabs>
-        <w:ind w:left="5040" w:hanging="360"/>
-      </w:pPr>
-      <w:rPr>
-        <w:rFonts w:ascii="Wingdings" w:hAnsi="Wingdings" w:hint="default"/>
-        <w:sz w:val="20"/>
-      </w:rPr>
-    </w:lvl>
-    <w:lvl w:ilvl="7" w:tentative="1">
-      <w:start w:val="1"/>
-      <w:numFmt w:val="bullet"/>
-      <w:lvlText w:val=""/>
-      <w:lvlJc w:val="left"/>
-      <w:pPr>
-        <w:tabs>
-          <w:tab w:val="num" w:pos="5760"/>
-        </w:tabs>
-        <w:ind w:left="5760" w:hanging="360"/>
-      </w:pPr>
-      <w:rPr>
-        <w:rFonts w:ascii="Wingdings" w:hAnsi="Wingdings" w:hint="default"/>
-        <w:sz w:val="20"/>
-      </w:rPr>
-    </w:lvl>
-    <w:lvl w:ilvl="8" w:tentative="1">
-      <w:start w:val="1"/>
-      <w:numFmt w:val="bullet"/>
-      <w:lvlText w:val=""/>
-      <w:lvlJc w:val="left"/>
-      <w:pPr>
-        <w:tabs>
-          <w:tab w:val="num" w:pos="6480"/>
-        </w:tabs>
-        <w:ind w:left="6480" w:hanging="360"/>
-      </w:pPr>
-      <w:rPr>
-        <w:rFonts w:ascii="Wingdings" w:hAnsi="Wingdings" w:hint="default"/>
-        <w:sz w:val="20"/>
-      </w:rPr>
-    </w:lvl>
-  </w:abstractNum>
-  <w:abstractNum w:abstractNumId="10" w15:restartNumberingAfterBreak="0">
-    <w:nsid w:val="1D0E4B73"/>
-    <w:multiLevelType w:val="multilevel"/>
-    <w:tmpl w:val="93B06E40"/>
-    <w:lvl w:ilvl="0">
-      <w:start w:val="1"/>
-      <w:numFmt w:val="bullet"/>
-      <w:lvlText w:val=""/>
-      <w:lvlJc w:val="left"/>
-      <w:pPr>
-        <w:tabs>
-          <w:tab w:val="num" w:pos="720"/>
-        </w:tabs>
-        <w:ind w:left="720" w:hanging="360"/>
-      </w:pPr>
-      <w:rPr>
-        <w:rFonts w:ascii="Symbol" w:hAnsi="Symbol" w:hint="default"/>
-        <w:sz w:val="20"/>
-      </w:rPr>
-    </w:lvl>
-    <w:lvl w:ilvl="1" w:tentative="1">
-      <w:start w:val="1"/>
-      <w:numFmt w:val="bullet"/>
-      <w:lvlText w:val="o"/>
-      <w:lvlJc w:val="left"/>
-      <w:pPr>
-        <w:tabs>
-          <w:tab w:val="num" w:pos="1440"/>
-        </w:tabs>
-        <w:ind w:left="1440" w:hanging="360"/>
-      </w:pPr>
-      <w:rPr>
-        <w:rFonts w:ascii="Courier New" w:hAnsi="Courier New" w:hint="default"/>
-        <w:sz w:val="20"/>
-      </w:rPr>
-    </w:lvl>
-    <w:lvl w:ilvl="2" w:tentative="1">
-      <w:start w:val="1"/>
-      <w:numFmt w:val="bullet"/>
-      <w:lvlText w:val=""/>
-      <w:lvlJc w:val="left"/>
-      <w:pPr>
-        <w:tabs>
-          <w:tab w:val="num" w:pos="2160"/>
-        </w:tabs>
-        <w:ind w:left="2160" w:hanging="360"/>
-      </w:pPr>
-      <w:rPr>
-        <w:rFonts w:ascii="Wingdings" w:hAnsi="Wingdings" w:hint="default"/>
-        <w:sz w:val="20"/>
-      </w:rPr>
-    </w:lvl>
-    <w:lvl w:ilvl="3" w:tentative="1">
-      <w:start w:val="1"/>
-      <w:numFmt w:val="bullet"/>
-      <w:lvlText w:val=""/>
-      <w:lvlJc w:val="left"/>
-      <w:pPr>
-        <w:tabs>
-          <w:tab w:val="num" w:pos="2880"/>
-        </w:tabs>
-        <w:ind w:left="2880" w:hanging="360"/>
-      </w:pPr>
-      <w:rPr>
-        <w:rFonts w:ascii="Wingdings" w:hAnsi="Wingdings" w:hint="default"/>
-        <w:sz w:val="20"/>
-      </w:rPr>
-    </w:lvl>
-    <w:lvl w:ilvl="4" w:tentative="1">
-      <w:start w:val="1"/>
-      <w:numFmt w:val="bullet"/>
-      <w:lvlText w:val=""/>
-      <w:lvlJc w:val="left"/>
-      <w:pPr>
-        <w:tabs>
-          <w:tab w:val="num" w:pos="3600"/>
-        </w:tabs>
-        <w:ind w:left="3600" w:hanging="360"/>
-      </w:pPr>
-      <w:rPr>
-        <w:rFonts w:ascii="Wingdings" w:hAnsi="Wingdings" w:hint="default"/>
-        <w:sz w:val="20"/>
-      </w:rPr>
-    </w:lvl>
-    <w:lvl w:ilvl="5" w:tentative="1">
-      <w:start w:val="1"/>
-      <w:numFmt w:val="bullet"/>
-      <w:lvlText w:val=""/>
-      <w:lvlJc w:val="left"/>
-      <w:pPr>
-        <w:tabs>
-          <w:tab w:val="num" w:pos="4320"/>
-        </w:tabs>
-        <w:ind w:left="4320" w:hanging="360"/>
-      </w:pPr>
-      <w:rPr>
-        <w:rFonts w:ascii="Wingdings" w:hAnsi="Wingdings" w:hint="default"/>
-        <w:sz w:val="20"/>
-      </w:rPr>
-    </w:lvl>
-    <w:lvl w:ilvl="6" w:tentative="1">
-      <w:start w:val="1"/>
-      <w:numFmt w:val="bullet"/>
-      <w:lvlText w:val=""/>
-      <w:lvlJc w:val="left"/>
-      <w:pPr>
-        <w:tabs>
-          <w:tab w:val="num" w:pos="5040"/>
-        </w:tabs>
-        <w:ind w:left="5040" w:hanging="360"/>
-      </w:pPr>
-      <w:rPr>
-        <w:rFonts w:ascii="Wingdings" w:hAnsi="Wingdings" w:hint="default"/>
-        <w:sz w:val="20"/>
-      </w:rPr>
-    </w:lvl>
-    <w:lvl w:ilvl="7" w:tentative="1">
-      <w:start w:val="1"/>
-      <w:numFmt w:val="bullet"/>
-      <w:lvlText w:val=""/>
-      <w:lvlJc w:val="left"/>
-      <w:pPr>
-        <w:tabs>
-          <w:tab w:val="num" w:pos="5760"/>
-        </w:tabs>
-        <w:ind w:left="5760" w:hanging="360"/>
-      </w:pPr>
-      <w:rPr>
-        <w:rFonts w:ascii="Wingdings" w:hAnsi="Wingdings" w:hint="default"/>
-        <w:sz w:val="20"/>
-      </w:rPr>
-    </w:lvl>
-    <w:lvl w:ilvl="8" w:tentative="1">
-      <w:start w:val="1"/>
-      <w:numFmt w:val="bullet"/>
-      <w:lvlText w:val=""/>
-      <w:lvlJc w:val="left"/>
-      <w:pPr>
-        <w:tabs>
-          <w:tab w:val="num" w:pos="6480"/>
-        </w:tabs>
-        <w:ind w:left="6480" w:hanging="360"/>
-      </w:pPr>
-      <w:rPr>
-        <w:rFonts w:ascii="Wingdings" w:hAnsi="Wingdings" w:hint="default"/>
-        <w:sz w:val="20"/>
-      </w:rPr>
-    </w:lvl>
-  </w:abstractNum>
-  <w:abstractNum w:abstractNumId="11" w15:restartNumberingAfterBreak="0">
+  <w:abstractNum w:abstractNumId="2" w15:restartNumberingAfterBreak="0">
     <w:nsid w:val="1DE920AB"/>
     <w:multiLevelType w:val="multilevel"/>
     <w:tmpl w:val="F836C1E6"/>
@@ -20693,305 +19492,7 @@
       </w:rPr>
     </w:lvl>
   </w:abstractNum>
-  <w:abstractNum w:abstractNumId="12" w15:restartNumberingAfterBreak="0">
-    <w:nsid w:val="20867FBA"/>
-    <w:multiLevelType w:val="multilevel"/>
-    <w:tmpl w:val="BEF2F0D4"/>
-    <w:lvl w:ilvl="0">
-      <w:start w:val="1"/>
-      <w:numFmt w:val="bullet"/>
-      <w:lvlText w:val=""/>
-      <w:lvlJc w:val="left"/>
-      <w:pPr>
-        <w:tabs>
-          <w:tab w:val="num" w:pos="720"/>
-        </w:tabs>
-        <w:ind w:left="720" w:hanging="360"/>
-      </w:pPr>
-      <w:rPr>
-        <w:rFonts w:ascii="Symbol" w:hAnsi="Symbol" w:hint="default"/>
-        <w:sz w:val="20"/>
-      </w:rPr>
-    </w:lvl>
-    <w:lvl w:ilvl="1" w:tentative="1">
-      <w:start w:val="1"/>
-      <w:numFmt w:val="bullet"/>
-      <w:lvlText w:val="o"/>
-      <w:lvlJc w:val="left"/>
-      <w:pPr>
-        <w:tabs>
-          <w:tab w:val="num" w:pos="1440"/>
-        </w:tabs>
-        <w:ind w:left="1440" w:hanging="360"/>
-      </w:pPr>
-      <w:rPr>
-        <w:rFonts w:ascii="Courier New" w:hAnsi="Courier New" w:hint="default"/>
-        <w:sz w:val="20"/>
-      </w:rPr>
-    </w:lvl>
-    <w:lvl w:ilvl="2" w:tentative="1">
-      <w:start w:val="1"/>
-      <w:numFmt w:val="bullet"/>
-      <w:lvlText w:val=""/>
-      <w:lvlJc w:val="left"/>
-      <w:pPr>
-        <w:tabs>
-          <w:tab w:val="num" w:pos="2160"/>
-        </w:tabs>
-        <w:ind w:left="2160" w:hanging="360"/>
-      </w:pPr>
-      <w:rPr>
-        <w:rFonts w:ascii="Wingdings" w:hAnsi="Wingdings" w:hint="default"/>
-        <w:sz w:val="20"/>
-      </w:rPr>
-    </w:lvl>
-    <w:lvl w:ilvl="3" w:tentative="1">
-      <w:start w:val="1"/>
-      <w:numFmt w:val="bullet"/>
-      <w:lvlText w:val=""/>
-      <w:lvlJc w:val="left"/>
-      <w:pPr>
-        <w:tabs>
-          <w:tab w:val="num" w:pos="2880"/>
-        </w:tabs>
-        <w:ind w:left="2880" w:hanging="360"/>
-      </w:pPr>
-      <w:rPr>
-        <w:rFonts w:ascii="Wingdings" w:hAnsi="Wingdings" w:hint="default"/>
-        <w:sz w:val="20"/>
-      </w:rPr>
-    </w:lvl>
-    <w:lvl w:ilvl="4" w:tentative="1">
-      <w:start w:val="1"/>
-      <w:numFmt w:val="bullet"/>
-      <w:lvlText w:val=""/>
-      <w:lvlJc w:val="left"/>
-      <w:pPr>
-        <w:tabs>
-          <w:tab w:val="num" w:pos="3600"/>
-        </w:tabs>
-        <w:ind w:left="3600" w:hanging="360"/>
-      </w:pPr>
-      <w:rPr>
-        <w:rFonts w:ascii="Wingdings" w:hAnsi="Wingdings" w:hint="default"/>
-        <w:sz w:val="20"/>
-      </w:rPr>
-    </w:lvl>
-    <w:lvl w:ilvl="5" w:tentative="1">
-      <w:start w:val="1"/>
-      <w:numFmt w:val="bullet"/>
-      <w:lvlText w:val=""/>
-      <w:lvlJc w:val="left"/>
-      <w:pPr>
-        <w:tabs>
-          <w:tab w:val="num" w:pos="4320"/>
-        </w:tabs>
-        <w:ind w:left="4320" w:hanging="360"/>
-      </w:pPr>
-      <w:rPr>
-        <w:rFonts w:ascii="Wingdings" w:hAnsi="Wingdings" w:hint="default"/>
-        <w:sz w:val="20"/>
-      </w:rPr>
-    </w:lvl>
-    <w:lvl w:ilvl="6" w:tentative="1">
-      <w:start w:val="1"/>
-      <w:numFmt w:val="bullet"/>
-      <w:lvlText w:val=""/>
-      <w:lvlJc w:val="left"/>
-      <w:pPr>
-        <w:tabs>
-          <w:tab w:val="num" w:pos="5040"/>
-        </w:tabs>
-        <w:ind w:left="5040" w:hanging="360"/>
-      </w:pPr>
-      <w:rPr>
-        <w:rFonts w:ascii="Wingdings" w:hAnsi="Wingdings" w:hint="default"/>
-        <w:sz w:val="20"/>
-      </w:rPr>
-    </w:lvl>
-    <w:lvl w:ilvl="7" w:tentative="1">
-      <w:start w:val="1"/>
-      <w:numFmt w:val="bullet"/>
-      <w:lvlText w:val=""/>
-      <w:lvlJc w:val="left"/>
-      <w:pPr>
-        <w:tabs>
-          <w:tab w:val="num" w:pos="5760"/>
-        </w:tabs>
-        <w:ind w:left="5760" w:hanging="360"/>
-      </w:pPr>
-      <w:rPr>
-        <w:rFonts w:ascii="Wingdings" w:hAnsi="Wingdings" w:hint="default"/>
-        <w:sz w:val="20"/>
-      </w:rPr>
-    </w:lvl>
-    <w:lvl w:ilvl="8" w:tentative="1">
-      <w:start w:val="1"/>
-      <w:numFmt w:val="bullet"/>
-      <w:lvlText w:val=""/>
-      <w:lvlJc w:val="left"/>
-      <w:pPr>
-        <w:tabs>
-          <w:tab w:val="num" w:pos="6480"/>
-        </w:tabs>
-        <w:ind w:left="6480" w:hanging="360"/>
-      </w:pPr>
-      <w:rPr>
-        <w:rFonts w:ascii="Wingdings" w:hAnsi="Wingdings" w:hint="default"/>
-        <w:sz w:val="20"/>
-      </w:rPr>
-    </w:lvl>
-  </w:abstractNum>
-  <w:abstractNum w:abstractNumId="13" w15:restartNumberingAfterBreak="0">
-    <w:nsid w:val="215F6E29"/>
-    <w:multiLevelType w:val="multilevel"/>
-    <w:tmpl w:val="BE9ABDBC"/>
-    <w:lvl w:ilvl="0">
-      <w:start w:val="1"/>
-      <w:numFmt w:val="bullet"/>
-      <w:lvlText w:val=""/>
-      <w:lvlJc w:val="left"/>
-      <w:pPr>
-        <w:tabs>
-          <w:tab w:val="num" w:pos="720"/>
-        </w:tabs>
-        <w:ind w:left="720" w:hanging="360"/>
-      </w:pPr>
-      <w:rPr>
-        <w:rFonts w:ascii="Symbol" w:hAnsi="Symbol" w:hint="default"/>
-        <w:sz w:val="20"/>
-      </w:rPr>
-    </w:lvl>
-    <w:lvl w:ilvl="1" w:tentative="1">
-      <w:start w:val="1"/>
-      <w:numFmt w:val="bullet"/>
-      <w:lvlText w:val="o"/>
-      <w:lvlJc w:val="left"/>
-      <w:pPr>
-        <w:tabs>
-          <w:tab w:val="num" w:pos="1440"/>
-        </w:tabs>
-        <w:ind w:left="1440" w:hanging="360"/>
-      </w:pPr>
-      <w:rPr>
-        <w:rFonts w:ascii="Courier New" w:hAnsi="Courier New" w:hint="default"/>
-        <w:sz w:val="20"/>
-      </w:rPr>
-    </w:lvl>
-    <w:lvl w:ilvl="2" w:tentative="1">
-      <w:start w:val="1"/>
-      <w:numFmt w:val="bullet"/>
-      <w:lvlText w:val=""/>
-      <w:lvlJc w:val="left"/>
-      <w:pPr>
-        <w:tabs>
-          <w:tab w:val="num" w:pos="2160"/>
-        </w:tabs>
-        <w:ind w:left="2160" w:hanging="360"/>
-      </w:pPr>
-      <w:rPr>
-        <w:rFonts w:ascii="Wingdings" w:hAnsi="Wingdings" w:hint="default"/>
-        <w:sz w:val="20"/>
-      </w:rPr>
-    </w:lvl>
-    <w:lvl w:ilvl="3" w:tentative="1">
-      <w:start w:val="1"/>
-      <w:numFmt w:val="bullet"/>
-      <w:lvlText w:val=""/>
-      <w:lvlJc w:val="left"/>
-      <w:pPr>
-        <w:tabs>
-          <w:tab w:val="num" w:pos="2880"/>
-        </w:tabs>
-        <w:ind w:left="2880" w:hanging="360"/>
-      </w:pPr>
-      <w:rPr>
-        <w:rFonts w:ascii="Wingdings" w:hAnsi="Wingdings" w:hint="default"/>
-        <w:sz w:val="20"/>
-      </w:rPr>
-    </w:lvl>
-    <w:lvl w:ilvl="4" w:tentative="1">
-      <w:start w:val="1"/>
-      <w:numFmt w:val="bullet"/>
-      <w:lvlText w:val=""/>
-      <w:lvlJc w:val="left"/>
-      <w:pPr>
-        <w:tabs>
-          <w:tab w:val="num" w:pos="3600"/>
-        </w:tabs>
-        <w:ind w:left="3600" w:hanging="360"/>
-      </w:pPr>
-      <w:rPr>
-        <w:rFonts w:ascii="Wingdings" w:hAnsi="Wingdings" w:hint="default"/>
-        <w:sz w:val="20"/>
-      </w:rPr>
-    </w:lvl>
-    <w:lvl w:ilvl="5" w:tentative="1">
-      <w:start w:val="1"/>
-      <w:numFmt w:val="bullet"/>
-      <w:lvlText w:val=""/>
-      <w:lvlJc w:val="left"/>
-      <w:pPr>
-        <w:tabs>
-          <w:tab w:val="num" w:pos="4320"/>
-        </w:tabs>
-        <w:ind w:left="4320" w:hanging="360"/>
-      </w:pPr>
-      <w:rPr>
-        <w:rFonts w:ascii="Wingdings" w:hAnsi="Wingdings" w:hint="default"/>
-        <w:sz w:val="20"/>
-      </w:rPr>
-    </w:lvl>
-    <w:lvl w:ilvl="6" w:tentative="1">
-      <w:start w:val="1"/>
-      <w:numFmt w:val="bullet"/>
-      <w:lvlText w:val=""/>
-      <w:lvlJc w:val="left"/>
-      <w:pPr>
-        <w:tabs>
-          <w:tab w:val="num" w:pos="5040"/>
-        </w:tabs>
-        <w:ind w:left="5040" w:hanging="360"/>
-      </w:pPr>
-      <w:rPr>
-        <w:rFonts w:ascii="Wingdings" w:hAnsi="Wingdings" w:hint="default"/>
-        <w:sz w:val="20"/>
-      </w:rPr>
-    </w:lvl>
-    <w:lvl w:ilvl="7" w:tentative="1">
-      <w:start w:val="1"/>
-      <w:numFmt w:val="bullet"/>
-      <w:lvlText w:val=""/>
-      <w:lvlJc w:val="left"/>
-      <w:pPr>
-        <w:tabs>
-          <w:tab w:val="num" w:pos="5760"/>
-        </w:tabs>
-        <w:ind w:left="5760" w:hanging="360"/>
-      </w:pPr>
-      <w:rPr>
-        <w:rFonts w:ascii="Wingdings" w:hAnsi="Wingdings" w:hint="default"/>
-        <w:sz w:val="20"/>
-      </w:rPr>
-    </w:lvl>
-    <w:lvl w:ilvl="8" w:tentative="1">
-      <w:start w:val="1"/>
-      <w:numFmt w:val="bullet"/>
-      <w:lvlText w:val=""/>
-      <w:lvlJc w:val="left"/>
-      <w:pPr>
-        <w:tabs>
-          <w:tab w:val="num" w:pos="6480"/>
-        </w:tabs>
-        <w:ind w:left="6480" w:hanging="360"/>
-      </w:pPr>
-      <w:rPr>
-        <w:rFonts w:ascii="Wingdings" w:hAnsi="Wingdings" w:hint="default"/>
-        <w:sz w:val="20"/>
-      </w:rPr>
-    </w:lvl>
-  </w:abstractNum>
-  <w:abstractNum w:abstractNumId="14" w15:restartNumberingAfterBreak="0">
+  <w:abstractNum w:abstractNumId="3" w15:restartNumberingAfterBreak="0">
     <w:nsid w:val="24550110"/>
     <w:multiLevelType w:val="multilevel"/>
     <w:tmpl w:val="C5D28298"/>
@@ -21140,7 +19641,7 @@
       </w:rPr>
     </w:lvl>
   </w:abstractNum>
-  <w:abstractNum w:abstractNumId="15" w15:restartNumberingAfterBreak="0">
+  <w:abstractNum w:abstractNumId="4" w15:restartNumberingAfterBreak="0">
     <w:nsid w:val="271B787E"/>
     <w:multiLevelType w:val="multilevel"/>
     <w:tmpl w:val="7592FCBA"/>
@@ -21253,305 +19754,7 @@
       </w:pPr>
     </w:lvl>
   </w:abstractNum>
-  <w:abstractNum w:abstractNumId="16" w15:restartNumberingAfterBreak="0">
-    <w:nsid w:val="2C0F7AE0"/>
-    <w:multiLevelType w:val="multilevel"/>
-    <w:tmpl w:val="53322DE4"/>
-    <w:lvl w:ilvl="0">
-      <w:start w:val="1"/>
-      <w:numFmt w:val="bullet"/>
-      <w:lvlText w:val=""/>
-      <w:lvlJc w:val="left"/>
-      <w:pPr>
-        <w:tabs>
-          <w:tab w:val="num" w:pos="720"/>
-        </w:tabs>
-        <w:ind w:left="720" w:hanging="360"/>
-      </w:pPr>
-      <w:rPr>
-        <w:rFonts w:ascii="Symbol" w:hAnsi="Symbol" w:hint="default"/>
-        <w:sz w:val="20"/>
-      </w:rPr>
-    </w:lvl>
-    <w:lvl w:ilvl="1" w:tentative="1">
-      <w:start w:val="1"/>
-      <w:numFmt w:val="bullet"/>
-      <w:lvlText w:val="o"/>
-      <w:lvlJc w:val="left"/>
-      <w:pPr>
-        <w:tabs>
-          <w:tab w:val="num" w:pos="1440"/>
-        </w:tabs>
-        <w:ind w:left="1440" w:hanging="360"/>
-      </w:pPr>
-      <w:rPr>
-        <w:rFonts w:ascii="Courier New" w:hAnsi="Courier New" w:hint="default"/>
-        <w:sz w:val="20"/>
-      </w:rPr>
-    </w:lvl>
-    <w:lvl w:ilvl="2" w:tentative="1">
-      <w:start w:val="1"/>
-      <w:numFmt w:val="bullet"/>
-      <w:lvlText w:val=""/>
-      <w:lvlJc w:val="left"/>
-      <w:pPr>
-        <w:tabs>
-          <w:tab w:val="num" w:pos="2160"/>
-        </w:tabs>
-        <w:ind w:left="2160" w:hanging="360"/>
-      </w:pPr>
-      <w:rPr>
-        <w:rFonts w:ascii="Wingdings" w:hAnsi="Wingdings" w:hint="default"/>
-        <w:sz w:val="20"/>
-      </w:rPr>
-    </w:lvl>
-    <w:lvl w:ilvl="3" w:tentative="1">
-      <w:start w:val="1"/>
-      <w:numFmt w:val="bullet"/>
-      <w:lvlText w:val=""/>
-      <w:lvlJc w:val="left"/>
-      <w:pPr>
-        <w:tabs>
-          <w:tab w:val="num" w:pos="2880"/>
-        </w:tabs>
-        <w:ind w:left="2880" w:hanging="360"/>
-      </w:pPr>
-      <w:rPr>
-        <w:rFonts w:ascii="Wingdings" w:hAnsi="Wingdings" w:hint="default"/>
-        <w:sz w:val="20"/>
-      </w:rPr>
-    </w:lvl>
-    <w:lvl w:ilvl="4" w:tentative="1">
-      <w:start w:val="1"/>
-      <w:numFmt w:val="bullet"/>
-      <w:lvlText w:val=""/>
-      <w:lvlJc w:val="left"/>
-      <w:pPr>
-        <w:tabs>
-          <w:tab w:val="num" w:pos="3600"/>
-        </w:tabs>
-        <w:ind w:left="3600" w:hanging="360"/>
-      </w:pPr>
-      <w:rPr>
-        <w:rFonts w:ascii="Wingdings" w:hAnsi="Wingdings" w:hint="default"/>
-        <w:sz w:val="20"/>
-      </w:rPr>
-    </w:lvl>
-    <w:lvl w:ilvl="5" w:tentative="1">
-      <w:start w:val="1"/>
-      <w:numFmt w:val="bullet"/>
-      <w:lvlText w:val=""/>
-      <w:lvlJc w:val="left"/>
-      <w:pPr>
-        <w:tabs>
-          <w:tab w:val="num" w:pos="4320"/>
-        </w:tabs>
-        <w:ind w:left="4320" w:hanging="360"/>
-      </w:pPr>
-      <w:rPr>
-        <w:rFonts w:ascii="Wingdings" w:hAnsi="Wingdings" w:hint="default"/>
-        <w:sz w:val="20"/>
-      </w:rPr>
-    </w:lvl>
-    <w:lvl w:ilvl="6" w:tentative="1">
-      <w:start w:val="1"/>
-      <w:numFmt w:val="bullet"/>
-      <w:lvlText w:val=""/>
-      <w:lvlJc w:val="left"/>
-      <w:pPr>
-        <w:tabs>
-          <w:tab w:val="num" w:pos="5040"/>
-        </w:tabs>
-        <w:ind w:left="5040" w:hanging="360"/>
-      </w:pPr>
-      <w:rPr>
-        <w:rFonts w:ascii="Wingdings" w:hAnsi="Wingdings" w:hint="default"/>
-        <w:sz w:val="20"/>
-      </w:rPr>
-    </w:lvl>
-    <w:lvl w:ilvl="7" w:tentative="1">
-      <w:start w:val="1"/>
-      <w:numFmt w:val="bullet"/>
-      <w:lvlText w:val=""/>
-      <w:lvlJc w:val="left"/>
-      <w:pPr>
-        <w:tabs>
-          <w:tab w:val="num" w:pos="5760"/>
-        </w:tabs>
-        <w:ind w:left="5760" w:hanging="360"/>
-      </w:pPr>
-      <w:rPr>
-        <w:rFonts w:ascii="Wingdings" w:hAnsi="Wingdings" w:hint="default"/>
-        <w:sz w:val="20"/>
-      </w:rPr>
-    </w:lvl>
-    <w:lvl w:ilvl="8" w:tentative="1">
-      <w:start w:val="1"/>
-      <w:numFmt w:val="bullet"/>
-      <w:lvlText w:val=""/>
-      <w:lvlJc w:val="left"/>
-      <w:pPr>
-        <w:tabs>
-          <w:tab w:val="num" w:pos="6480"/>
-        </w:tabs>
-        <w:ind w:left="6480" w:hanging="360"/>
-      </w:pPr>
-      <w:rPr>
-        <w:rFonts w:ascii="Wingdings" w:hAnsi="Wingdings" w:hint="default"/>
-        <w:sz w:val="20"/>
-      </w:rPr>
-    </w:lvl>
-  </w:abstractNum>
-  <w:abstractNum w:abstractNumId="17" w15:restartNumberingAfterBreak="0">
-    <w:nsid w:val="312E6A9F"/>
-    <w:multiLevelType w:val="multilevel"/>
-    <w:tmpl w:val="2D56A452"/>
-    <w:lvl w:ilvl="0">
-      <w:start w:val="1"/>
-      <w:numFmt w:val="bullet"/>
-      <w:lvlText w:val=""/>
-      <w:lvlJc w:val="left"/>
-      <w:pPr>
-        <w:tabs>
-          <w:tab w:val="num" w:pos="720"/>
-        </w:tabs>
-        <w:ind w:left="720" w:hanging="360"/>
-      </w:pPr>
-      <w:rPr>
-        <w:rFonts w:ascii="Symbol" w:hAnsi="Symbol" w:hint="default"/>
-        <w:sz w:val="20"/>
-      </w:rPr>
-    </w:lvl>
-    <w:lvl w:ilvl="1" w:tentative="1">
-      <w:start w:val="1"/>
-      <w:numFmt w:val="bullet"/>
-      <w:lvlText w:val="o"/>
-      <w:lvlJc w:val="left"/>
-      <w:pPr>
-        <w:tabs>
-          <w:tab w:val="num" w:pos="1440"/>
-        </w:tabs>
-        <w:ind w:left="1440" w:hanging="360"/>
-      </w:pPr>
-      <w:rPr>
-        <w:rFonts w:ascii="Courier New" w:hAnsi="Courier New" w:hint="default"/>
-        <w:sz w:val="20"/>
-      </w:rPr>
-    </w:lvl>
-    <w:lvl w:ilvl="2" w:tentative="1">
-      <w:start w:val="1"/>
-      <w:numFmt w:val="bullet"/>
-      <w:lvlText w:val=""/>
-      <w:lvlJc w:val="left"/>
-      <w:pPr>
-        <w:tabs>
-          <w:tab w:val="num" w:pos="2160"/>
-        </w:tabs>
-        <w:ind w:left="2160" w:hanging="360"/>
-      </w:pPr>
-      <w:rPr>
-        <w:rFonts w:ascii="Wingdings" w:hAnsi="Wingdings" w:hint="default"/>
-        <w:sz w:val="20"/>
-      </w:rPr>
-    </w:lvl>
-    <w:lvl w:ilvl="3" w:tentative="1">
-      <w:start w:val="1"/>
-      <w:numFmt w:val="bullet"/>
-      <w:lvlText w:val=""/>
-      <w:lvlJc w:val="left"/>
-      <w:pPr>
-        <w:tabs>
-          <w:tab w:val="num" w:pos="2880"/>
-        </w:tabs>
-        <w:ind w:left="2880" w:hanging="360"/>
-      </w:pPr>
-      <w:rPr>
-        <w:rFonts w:ascii="Wingdings" w:hAnsi="Wingdings" w:hint="default"/>
-        <w:sz w:val="20"/>
-      </w:rPr>
-    </w:lvl>
-    <w:lvl w:ilvl="4" w:tentative="1">
-      <w:start w:val="1"/>
-      <w:numFmt w:val="bullet"/>
-      <w:lvlText w:val=""/>
-      <w:lvlJc w:val="left"/>
-      <w:pPr>
-        <w:tabs>
-          <w:tab w:val="num" w:pos="3600"/>
-        </w:tabs>
-        <w:ind w:left="3600" w:hanging="360"/>
-      </w:pPr>
-      <w:rPr>
-        <w:rFonts w:ascii="Wingdings" w:hAnsi="Wingdings" w:hint="default"/>
-        <w:sz w:val="20"/>
-      </w:rPr>
-    </w:lvl>
-    <w:lvl w:ilvl="5" w:tentative="1">
-      <w:start w:val="1"/>
-      <w:numFmt w:val="bullet"/>
-      <w:lvlText w:val=""/>
-      <w:lvlJc w:val="left"/>
-      <w:pPr>
-        <w:tabs>
-          <w:tab w:val="num" w:pos="4320"/>
-        </w:tabs>
-        <w:ind w:left="4320" w:hanging="360"/>
-      </w:pPr>
-      <w:rPr>
-        <w:rFonts w:ascii="Wingdings" w:hAnsi="Wingdings" w:hint="default"/>
-        <w:sz w:val="20"/>
-      </w:rPr>
-    </w:lvl>
-    <w:lvl w:ilvl="6" w:tentative="1">
-      <w:start w:val="1"/>
-      <w:numFmt w:val="bullet"/>
-      <w:lvlText w:val=""/>
-      <w:lvlJc w:val="left"/>
-      <w:pPr>
-        <w:tabs>
-          <w:tab w:val="num" w:pos="5040"/>
-        </w:tabs>
-        <w:ind w:left="5040" w:hanging="360"/>
-      </w:pPr>
-      <w:rPr>
-        <w:rFonts w:ascii="Wingdings" w:hAnsi="Wingdings" w:hint="default"/>
-        <w:sz w:val="20"/>
-      </w:rPr>
-    </w:lvl>
-    <w:lvl w:ilvl="7" w:tentative="1">
-      <w:start w:val="1"/>
-      <w:numFmt w:val="bullet"/>
-      <w:lvlText w:val=""/>
-      <w:lvlJc w:val="left"/>
-      <w:pPr>
-        <w:tabs>
-          <w:tab w:val="num" w:pos="5760"/>
-        </w:tabs>
-        <w:ind w:left="5760" w:hanging="360"/>
-      </w:pPr>
-      <w:rPr>
-        <w:rFonts w:ascii="Wingdings" w:hAnsi="Wingdings" w:hint="default"/>
-        <w:sz w:val="20"/>
-      </w:rPr>
-    </w:lvl>
-    <w:lvl w:ilvl="8" w:tentative="1">
-      <w:start w:val="1"/>
-      <w:numFmt w:val="bullet"/>
-      <w:lvlText w:val=""/>
-      <w:lvlJc w:val="left"/>
-      <w:pPr>
-        <w:tabs>
-          <w:tab w:val="num" w:pos="6480"/>
-        </w:tabs>
-        <w:ind w:left="6480" w:hanging="360"/>
-      </w:pPr>
-      <w:rPr>
-        <w:rFonts w:ascii="Wingdings" w:hAnsi="Wingdings" w:hint="default"/>
-        <w:sz w:val="20"/>
-      </w:rPr>
-    </w:lvl>
-  </w:abstractNum>
-  <w:abstractNum w:abstractNumId="18" w15:restartNumberingAfterBreak="0">
+  <w:abstractNum w:abstractNumId="5" w15:restartNumberingAfterBreak="0">
     <w:nsid w:val="37377900"/>
     <w:multiLevelType w:val="hybridMultilevel"/>
     <w:tmpl w:val="80E8BCC6"/>
@@ -21664,1091 +19867,7 @@
       </w:rPr>
     </w:lvl>
   </w:abstractNum>
-  <w:abstractNum w:abstractNumId="19" w15:restartNumberingAfterBreak="0">
-    <w:nsid w:val="38710CE5"/>
-    <w:multiLevelType w:val="multilevel"/>
-    <w:tmpl w:val="D84445F0"/>
-    <w:lvl w:ilvl="0">
-      <w:start w:val="1"/>
-      <w:numFmt w:val="bullet"/>
-      <w:lvlText w:val=""/>
-      <w:lvlJc w:val="left"/>
-      <w:pPr>
-        <w:tabs>
-          <w:tab w:val="num" w:pos="720"/>
-        </w:tabs>
-        <w:ind w:left="720" w:hanging="360"/>
-      </w:pPr>
-      <w:rPr>
-        <w:rFonts w:ascii="Symbol" w:hAnsi="Symbol" w:hint="default"/>
-        <w:sz w:val="20"/>
-      </w:rPr>
-    </w:lvl>
-    <w:lvl w:ilvl="1" w:tentative="1">
-      <w:start w:val="1"/>
-      <w:numFmt w:val="bullet"/>
-      <w:lvlText w:val="o"/>
-      <w:lvlJc w:val="left"/>
-      <w:pPr>
-        <w:tabs>
-          <w:tab w:val="num" w:pos="1440"/>
-        </w:tabs>
-        <w:ind w:left="1440" w:hanging="360"/>
-      </w:pPr>
-      <w:rPr>
-        <w:rFonts w:ascii="Courier New" w:hAnsi="Courier New" w:hint="default"/>
-        <w:sz w:val="20"/>
-      </w:rPr>
-    </w:lvl>
-    <w:lvl w:ilvl="2" w:tentative="1">
-      <w:start w:val="1"/>
-      <w:numFmt w:val="bullet"/>
-      <w:lvlText w:val=""/>
-      <w:lvlJc w:val="left"/>
-      <w:pPr>
-        <w:tabs>
-          <w:tab w:val="num" w:pos="2160"/>
-        </w:tabs>
-        <w:ind w:left="2160" w:hanging="360"/>
-      </w:pPr>
-      <w:rPr>
-        <w:rFonts w:ascii="Wingdings" w:hAnsi="Wingdings" w:hint="default"/>
-        <w:sz w:val="20"/>
-      </w:rPr>
-    </w:lvl>
-    <w:lvl w:ilvl="3" w:tentative="1">
-      <w:start w:val="1"/>
-      <w:numFmt w:val="bullet"/>
-      <w:lvlText w:val=""/>
-      <w:lvlJc w:val="left"/>
-      <w:pPr>
-        <w:tabs>
-          <w:tab w:val="num" w:pos="2880"/>
-        </w:tabs>
-        <w:ind w:left="2880" w:hanging="360"/>
-      </w:pPr>
-      <w:rPr>
-        <w:rFonts w:ascii="Wingdings" w:hAnsi="Wingdings" w:hint="default"/>
-        <w:sz w:val="20"/>
-      </w:rPr>
-    </w:lvl>
-    <w:lvl w:ilvl="4" w:tentative="1">
-      <w:start w:val="1"/>
-      <w:numFmt w:val="bullet"/>
-      <w:lvlText w:val=""/>
-      <w:lvlJc w:val="left"/>
-      <w:pPr>
-        <w:tabs>
-          <w:tab w:val="num" w:pos="3600"/>
-        </w:tabs>
-        <w:ind w:left="3600" w:hanging="360"/>
-      </w:pPr>
-      <w:rPr>
-        <w:rFonts w:ascii="Wingdings" w:hAnsi="Wingdings" w:hint="default"/>
-        <w:sz w:val="20"/>
-      </w:rPr>
-    </w:lvl>
-    <w:lvl w:ilvl="5" w:tentative="1">
-      <w:start w:val="1"/>
-      <w:numFmt w:val="bullet"/>
-      <w:lvlText w:val=""/>
-      <w:lvlJc w:val="left"/>
-      <w:pPr>
-        <w:tabs>
-          <w:tab w:val="num" w:pos="4320"/>
-        </w:tabs>
-        <w:ind w:left="4320" w:hanging="360"/>
-      </w:pPr>
-      <w:rPr>
-        <w:rFonts w:ascii="Wingdings" w:hAnsi="Wingdings" w:hint="default"/>
-        <w:sz w:val="20"/>
-      </w:rPr>
-    </w:lvl>
-    <w:lvl w:ilvl="6" w:tentative="1">
-      <w:start w:val="1"/>
-      <w:numFmt w:val="bullet"/>
-      <w:lvlText w:val=""/>
-      <w:lvlJc w:val="left"/>
-      <w:pPr>
-        <w:tabs>
-          <w:tab w:val="num" w:pos="5040"/>
-        </w:tabs>
-        <w:ind w:left="5040" w:hanging="360"/>
-      </w:pPr>
-      <w:rPr>
-        <w:rFonts w:ascii="Wingdings" w:hAnsi="Wingdings" w:hint="default"/>
-        <w:sz w:val="20"/>
-      </w:rPr>
-    </w:lvl>
-    <w:lvl w:ilvl="7" w:tentative="1">
-      <w:start w:val="1"/>
-      <w:numFmt w:val="bullet"/>
-      <w:lvlText w:val=""/>
-      <w:lvlJc w:val="left"/>
-      <w:pPr>
-        <w:tabs>
-          <w:tab w:val="num" w:pos="5760"/>
-        </w:tabs>
-        <w:ind w:left="5760" w:hanging="360"/>
-      </w:pPr>
-      <w:rPr>
-        <w:rFonts w:ascii="Wingdings" w:hAnsi="Wingdings" w:hint="default"/>
-        <w:sz w:val="20"/>
-      </w:rPr>
-    </w:lvl>
-    <w:lvl w:ilvl="8" w:tentative="1">
-      <w:start w:val="1"/>
-      <w:numFmt w:val="bullet"/>
-      <w:lvlText w:val=""/>
-      <w:lvlJc w:val="left"/>
-      <w:pPr>
-        <w:tabs>
-          <w:tab w:val="num" w:pos="6480"/>
-        </w:tabs>
-        <w:ind w:left="6480" w:hanging="360"/>
-      </w:pPr>
-      <w:rPr>
-        <w:rFonts w:ascii="Wingdings" w:hAnsi="Wingdings" w:hint="default"/>
-        <w:sz w:val="20"/>
-      </w:rPr>
-    </w:lvl>
-  </w:abstractNum>
-  <w:abstractNum w:abstractNumId="20" w15:restartNumberingAfterBreak="0">
-    <w:nsid w:val="3942463C"/>
-    <w:multiLevelType w:val="hybridMultilevel"/>
-    <w:tmpl w:val="66BEECB8"/>
-    <w:lvl w:ilvl="0" w:tplc="240A0001">
-      <w:start w:val="1"/>
-      <w:numFmt w:val="bullet"/>
-      <w:lvlText w:val=""/>
-      <w:lvlJc w:val="left"/>
-      <w:pPr>
-        <w:ind w:left="720" w:hanging="360"/>
-      </w:pPr>
-      <w:rPr>
-        <w:rFonts w:ascii="Symbol" w:hAnsi="Symbol" w:hint="default"/>
-      </w:rPr>
-    </w:lvl>
-    <w:lvl w:ilvl="1" w:tplc="240A0003" w:tentative="1">
-      <w:start w:val="1"/>
-      <w:numFmt w:val="bullet"/>
-      <w:lvlText w:val="o"/>
-      <w:lvlJc w:val="left"/>
-      <w:pPr>
-        <w:ind w:left="1440" w:hanging="360"/>
-      </w:pPr>
-      <w:rPr>
-        <w:rFonts w:ascii="Courier New" w:hAnsi="Courier New" w:cs="Courier New" w:hint="default"/>
-      </w:rPr>
-    </w:lvl>
-    <w:lvl w:ilvl="2" w:tplc="240A0005" w:tentative="1">
-      <w:start w:val="1"/>
-      <w:numFmt w:val="bullet"/>
-      <w:lvlText w:val=""/>
-      <w:lvlJc w:val="left"/>
-      <w:pPr>
-        <w:ind w:left="2160" w:hanging="360"/>
-      </w:pPr>
-      <w:rPr>
-        <w:rFonts w:ascii="Wingdings" w:hAnsi="Wingdings" w:hint="default"/>
-      </w:rPr>
-    </w:lvl>
-    <w:lvl w:ilvl="3" w:tplc="240A0001" w:tentative="1">
-      <w:start w:val="1"/>
-      <w:numFmt w:val="bullet"/>
-      <w:lvlText w:val=""/>
-      <w:lvlJc w:val="left"/>
-      <w:pPr>
-        <w:ind w:left="2880" w:hanging="360"/>
-      </w:pPr>
-      <w:rPr>
-        <w:rFonts w:ascii="Symbol" w:hAnsi="Symbol" w:hint="default"/>
-      </w:rPr>
-    </w:lvl>
-    <w:lvl w:ilvl="4" w:tplc="240A0003" w:tentative="1">
-      <w:start w:val="1"/>
-      <w:numFmt w:val="bullet"/>
-      <w:lvlText w:val="o"/>
-      <w:lvlJc w:val="left"/>
-      <w:pPr>
-        <w:ind w:left="3600" w:hanging="360"/>
-      </w:pPr>
-      <w:rPr>
-        <w:rFonts w:ascii="Courier New" w:hAnsi="Courier New" w:cs="Courier New" w:hint="default"/>
-      </w:rPr>
-    </w:lvl>
-    <w:lvl w:ilvl="5" w:tplc="240A0005" w:tentative="1">
-      <w:start w:val="1"/>
-      <w:numFmt w:val="bullet"/>
-      <w:lvlText w:val=""/>
-      <w:lvlJc w:val="left"/>
-      <w:pPr>
-        <w:ind w:left="4320" w:hanging="360"/>
-      </w:pPr>
-      <w:rPr>
-        <w:rFonts w:ascii="Wingdings" w:hAnsi="Wingdings" w:hint="default"/>
-      </w:rPr>
-    </w:lvl>
-    <w:lvl w:ilvl="6" w:tplc="240A0001" w:tentative="1">
-      <w:start w:val="1"/>
-      <w:numFmt w:val="bullet"/>
-      <w:lvlText w:val=""/>
-      <w:lvlJc w:val="left"/>
-      <w:pPr>
-        <w:ind w:left="5040" w:hanging="360"/>
-      </w:pPr>
-      <w:rPr>
-        <w:rFonts w:ascii="Symbol" w:hAnsi="Symbol" w:hint="default"/>
-      </w:rPr>
-    </w:lvl>
-    <w:lvl w:ilvl="7" w:tplc="240A0003" w:tentative="1">
-      <w:start w:val="1"/>
-      <w:numFmt w:val="bullet"/>
-      <w:lvlText w:val="o"/>
-      <w:lvlJc w:val="left"/>
-      <w:pPr>
-        <w:ind w:left="5760" w:hanging="360"/>
-      </w:pPr>
-      <w:rPr>
-        <w:rFonts w:ascii="Courier New" w:hAnsi="Courier New" w:cs="Courier New" w:hint="default"/>
-      </w:rPr>
-    </w:lvl>
-    <w:lvl w:ilvl="8" w:tplc="240A0005" w:tentative="1">
-      <w:start w:val="1"/>
-      <w:numFmt w:val="bullet"/>
-      <w:lvlText w:val=""/>
-      <w:lvlJc w:val="left"/>
-      <w:pPr>
-        <w:ind w:left="6480" w:hanging="360"/>
-      </w:pPr>
-      <w:rPr>
-        <w:rFonts w:ascii="Wingdings" w:hAnsi="Wingdings" w:hint="default"/>
-      </w:rPr>
-    </w:lvl>
-  </w:abstractNum>
-  <w:abstractNum w:abstractNumId="21" w15:restartNumberingAfterBreak="0">
-    <w:nsid w:val="39802B39"/>
-    <w:multiLevelType w:val="hybridMultilevel"/>
-    <w:tmpl w:val="CCFEB7B6"/>
-    <w:lvl w:ilvl="0" w:tplc="240A0001">
-      <w:start w:val="1"/>
-      <w:numFmt w:val="bullet"/>
-      <w:lvlText w:val=""/>
-      <w:lvlJc w:val="left"/>
-      <w:pPr>
-        <w:ind w:left="720" w:hanging="360"/>
-      </w:pPr>
-      <w:rPr>
-        <w:rFonts w:ascii="Symbol" w:hAnsi="Symbol" w:hint="default"/>
-      </w:rPr>
-    </w:lvl>
-    <w:lvl w:ilvl="1" w:tplc="240A0003" w:tentative="1">
-      <w:start w:val="1"/>
-      <w:numFmt w:val="bullet"/>
-      <w:lvlText w:val="o"/>
-      <w:lvlJc w:val="left"/>
-      <w:pPr>
-        <w:ind w:left="1440" w:hanging="360"/>
-      </w:pPr>
-      <w:rPr>
-        <w:rFonts w:ascii="Courier New" w:hAnsi="Courier New" w:cs="Courier New" w:hint="default"/>
-      </w:rPr>
-    </w:lvl>
-    <w:lvl w:ilvl="2" w:tplc="240A0005" w:tentative="1">
-      <w:start w:val="1"/>
-      <w:numFmt w:val="bullet"/>
-      <w:lvlText w:val=""/>
-      <w:lvlJc w:val="left"/>
-      <w:pPr>
-        <w:ind w:left="2160" w:hanging="360"/>
-      </w:pPr>
-      <w:rPr>
-        <w:rFonts w:ascii="Wingdings" w:hAnsi="Wingdings" w:hint="default"/>
-      </w:rPr>
-    </w:lvl>
-    <w:lvl w:ilvl="3" w:tplc="240A0001" w:tentative="1">
-      <w:start w:val="1"/>
-      <w:numFmt w:val="bullet"/>
-      <w:lvlText w:val=""/>
-      <w:lvlJc w:val="left"/>
-      <w:pPr>
-        <w:ind w:left="2880" w:hanging="360"/>
-      </w:pPr>
-      <w:rPr>
-        <w:rFonts w:ascii="Symbol" w:hAnsi="Symbol" w:hint="default"/>
-      </w:rPr>
-    </w:lvl>
-    <w:lvl w:ilvl="4" w:tplc="240A0003" w:tentative="1">
-      <w:start w:val="1"/>
-      <w:numFmt w:val="bullet"/>
-      <w:lvlText w:val="o"/>
-      <w:lvlJc w:val="left"/>
-      <w:pPr>
-        <w:ind w:left="3600" w:hanging="360"/>
-      </w:pPr>
-      <w:rPr>
-        <w:rFonts w:ascii="Courier New" w:hAnsi="Courier New" w:cs="Courier New" w:hint="default"/>
-      </w:rPr>
-    </w:lvl>
-    <w:lvl w:ilvl="5" w:tplc="240A0005" w:tentative="1">
-      <w:start w:val="1"/>
-      <w:numFmt w:val="bullet"/>
-      <w:lvlText w:val=""/>
-      <w:lvlJc w:val="left"/>
-      <w:pPr>
-        <w:ind w:left="4320" w:hanging="360"/>
-      </w:pPr>
-      <w:rPr>
-        <w:rFonts w:ascii="Wingdings" w:hAnsi="Wingdings" w:hint="default"/>
-      </w:rPr>
-    </w:lvl>
-    <w:lvl w:ilvl="6" w:tplc="240A0001" w:tentative="1">
-      <w:start w:val="1"/>
-      <w:numFmt w:val="bullet"/>
-      <w:lvlText w:val=""/>
-      <w:lvlJc w:val="left"/>
-      <w:pPr>
-        <w:ind w:left="5040" w:hanging="360"/>
-      </w:pPr>
-      <w:rPr>
-        <w:rFonts w:ascii="Symbol" w:hAnsi="Symbol" w:hint="default"/>
-      </w:rPr>
-    </w:lvl>
-    <w:lvl w:ilvl="7" w:tplc="240A0003" w:tentative="1">
-      <w:start w:val="1"/>
-      <w:numFmt w:val="bullet"/>
-      <w:lvlText w:val="o"/>
-      <w:lvlJc w:val="left"/>
-      <w:pPr>
-        <w:ind w:left="5760" w:hanging="360"/>
-      </w:pPr>
-      <w:rPr>
-        <w:rFonts w:ascii="Courier New" w:hAnsi="Courier New" w:cs="Courier New" w:hint="default"/>
-      </w:rPr>
-    </w:lvl>
-    <w:lvl w:ilvl="8" w:tplc="240A0005" w:tentative="1">
-      <w:start w:val="1"/>
-      <w:numFmt w:val="bullet"/>
-      <w:lvlText w:val=""/>
-      <w:lvlJc w:val="left"/>
-      <w:pPr>
-        <w:ind w:left="6480" w:hanging="360"/>
-      </w:pPr>
-      <w:rPr>
-        <w:rFonts w:ascii="Wingdings" w:hAnsi="Wingdings" w:hint="default"/>
-      </w:rPr>
-    </w:lvl>
-  </w:abstractNum>
-  <w:abstractNum w:abstractNumId="22" w15:restartNumberingAfterBreak="0">
-    <w:nsid w:val="3E9E6193"/>
-    <w:multiLevelType w:val="multilevel"/>
-    <w:tmpl w:val="1450AE48"/>
-    <w:lvl w:ilvl="0">
-      <w:start w:val="1"/>
-      <w:numFmt w:val="bullet"/>
-      <w:lvlText w:val=""/>
-      <w:lvlJc w:val="left"/>
-      <w:pPr>
-        <w:tabs>
-          <w:tab w:val="num" w:pos="720"/>
-        </w:tabs>
-        <w:ind w:left="720" w:hanging="360"/>
-      </w:pPr>
-      <w:rPr>
-        <w:rFonts w:ascii="Symbol" w:hAnsi="Symbol" w:hint="default"/>
-        <w:sz w:val="20"/>
-      </w:rPr>
-    </w:lvl>
-    <w:lvl w:ilvl="1" w:tentative="1">
-      <w:start w:val="1"/>
-      <w:numFmt w:val="bullet"/>
-      <w:lvlText w:val="o"/>
-      <w:lvlJc w:val="left"/>
-      <w:pPr>
-        <w:tabs>
-          <w:tab w:val="num" w:pos="1440"/>
-        </w:tabs>
-        <w:ind w:left="1440" w:hanging="360"/>
-      </w:pPr>
-      <w:rPr>
-        <w:rFonts w:ascii="Courier New" w:hAnsi="Courier New" w:hint="default"/>
-        <w:sz w:val="20"/>
-      </w:rPr>
-    </w:lvl>
-    <w:lvl w:ilvl="2" w:tentative="1">
-      <w:start w:val="1"/>
-      <w:numFmt w:val="bullet"/>
-      <w:lvlText w:val=""/>
-      <w:lvlJc w:val="left"/>
-      <w:pPr>
-        <w:tabs>
-          <w:tab w:val="num" w:pos="2160"/>
-        </w:tabs>
-        <w:ind w:left="2160" w:hanging="360"/>
-      </w:pPr>
-      <w:rPr>
-        <w:rFonts w:ascii="Wingdings" w:hAnsi="Wingdings" w:hint="default"/>
-        <w:sz w:val="20"/>
-      </w:rPr>
-    </w:lvl>
-    <w:lvl w:ilvl="3" w:tentative="1">
-      <w:start w:val="1"/>
-      <w:numFmt w:val="bullet"/>
-      <w:lvlText w:val=""/>
-      <w:lvlJc w:val="left"/>
-      <w:pPr>
-        <w:tabs>
-          <w:tab w:val="num" w:pos="2880"/>
-        </w:tabs>
-        <w:ind w:left="2880" w:hanging="360"/>
-      </w:pPr>
-      <w:rPr>
-        <w:rFonts w:ascii="Wingdings" w:hAnsi="Wingdings" w:hint="default"/>
-        <w:sz w:val="20"/>
-      </w:rPr>
-    </w:lvl>
-    <w:lvl w:ilvl="4" w:tentative="1">
-      <w:start w:val="1"/>
-      <w:numFmt w:val="bullet"/>
-      <w:lvlText w:val=""/>
-      <w:lvlJc w:val="left"/>
-      <w:pPr>
-        <w:tabs>
-          <w:tab w:val="num" w:pos="3600"/>
-        </w:tabs>
-        <w:ind w:left="3600" w:hanging="360"/>
-      </w:pPr>
-      <w:rPr>
-        <w:rFonts w:ascii="Wingdings" w:hAnsi="Wingdings" w:hint="default"/>
-        <w:sz w:val="20"/>
-      </w:rPr>
-    </w:lvl>
-    <w:lvl w:ilvl="5" w:tentative="1">
-      <w:start w:val="1"/>
-      <w:numFmt w:val="bullet"/>
-      <w:lvlText w:val=""/>
-      <w:lvlJc w:val="left"/>
-      <w:pPr>
-        <w:tabs>
-          <w:tab w:val="num" w:pos="4320"/>
-        </w:tabs>
-        <w:ind w:left="4320" w:hanging="360"/>
-      </w:pPr>
-      <w:rPr>
-        <w:rFonts w:ascii="Wingdings" w:hAnsi="Wingdings" w:hint="default"/>
-        <w:sz w:val="20"/>
-      </w:rPr>
-    </w:lvl>
-    <w:lvl w:ilvl="6" w:tentative="1">
-      <w:start w:val="1"/>
-      <w:numFmt w:val="bullet"/>
-      <w:lvlText w:val=""/>
-      <w:lvlJc w:val="left"/>
-      <w:pPr>
-        <w:tabs>
-          <w:tab w:val="num" w:pos="5040"/>
-        </w:tabs>
-        <w:ind w:left="5040" w:hanging="360"/>
-      </w:pPr>
-      <w:rPr>
-        <w:rFonts w:ascii="Wingdings" w:hAnsi="Wingdings" w:hint="default"/>
-        <w:sz w:val="20"/>
-      </w:rPr>
-    </w:lvl>
-    <w:lvl w:ilvl="7" w:tentative="1">
-      <w:start w:val="1"/>
-      <w:numFmt w:val="bullet"/>
-      <w:lvlText w:val=""/>
-      <w:lvlJc w:val="left"/>
-      <w:pPr>
-        <w:tabs>
-          <w:tab w:val="num" w:pos="5760"/>
-        </w:tabs>
-        <w:ind w:left="5760" w:hanging="360"/>
-      </w:pPr>
-      <w:rPr>
-        <w:rFonts w:ascii="Wingdings" w:hAnsi="Wingdings" w:hint="default"/>
-        <w:sz w:val="20"/>
-      </w:rPr>
-    </w:lvl>
-    <w:lvl w:ilvl="8" w:tentative="1">
-      <w:start w:val="1"/>
-      <w:numFmt w:val="bullet"/>
-      <w:lvlText w:val=""/>
-      <w:lvlJc w:val="left"/>
-      <w:pPr>
-        <w:tabs>
-          <w:tab w:val="num" w:pos="6480"/>
-        </w:tabs>
-        <w:ind w:left="6480" w:hanging="360"/>
-      </w:pPr>
-      <w:rPr>
-        <w:rFonts w:ascii="Wingdings" w:hAnsi="Wingdings" w:hint="default"/>
-        <w:sz w:val="20"/>
-      </w:rPr>
-    </w:lvl>
-  </w:abstractNum>
-  <w:abstractNum w:abstractNumId="23" w15:restartNumberingAfterBreak="0">
-    <w:nsid w:val="41081508"/>
-    <w:multiLevelType w:val="multilevel"/>
-    <w:tmpl w:val="F1F2512C"/>
-    <w:lvl w:ilvl="0">
-      <w:start w:val="1"/>
-      <w:numFmt w:val="bullet"/>
-      <w:lvlText w:val=""/>
-      <w:lvlJc w:val="left"/>
-      <w:pPr>
-        <w:tabs>
-          <w:tab w:val="num" w:pos="720"/>
-        </w:tabs>
-        <w:ind w:left="720" w:hanging="360"/>
-      </w:pPr>
-      <w:rPr>
-        <w:rFonts w:ascii="Symbol" w:hAnsi="Symbol" w:hint="default"/>
-        <w:sz w:val="20"/>
-      </w:rPr>
-    </w:lvl>
-    <w:lvl w:ilvl="1" w:tentative="1">
-      <w:start w:val="1"/>
-      <w:numFmt w:val="bullet"/>
-      <w:lvlText w:val="o"/>
-      <w:lvlJc w:val="left"/>
-      <w:pPr>
-        <w:tabs>
-          <w:tab w:val="num" w:pos="1440"/>
-        </w:tabs>
-        <w:ind w:left="1440" w:hanging="360"/>
-      </w:pPr>
-      <w:rPr>
-        <w:rFonts w:ascii="Courier New" w:hAnsi="Courier New" w:hint="default"/>
-        <w:sz w:val="20"/>
-      </w:rPr>
-    </w:lvl>
-    <w:lvl w:ilvl="2" w:tentative="1">
-      <w:start w:val="1"/>
-      <w:numFmt w:val="bullet"/>
-      <w:lvlText w:val=""/>
-      <w:lvlJc w:val="left"/>
-      <w:pPr>
-        <w:tabs>
-          <w:tab w:val="num" w:pos="2160"/>
-        </w:tabs>
-        <w:ind w:left="2160" w:hanging="360"/>
-      </w:pPr>
-      <w:rPr>
-        <w:rFonts w:ascii="Wingdings" w:hAnsi="Wingdings" w:hint="default"/>
-        <w:sz w:val="20"/>
-      </w:rPr>
-    </w:lvl>
-    <w:lvl w:ilvl="3" w:tentative="1">
-      <w:start w:val="1"/>
-      <w:numFmt w:val="bullet"/>
-      <w:lvlText w:val=""/>
-      <w:lvlJc w:val="left"/>
-      <w:pPr>
-        <w:tabs>
-          <w:tab w:val="num" w:pos="2880"/>
-        </w:tabs>
-        <w:ind w:left="2880" w:hanging="360"/>
-      </w:pPr>
-      <w:rPr>
-        <w:rFonts w:ascii="Wingdings" w:hAnsi="Wingdings" w:hint="default"/>
-        <w:sz w:val="20"/>
-      </w:rPr>
-    </w:lvl>
-    <w:lvl w:ilvl="4" w:tentative="1">
-      <w:start w:val="1"/>
-      <w:numFmt w:val="bullet"/>
-      <w:lvlText w:val=""/>
-      <w:lvlJc w:val="left"/>
-      <w:pPr>
-        <w:tabs>
-          <w:tab w:val="num" w:pos="3600"/>
-        </w:tabs>
-        <w:ind w:left="3600" w:hanging="360"/>
-      </w:pPr>
-      <w:rPr>
-        <w:rFonts w:ascii="Wingdings" w:hAnsi="Wingdings" w:hint="default"/>
-        <w:sz w:val="20"/>
-      </w:rPr>
-    </w:lvl>
-    <w:lvl w:ilvl="5" w:tentative="1">
-      <w:start w:val="1"/>
-      <w:numFmt w:val="bullet"/>
-      <w:lvlText w:val=""/>
-      <w:lvlJc w:val="left"/>
-      <w:pPr>
-        <w:tabs>
-          <w:tab w:val="num" w:pos="4320"/>
-        </w:tabs>
-        <w:ind w:left="4320" w:hanging="360"/>
-      </w:pPr>
-      <w:rPr>
-        <w:rFonts w:ascii="Wingdings" w:hAnsi="Wingdings" w:hint="default"/>
-        <w:sz w:val="20"/>
-      </w:rPr>
-    </w:lvl>
-    <w:lvl w:ilvl="6" w:tentative="1">
-      <w:start w:val="1"/>
-      <w:numFmt w:val="bullet"/>
-      <w:lvlText w:val=""/>
-      <w:lvlJc w:val="left"/>
-      <w:pPr>
-        <w:tabs>
-          <w:tab w:val="num" w:pos="5040"/>
-        </w:tabs>
-        <w:ind w:left="5040" w:hanging="360"/>
-      </w:pPr>
-      <w:rPr>
-        <w:rFonts w:ascii="Wingdings" w:hAnsi="Wingdings" w:hint="default"/>
-        <w:sz w:val="20"/>
-      </w:rPr>
-    </w:lvl>
-    <w:lvl w:ilvl="7" w:tentative="1">
-      <w:start w:val="1"/>
-      <w:numFmt w:val="bullet"/>
-      <w:lvlText w:val=""/>
-      <w:lvlJc w:val="left"/>
-      <w:pPr>
-        <w:tabs>
-          <w:tab w:val="num" w:pos="5760"/>
-        </w:tabs>
-        <w:ind w:left="5760" w:hanging="360"/>
-      </w:pPr>
-      <w:rPr>
-        <w:rFonts w:ascii="Wingdings" w:hAnsi="Wingdings" w:hint="default"/>
-        <w:sz w:val="20"/>
-      </w:rPr>
-    </w:lvl>
-    <w:lvl w:ilvl="8" w:tentative="1">
-      <w:start w:val="1"/>
-      <w:numFmt w:val="bullet"/>
-      <w:lvlText w:val=""/>
-      <w:lvlJc w:val="left"/>
-      <w:pPr>
-        <w:tabs>
-          <w:tab w:val="num" w:pos="6480"/>
-        </w:tabs>
-        <w:ind w:left="6480" w:hanging="360"/>
-      </w:pPr>
-      <w:rPr>
-        <w:rFonts w:ascii="Wingdings" w:hAnsi="Wingdings" w:hint="default"/>
-        <w:sz w:val="20"/>
-      </w:rPr>
-    </w:lvl>
-  </w:abstractNum>
-  <w:abstractNum w:abstractNumId="24" w15:restartNumberingAfterBreak="0">
-    <w:nsid w:val="41412C00"/>
-    <w:multiLevelType w:val="multilevel"/>
-    <w:tmpl w:val="84761848"/>
-    <w:lvl w:ilvl="0">
-      <w:start w:val="1"/>
-      <w:numFmt w:val="bullet"/>
-      <w:lvlText w:val=""/>
-      <w:lvlJc w:val="left"/>
-      <w:pPr>
-        <w:tabs>
-          <w:tab w:val="num" w:pos="720"/>
-        </w:tabs>
-        <w:ind w:left="720" w:hanging="360"/>
-      </w:pPr>
-      <w:rPr>
-        <w:rFonts w:ascii="Symbol" w:hAnsi="Symbol" w:hint="default"/>
-        <w:sz w:val="20"/>
-      </w:rPr>
-    </w:lvl>
-    <w:lvl w:ilvl="1" w:tentative="1">
-      <w:start w:val="1"/>
-      <w:numFmt w:val="bullet"/>
-      <w:lvlText w:val="o"/>
-      <w:lvlJc w:val="left"/>
-      <w:pPr>
-        <w:tabs>
-          <w:tab w:val="num" w:pos="1440"/>
-        </w:tabs>
-        <w:ind w:left="1440" w:hanging="360"/>
-      </w:pPr>
-      <w:rPr>
-        <w:rFonts w:ascii="Courier New" w:hAnsi="Courier New" w:hint="default"/>
-        <w:sz w:val="20"/>
-      </w:rPr>
-    </w:lvl>
-    <w:lvl w:ilvl="2" w:tentative="1">
-      <w:start w:val="1"/>
-      <w:numFmt w:val="bullet"/>
-      <w:lvlText w:val=""/>
-      <w:lvlJc w:val="left"/>
-      <w:pPr>
-        <w:tabs>
-          <w:tab w:val="num" w:pos="2160"/>
-        </w:tabs>
-        <w:ind w:left="2160" w:hanging="360"/>
-      </w:pPr>
-      <w:rPr>
-        <w:rFonts w:ascii="Wingdings" w:hAnsi="Wingdings" w:hint="default"/>
-        <w:sz w:val="20"/>
-      </w:rPr>
-    </w:lvl>
-    <w:lvl w:ilvl="3" w:tentative="1">
-      <w:start w:val="1"/>
-      <w:numFmt w:val="bullet"/>
-      <w:lvlText w:val=""/>
-      <w:lvlJc w:val="left"/>
-      <w:pPr>
-        <w:tabs>
-          <w:tab w:val="num" w:pos="2880"/>
-        </w:tabs>
-        <w:ind w:left="2880" w:hanging="360"/>
-      </w:pPr>
-      <w:rPr>
-        <w:rFonts w:ascii="Wingdings" w:hAnsi="Wingdings" w:hint="default"/>
-        <w:sz w:val="20"/>
-      </w:rPr>
-    </w:lvl>
-    <w:lvl w:ilvl="4" w:tentative="1">
-      <w:start w:val="1"/>
-      <w:numFmt w:val="bullet"/>
-      <w:lvlText w:val=""/>
-      <w:lvlJc w:val="left"/>
-      <w:pPr>
-        <w:tabs>
-          <w:tab w:val="num" w:pos="3600"/>
-        </w:tabs>
-        <w:ind w:left="3600" w:hanging="360"/>
-      </w:pPr>
-      <w:rPr>
-        <w:rFonts w:ascii="Wingdings" w:hAnsi="Wingdings" w:hint="default"/>
-        <w:sz w:val="20"/>
-      </w:rPr>
-    </w:lvl>
-    <w:lvl w:ilvl="5" w:tentative="1">
-      <w:start w:val="1"/>
-      <w:numFmt w:val="bullet"/>
-      <w:lvlText w:val=""/>
-      <w:lvlJc w:val="left"/>
-      <w:pPr>
-        <w:tabs>
-          <w:tab w:val="num" w:pos="4320"/>
-        </w:tabs>
-        <w:ind w:left="4320" w:hanging="360"/>
-      </w:pPr>
-      <w:rPr>
-        <w:rFonts w:ascii="Wingdings" w:hAnsi="Wingdings" w:hint="default"/>
-        <w:sz w:val="20"/>
-      </w:rPr>
-    </w:lvl>
-    <w:lvl w:ilvl="6" w:tentative="1">
-      <w:start w:val="1"/>
-      <w:numFmt w:val="bullet"/>
-      <w:lvlText w:val=""/>
-      <w:lvlJc w:val="left"/>
-      <w:pPr>
-        <w:tabs>
-          <w:tab w:val="num" w:pos="5040"/>
-        </w:tabs>
-        <w:ind w:left="5040" w:hanging="360"/>
-      </w:pPr>
-      <w:rPr>
-        <w:rFonts w:ascii="Wingdings" w:hAnsi="Wingdings" w:hint="default"/>
-        <w:sz w:val="20"/>
-      </w:rPr>
-    </w:lvl>
-    <w:lvl w:ilvl="7" w:tentative="1">
-      <w:start w:val="1"/>
-      <w:numFmt w:val="bullet"/>
-      <w:lvlText w:val=""/>
-      <w:lvlJc w:val="left"/>
-      <w:pPr>
-        <w:tabs>
-          <w:tab w:val="num" w:pos="5760"/>
-        </w:tabs>
-        <w:ind w:left="5760" w:hanging="360"/>
-      </w:pPr>
-      <w:rPr>
-        <w:rFonts w:ascii="Wingdings" w:hAnsi="Wingdings" w:hint="default"/>
-        <w:sz w:val="20"/>
-      </w:rPr>
-    </w:lvl>
-    <w:lvl w:ilvl="8" w:tentative="1">
-      <w:start w:val="1"/>
-      <w:numFmt w:val="bullet"/>
-      <w:lvlText w:val=""/>
-      <w:lvlJc w:val="left"/>
-      <w:pPr>
-        <w:tabs>
-          <w:tab w:val="num" w:pos="6480"/>
-        </w:tabs>
-        <w:ind w:left="6480" w:hanging="360"/>
-      </w:pPr>
-      <w:rPr>
-        <w:rFonts w:ascii="Wingdings" w:hAnsi="Wingdings" w:hint="default"/>
-        <w:sz w:val="20"/>
-      </w:rPr>
-    </w:lvl>
-  </w:abstractNum>
-  <w:abstractNum w:abstractNumId="25" w15:restartNumberingAfterBreak="0">
-    <w:nsid w:val="42057ABA"/>
-    <w:multiLevelType w:val="multilevel"/>
-    <w:tmpl w:val="1F72A17C"/>
-    <w:lvl w:ilvl="0">
-      <w:start w:val="1"/>
-      <w:numFmt w:val="bullet"/>
-      <w:lvlText w:val=""/>
-      <w:lvlJc w:val="left"/>
-      <w:pPr>
-        <w:tabs>
-          <w:tab w:val="num" w:pos="720"/>
-        </w:tabs>
-        <w:ind w:left="720" w:hanging="360"/>
-      </w:pPr>
-      <w:rPr>
-        <w:rFonts w:ascii="Symbol" w:hAnsi="Symbol" w:hint="default"/>
-        <w:sz w:val="20"/>
-      </w:rPr>
-    </w:lvl>
-    <w:lvl w:ilvl="1" w:tentative="1">
-      <w:start w:val="1"/>
-      <w:numFmt w:val="bullet"/>
-      <w:lvlText w:val="o"/>
-      <w:lvlJc w:val="left"/>
-      <w:pPr>
-        <w:tabs>
-          <w:tab w:val="num" w:pos="1440"/>
-        </w:tabs>
-        <w:ind w:left="1440" w:hanging="360"/>
-      </w:pPr>
-      <w:rPr>
-        <w:rFonts w:ascii="Courier New" w:hAnsi="Courier New" w:hint="default"/>
-        <w:sz w:val="20"/>
-      </w:rPr>
-    </w:lvl>
-    <w:lvl w:ilvl="2" w:tentative="1">
-      <w:start w:val="1"/>
-      <w:numFmt w:val="bullet"/>
-      <w:lvlText w:val=""/>
-      <w:lvlJc w:val="left"/>
-      <w:pPr>
-        <w:tabs>
-          <w:tab w:val="num" w:pos="2160"/>
-        </w:tabs>
-        <w:ind w:left="2160" w:hanging="360"/>
-      </w:pPr>
-      <w:rPr>
-        <w:rFonts w:ascii="Wingdings" w:hAnsi="Wingdings" w:hint="default"/>
-        <w:sz w:val="20"/>
-      </w:rPr>
-    </w:lvl>
-    <w:lvl w:ilvl="3" w:tentative="1">
-      <w:start w:val="1"/>
-      <w:numFmt w:val="bullet"/>
-      <w:lvlText w:val=""/>
-      <w:lvlJc w:val="left"/>
-      <w:pPr>
-        <w:tabs>
-          <w:tab w:val="num" w:pos="2880"/>
-        </w:tabs>
-        <w:ind w:left="2880" w:hanging="360"/>
-      </w:pPr>
-      <w:rPr>
-        <w:rFonts w:ascii="Wingdings" w:hAnsi="Wingdings" w:hint="default"/>
-        <w:sz w:val="20"/>
-      </w:rPr>
-    </w:lvl>
-    <w:lvl w:ilvl="4" w:tentative="1">
-      <w:start w:val="1"/>
-      <w:numFmt w:val="bullet"/>
-      <w:lvlText w:val=""/>
-      <w:lvlJc w:val="left"/>
-      <w:pPr>
-        <w:tabs>
-          <w:tab w:val="num" w:pos="3600"/>
-        </w:tabs>
-        <w:ind w:left="3600" w:hanging="360"/>
-      </w:pPr>
-      <w:rPr>
-        <w:rFonts w:ascii="Wingdings" w:hAnsi="Wingdings" w:hint="default"/>
-        <w:sz w:val="20"/>
-      </w:rPr>
-    </w:lvl>
-    <w:lvl w:ilvl="5" w:tentative="1">
-      <w:start w:val="1"/>
-      <w:numFmt w:val="bullet"/>
-      <w:lvlText w:val=""/>
-      <w:lvlJc w:val="left"/>
-      <w:pPr>
-        <w:tabs>
-          <w:tab w:val="num" w:pos="4320"/>
-        </w:tabs>
-        <w:ind w:left="4320" w:hanging="360"/>
-      </w:pPr>
-      <w:rPr>
-        <w:rFonts w:ascii="Wingdings" w:hAnsi="Wingdings" w:hint="default"/>
-        <w:sz w:val="20"/>
-      </w:rPr>
-    </w:lvl>
-    <w:lvl w:ilvl="6" w:tentative="1">
-      <w:start w:val="1"/>
-      <w:numFmt w:val="bullet"/>
-      <w:lvlText w:val=""/>
-      <w:lvlJc w:val="left"/>
-      <w:pPr>
-        <w:tabs>
-          <w:tab w:val="num" w:pos="5040"/>
-        </w:tabs>
-        <w:ind w:left="5040" w:hanging="360"/>
-      </w:pPr>
-      <w:rPr>
-        <w:rFonts w:ascii="Wingdings" w:hAnsi="Wingdings" w:hint="default"/>
-        <w:sz w:val="20"/>
-      </w:rPr>
-    </w:lvl>
-    <w:lvl w:ilvl="7" w:tentative="1">
-      <w:start w:val="1"/>
-      <w:numFmt w:val="bullet"/>
-      <w:lvlText w:val=""/>
-      <w:lvlJc w:val="left"/>
-      <w:pPr>
-        <w:tabs>
-          <w:tab w:val="num" w:pos="5760"/>
-        </w:tabs>
-        <w:ind w:left="5760" w:hanging="360"/>
-      </w:pPr>
-      <w:rPr>
-        <w:rFonts w:ascii="Wingdings" w:hAnsi="Wingdings" w:hint="default"/>
-        <w:sz w:val="20"/>
-      </w:rPr>
-    </w:lvl>
-    <w:lvl w:ilvl="8" w:tentative="1">
-      <w:start w:val="1"/>
-      <w:numFmt w:val="bullet"/>
-      <w:lvlText w:val=""/>
-      <w:lvlJc w:val="left"/>
-      <w:pPr>
-        <w:tabs>
-          <w:tab w:val="num" w:pos="6480"/>
-        </w:tabs>
-        <w:ind w:left="6480" w:hanging="360"/>
-      </w:pPr>
-      <w:rPr>
-        <w:rFonts w:ascii="Wingdings" w:hAnsi="Wingdings" w:hint="default"/>
-        <w:sz w:val="20"/>
-      </w:rPr>
-    </w:lvl>
-  </w:abstractNum>
-  <w:abstractNum w:abstractNumId="26" w15:restartNumberingAfterBreak="0">
-    <w:nsid w:val="420A44E8"/>
-    <w:multiLevelType w:val="hybridMultilevel"/>
-    <w:tmpl w:val="56A20768"/>
-    <w:lvl w:ilvl="0" w:tplc="240A0001">
-      <w:start w:val="1"/>
-      <w:numFmt w:val="bullet"/>
-      <w:lvlText w:val=""/>
-      <w:lvlJc w:val="left"/>
-      <w:pPr>
-        <w:ind w:left="1440" w:hanging="360"/>
-      </w:pPr>
-      <w:rPr>
-        <w:rFonts w:ascii="Symbol" w:hAnsi="Symbol" w:hint="default"/>
-      </w:rPr>
-    </w:lvl>
-    <w:lvl w:ilvl="1" w:tplc="240A0003" w:tentative="1">
-      <w:start w:val="1"/>
-      <w:numFmt w:val="bullet"/>
-      <w:lvlText w:val="o"/>
-      <w:lvlJc w:val="left"/>
-      <w:pPr>
-        <w:ind w:left="2160" w:hanging="360"/>
-      </w:pPr>
-      <w:rPr>
-        <w:rFonts w:ascii="Courier New" w:hAnsi="Courier New" w:cs="Courier New" w:hint="default"/>
-      </w:rPr>
-    </w:lvl>
-    <w:lvl w:ilvl="2" w:tplc="240A0005" w:tentative="1">
-      <w:start w:val="1"/>
-      <w:numFmt w:val="bullet"/>
-      <w:lvlText w:val=""/>
-      <w:lvlJc w:val="left"/>
-      <w:pPr>
-        <w:ind w:left="2880" w:hanging="360"/>
-      </w:pPr>
-      <w:rPr>
-        <w:rFonts w:ascii="Wingdings" w:hAnsi="Wingdings" w:hint="default"/>
-      </w:rPr>
-    </w:lvl>
-    <w:lvl w:ilvl="3" w:tplc="240A0001" w:tentative="1">
-      <w:start w:val="1"/>
-      <w:numFmt w:val="bullet"/>
-      <w:lvlText w:val=""/>
-      <w:lvlJc w:val="left"/>
-      <w:pPr>
-        <w:ind w:left="3600" w:hanging="360"/>
-      </w:pPr>
-      <w:rPr>
-        <w:rFonts w:ascii="Symbol" w:hAnsi="Symbol" w:hint="default"/>
-      </w:rPr>
-    </w:lvl>
-    <w:lvl w:ilvl="4" w:tplc="240A0003" w:tentative="1">
-      <w:start w:val="1"/>
-      <w:numFmt w:val="bullet"/>
-      <w:lvlText w:val="o"/>
-      <w:lvlJc w:val="left"/>
-      <w:pPr>
-        <w:ind w:left="4320" w:hanging="360"/>
-      </w:pPr>
-      <w:rPr>
-        <w:rFonts w:ascii="Courier New" w:hAnsi="Courier New" w:cs="Courier New" w:hint="default"/>
-      </w:rPr>
-    </w:lvl>
-    <w:lvl w:ilvl="5" w:tplc="240A0005" w:tentative="1">
-      <w:start w:val="1"/>
-      <w:numFmt w:val="bullet"/>
-      <w:lvlText w:val=""/>
-      <w:lvlJc w:val="left"/>
-      <w:pPr>
-        <w:ind w:left="5040" w:hanging="360"/>
-      </w:pPr>
-      <w:rPr>
-        <w:rFonts w:ascii="Wingdings" w:hAnsi="Wingdings" w:hint="default"/>
-      </w:rPr>
-    </w:lvl>
-    <w:lvl w:ilvl="6" w:tplc="240A0001" w:tentative="1">
-      <w:start w:val="1"/>
-      <w:numFmt w:val="bullet"/>
-      <w:lvlText w:val=""/>
-      <w:lvlJc w:val="left"/>
-      <w:pPr>
-        <w:ind w:left="5760" w:hanging="360"/>
-      </w:pPr>
-      <w:rPr>
-        <w:rFonts w:ascii="Symbol" w:hAnsi="Symbol" w:hint="default"/>
-      </w:rPr>
-    </w:lvl>
-    <w:lvl w:ilvl="7" w:tplc="240A0003" w:tentative="1">
-      <w:start w:val="1"/>
-      <w:numFmt w:val="bullet"/>
-      <w:lvlText w:val="o"/>
-      <w:lvlJc w:val="left"/>
-      <w:pPr>
-        <w:ind w:left="6480" w:hanging="360"/>
-      </w:pPr>
-      <w:rPr>
-        <w:rFonts w:ascii="Courier New" w:hAnsi="Courier New" w:cs="Courier New" w:hint="default"/>
-      </w:rPr>
-    </w:lvl>
-    <w:lvl w:ilvl="8" w:tplc="240A0005" w:tentative="1">
-      <w:start w:val="1"/>
-      <w:numFmt w:val="bullet"/>
-      <w:lvlText w:val=""/>
-      <w:lvlJc w:val="left"/>
-      <w:pPr>
-        <w:ind w:left="7200" w:hanging="360"/>
-      </w:pPr>
-      <w:rPr>
-        <w:rFonts w:ascii="Wingdings" w:hAnsi="Wingdings" w:hint="default"/>
-      </w:rPr>
-    </w:lvl>
-  </w:abstractNum>
-  <w:abstractNum w:abstractNumId="27" w15:restartNumberingAfterBreak="0">
+  <w:abstractNum w:abstractNumId="6" w15:restartNumberingAfterBreak="0">
     <w:nsid w:val="448C684D"/>
     <w:multiLevelType w:val="multilevel"/>
     <w:tmpl w:val="22769486"/>
@@ -22897,7 +20016,7 @@
       </w:rPr>
     </w:lvl>
   </w:abstractNum>
-  <w:abstractNum w:abstractNumId="28" w15:restartNumberingAfterBreak="0">
+  <w:abstractNum w:abstractNumId="7" w15:restartNumberingAfterBreak="0">
     <w:nsid w:val="47F129BE"/>
     <w:multiLevelType w:val="multilevel"/>
     <w:tmpl w:val="395AA000"/>
@@ -23010,209 +20129,7 @@
       </w:pPr>
     </w:lvl>
   </w:abstractNum>
-  <w:abstractNum w:abstractNumId="29" w15:restartNumberingAfterBreak="0">
-    <w:nsid w:val="4ABF4F02"/>
-    <w:multiLevelType w:val="multilevel"/>
-    <w:tmpl w:val="9E36EF06"/>
-    <w:lvl w:ilvl="0">
-      <w:start w:val="1"/>
-      <w:numFmt w:val="decimal"/>
-      <w:lvlText w:val="%1."/>
-      <w:lvlJc w:val="left"/>
-      <w:pPr>
-        <w:tabs>
-          <w:tab w:val="num" w:pos="720"/>
-        </w:tabs>
-        <w:ind w:left="720" w:hanging="360"/>
-      </w:pPr>
-    </w:lvl>
-    <w:lvl w:ilvl="1" w:tentative="1">
-      <w:start w:val="1"/>
-      <w:numFmt w:val="decimal"/>
-      <w:lvlText w:val="%2."/>
-      <w:lvlJc w:val="left"/>
-      <w:pPr>
-        <w:tabs>
-          <w:tab w:val="num" w:pos="1440"/>
-        </w:tabs>
-        <w:ind w:left="1440" w:hanging="360"/>
-      </w:pPr>
-    </w:lvl>
-    <w:lvl w:ilvl="2" w:tentative="1">
-      <w:start w:val="1"/>
-      <w:numFmt w:val="decimal"/>
-      <w:lvlText w:val="%3."/>
-      <w:lvlJc w:val="left"/>
-      <w:pPr>
-        <w:tabs>
-          <w:tab w:val="num" w:pos="2160"/>
-        </w:tabs>
-        <w:ind w:left="2160" w:hanging="360"/>
-      </w:pPr>
-    </w:lvl>
-    <w:lvl w:ilvl="3" w:tentative="1">
-      <w:start w:val="1"/>
-      <w:numFmt w:val="decimal"/>
-      <w:lvlText w:val="%4."/>
-      <w:lvlJc w:val="left"/>
-      <w:pPr>
-        <w:tabs>
-          <w:tab w:val="num" w:pos="2880"/>
-        </w:tabs>
-        <w:ind w:left="2880" w:hanging="360"/>
-      </w:pPr>
-    </w:lvl>
-    <w:lvl w:ilvl="4" w:tentative="1">
-      <w:start w:val="1"/>
-      <w:numFmt w:val="decimal"/>
-      <w:lvlText w:val="%5."/>
-      <w:lvlJc w:val="left"/>
-      <w:pPr>
-        <w:tabs>
-          <w:tab w:val="num" w:pos="3600"/>
-        </w:tabs>
-        <w:ind w:left="3600" w:hanging="360"/>
-      </w:pPr>
-    </w:lvl>
-    <w:lvl w:ilvl="5" w:tentative="1">
-      <w:start w:val="1"/>
-      <w:numFmt w:val="decimal"/>
-      <w:lvlText w:val="%6."/>
-      <w:lvlJc w:val="left"/>
-      <w:pPr>
-        <w:tabs>
-          <w:tab w:val="num" w:pos="4320"/>
-        </w:tabs>
-        <w:ind w:left="4320" w:hanging="360"/>
-      </w:pPr>
-    </w:lvl>
-    <w:lvl w:ilvl="6" w:tentative="1">
-      <w:start w:val="1"/>
-      <w:numFmt w:val="decimal"/>
-      <w:lvlText w:val="%7."/>
-      <w:lvlJc w:val="left"/>
-      <w:pPr>
-        <w:tabs>
-          <w:tab w:val="num" w:pos="5040"/>
-        </w:tabs>
-        <w:ind w:left="5040" w:hanging="360"/>
-      </w:pPr>
-    </w:lvl>
-    <w:lvl w:ilvl="7" w:tentative="1">
-      <w:start w:val="1"/>
-      <w:numFmt w:val="decimal"/>
-      <w:lvlText w:val="%8."/>
-      <w:lvlJc w:val="left"/>
-      <w:pPr>
-        <w:tabs>
-          <w:tab w:val="num" w:pos="5760"/>
-        </w:tabs>
-        <w:ind w:left="5760" w:hanging="360"/>
-      </w:pPr>
-    </w:lvl>
-    <w:lvl w:ilvl="8" w:tentative="1">
-      <w:start w:val="1"/>
-      <w:numFmt w:val="decimal"/>
-      <w:lvlText w:val="%9."/>
-      <w:lvlJc w:val="left"/>
-      <w:pPr>
-        <w:tabs>
-          <w:tab w:val="num" w:pos="6480"/>
-        </w:tabs>
-        <w:ind w:left="6480" w:hanging="360"/>
-      </w:pPr>
-    </w:lvl>
-  </w:abstractNum>
-  <w:abstractNum w:abstractNumId="30" w15:restartNumberingAfterBreak="0">
-    <w:nsid w:val="4D1314F1"/>
-    <w:multiLevelType w:val="hybridMultilevel"/>
-    <w:tmpl w:val="F5229E20"/>
-    <w:lvl w:ilvl="0" w:tplc="9CE68F18">
-      <w:start w:val="1"/>
-      <w:numFmt w:val="decimal"/>
-      <w:lvlText w:val="%1."/>
-      <w:lvlJc w:val="left"/>
-      <w:pPr>
-        <w:ind w:left="804" w:hanging="444"/>
-      </w:pPr>
-      <w:rPr>
-        <w:rFonts w:hint="default"/>
-      </w:rPr>
-    </w:lvl>
-    <w:lvl w:ilvl="1" w:tplc="240A0019" w:tentative="1">
-      <w:start w:val="1"/>
-      <w:numFmt w:val="lowerLetter"/>
-      <w:lvlText w:val="%2."/>
-      <w:lvlJc w:val="left"/>
-      <w:pPr>
-        <w:ind w:left="1440" w:hanging="360"/>
-      </w:pPr>
-    </w:lvl>
-    <w:lvl w:ilvl="2" w:tplc="240A001B" w:tentative="1">
-      <w:start w:val="1"/>
-      <w:numFmt w:val="lowerRoman"/>
-      <w:lvlText w:val="%3."/>
-      <w:lvlJc w:val="right"/>
-      <w:pPr>
-        <w:ind w:left="2160" w:hanging="180"/>
-      </w:pPr>
-    </w:lvl>
-    <w:lvl w:ilvl="3" w:tplc="240A000F" w:tentative="1">
-      <w:start w:val="1"/>
-      <w:numFmt w:val="decimal"/>
-      <w:lvlText w:val="%4."/>
-      <w:lvlJc w:val="left"/>
-      <w:pPr>
-        <w:ind w:left="2880" w:hanging="360"/>
-      </w:pPr>
-    </w:lvl>
-    <w:lvl w:ilvl="4" w:tplc="240A0019" w:tentative="1">
-      <w:start w:val="1"/>
-      <w:numFmt w:val="lowerLetter"/>
-      <w:lvlText w:val="%5."/>
-      <w:lvlJc w:val="left"/>
-      <w:pPr>
-        <w:ind w:left="3600" w:hanging="360"/>
-      </w:pPr>
-    </w:lvl>
-    <w:lvl w:ilvl="5" w:tplc="240A001B" w:tentative="1">
-      <w:start w:val="1"/>
-      <w:numFmt w:val="lowerRoman"/>
-      <w:lvlText w:val="%6."/>
-      <w:lvlJc w:val="right"/>
-      <w:pPr>
-        <w:ind w:left="4320" w:hanging="180"/>
-      </w:pPr>
-    </w:lvl>
-    <w:lvl w:ilvl="6" w:tplc="240A000F" w:tentative="1">
-      <w:start w:val="1"/>
-      <w:numFmt w:val="decimal"/>
-      <w:lvlText w:val="%7."/>
-      <w:lvlJc w:val="left"/>
-      <w:pPr>
-        <w:ind w:left="5040" w:hanging="360"/>
-      </w:pPr>
-    </w:lvl>
-    <w:lvl w:ilvl="7" w:tplc="240A0019" w:tentative="1">
-      <w:start w:val="1"/>
-      <w:numFmt w:val="lowerLetter"/>
-      <w:lvlText w:val="%8."/>
-      <w:lvlJc w:val="left"/>
-      <w:pPr>
-        <w:ind w:left="5760" w:hanging="360"/>
-      </w:pPr>
-    </w:lvl>
-    <w:lvl w:ilvl="8" w:tplc="240A001B" w:tentative="1">
-      <w:start w:val="1"/>
-      <w:numFmt w:val="lowerRoman"/>
-      <w:lvlText w:val="%9."/>
-      <w:lvlJc w:val="right"/>
-      <w:pPr>
-        <w:ind w:left="6480" w:hanging="180"/>
-      </w:pPr>
-    </w:lvl>
-  </w:abstractNum>
-  <w:abstractNum w:abstractNumId="31" w15:restartNumberingAfterBreak="0">
+  <w:abstractNum w:abstractNumId="8" w15:restartNumberingAfterBreak="0">
     <w:nsid w:val="4DB97B0B"/>
     <w:multiLevelType w:val="multilevel"/>
     <w:tmpl w:val="46F0F422"/>
@@ -23325,676 +20242,7 @@
       </w:pPr>
     </w:lvl>
   </w:abstractNum>
-  <w:abstractNum w:abstractNumId="32" w15:restartNumberingAfterBreak="0">
-    <w:nsid w:val="4E277066"/>
-    <w:multiLevelType w:val="multilevel"/>
-    <w:tmpl w:val="79FACB60"/>
-    <w:lvl w:ilvl="0">
-      <w:start w:val="1"/>
-      <w:numFmt w:val="bullet"/>
-      <w:lvlText w:val=""/>
-      <w:lvlJc w:val="left"/>
-      <w:pPr>
-        <w:tabs>
-          <w:tab w:val="num" w:pos="720"/>
-        </w:tabs>
-        <w:ind w:left="720" w:hanging="360"/>
-      </w:pPr>
-      <w:rPr>
-        <w:rFonts w:ascii="Symbol" w:hAnsi="Symbol" w:hint="default"/>
-        <w:sz w:val="20"/>
-      </w:rPr>
-    </w:lvl>
-    <w:lvl w:ilvl="1" w:tentative="1">
-      <w:start w:val="1"/>
-      <w:numFmt w:val="bullet"/>
-      <w:lvlText w:val="o"/>
-      <w:lvlJc w:val="left"/>
-      <w:pPr>
-        <w:tabs>
-          <w:tab w:val="num" w:pos="1440"/>
-        </w:tabs>
-        <w:ind w:left="1440" w:hanging="360"/>
-      </w:pPr>
-      <w:rPr>
-        <w:rFonts w:ascii="Courier New" w:hAnsi="Courier New" w:hint="default"/>
-        <w:sz w:val="20"/>
-      </w:rPr>
-    </w:lvl>
-    <w:lvl w:ilvl="2" w:tentative="1">
-      <w:start w:val="1"/>
-      <w:numFmt w:val="bullet"/>
-      <w:lvlText w:val=""/>
-      <w:lvlJc w:val="left"/>
-      <w:pPr>
-        <w:tabs>
-          <w:tab w:val="num" w:pos="2160"/>
-        </w:tabs>
-        <w:ind w:left="2160" w:hanging="360"/>
-      </w:pPr>
-      <w:rPr>
-        <w:rFonts w:ascii="Wingdings" w:hAnsi="Wingdings" w:hint="default"/>
-        <w:sz w:val="20"/>
-      </w:rPr>
-    </w:lvl>
-    <w:lvl w:ilvl="3" w:tentative="1">
-      <w:start w:val="1"/>
-      <w:numFmt w:val="bullet"/>
-      <w:lvlText w:val=""/>
-      <w:lvlJc w:val="left"/>
-      <w:pPr>
-        <w:tabs>
-          <w:tab w:val="num" w:pos="2880"/>
-        </w:tabs>
-        <w:ind w:left="2880" w:hanging="360"/>
-      </w:pPr>
-      <w:rPr>
-        <w:rFonts w:ascii="Wingdings" w:hAnsi="Wingdings" w:hint="default"/>
-        <w:sz w:val="20"/>
-      </w:rPr>
-    </w:lvl>
-    <w:lvl w:ilvl="4" w:tentative="1">
-      <w:start w:val="1"/>
-      <w:numFmt w:val="bullet"/>
-      <w:lvlText w:val=""/>
-      <w:lvlJc w:val="left"/>
-      <w:pPr>
-        <w:tabs>
-          <w:tab w:val="num" w:pos="3600"/>
-        </w:tabs>
-        <w:ind w:left="3600" w:hanging="360"/>
-      </w:pPr>
-      <w:rPr>
-        <w:rFonts w:ascii="Wingdings" w:hAnsi="Wingdings" w:hint="default"/>
-        <w:sz w:val="20"/>
-      </w:rPr>
-    </w:lvl>
-    <w:lvl w:ilvl="5" w:tentative="1">
-      <w:start w:val="1"/>
-      <w:numFmt w:val="bullet"/>
-      <w:lvlText w:val=""/>
-      <w:lvlJc w:val="left"/>
-      <w:pPr>
-        <w:tabs>
-          <w:tab w:val="num" w:pos="4320"/>
-        </w:tabs>
-        <w:ind w:left="4320" w:hanging="360"/>
-      </w:pPr>
-      <w:rPr>
-        <w:rFonts w:ascii="Wingdings" w:hAnsi="Wingdings" w:hint="default"/>
-        <w:sz w:val="20"/>
-      </w:rPr>
-    </w:lvl>
-    <w:lvl w:ilvl="6" w:tentative="1">
-      <w:start w:val="1"/>
-      <w:numFmt w:val="bullet"/>
-      <w:lvlText w:val=""/>
-      <w:lvlJc w:val="left"/>
-      <w:pPr>
-        <w:tabs>
-          <w:tab w:val="num" w:pos="5040"/>
-        </w:tabs>
-        <w:ind w:left="5040" w:hanging="360"/>
-      </w:pPr>
-      <w:rPr>
-        <w:rFonts w:ascii="Wingdings" w:hAnsi="Wingdings" w:hint="default"/>
-        <w:sz w:val="20"/>
-      </w:rPr>
-    </w:lvl>
-    <w:lvl w:ilvl="7" w:tentative="1">
-      <w:start w:val="1"/>
-      <w:numFmt w:val="bullet"/>
-      <w:lvlText w:val=""/>
-      <w:lvlJc w:val="left"/>
-      <w:pPr>
-        <w:tabs>
-          <w:tab w:val="num" w:pos="5760"/>
-        </w:tabs>
-        <w:ind w:left="5760" w:hanging="360"/>
-      </w:pPr>
-      <w:rPr>
-        <w:rFonts w:ascii="Wingdings" w:hAnsi="Wingdings" w:hint="default"/>
-        <w:sz w:val="20"/>
-      </w:rPr>
-    </w:lvl>
-    <w:lvl w:ilvl="8" w:tentative="1">
-      <w:start w:val="1"/>
-      <w:numFmt w:val="bullet"/>
-      <w:lvlText w:val=""/>
-      <w:lvlJc w:val="left"/>
-      <w:pPr>
-        <w:tabs>
-          <w:tab w:val="num" w:pos="6480"/>
-        </w:tabs>
-        <w:ind w:left="6480" w:hanging="360"/>
-      </w:pPr>
-      <w:rPr>
-        <w:rFonts w:ascii="Wingdings" w:hAnsi="Wingdings" w:hint="default"/>
-        <w:sz w:val="20"/>
-      </w:rPr>
-    </w:lvl>
-  </w:abstractNum>
-  <w:abstractNum w:abstractNumId="33" w15:restartNumberingAfterBreak="0">
-    <w:nsid w:val="501E4327"/>
-    <w:multiLevelType w:val="multilevel"/>
-    <w:tmpl w:val="C3CCE638"/>
-    <w:lvl w:ilvl="0">
-      <w:start w:val="1"/>
-      <w:numFmt w:val="bullet"/>
-      <w:lvlText w:val=""/>
-      <w:lvlJc w:val="left"/>
-      <w:pPr>
-        <w:tabs>
-          <w:tab w:val="num" w:pos="720"/>
-        </w:tabs>
-        <w:ind w:left="720" w:hanging="360"/>
-      </w:pPr>
-      <w:rPr>
-        <w:rFonts w:ascii="Symbol" w:hAnsi="Symbol" w:hint="default"/>
-        <w:sz w:val="20"/>
-      </w:rPr>
-    </w:lvl>
-    <w:lvl w:ilvl="1" w:tentative="1">
-      <w:start w:val="1"/>
-      <w:numFmt w:val="bullet"/>
-      <w:lvlText w:val="o"/>
-      <w:lvlJc w:val="left"/>
-      <w:pPr>
-        <w:tabs>
-          <w:tab w:val="num" w:pos="1440"/>
-        </w:tabs>
-        <w:ind w:left="1440" w:hanging="360"/>
-      </w:pPr>
-      <w:rPr>
-        <w:rFonts w:ascii="Courier New" w:hAnsi="Courier New" w:hint="default"/>
-        <w:sz w:val="20"/>
-      </w:rPr>
-    </w:lvl>
-    <w:lvl w:ilvl="2" w:tentative="1">
-      <w:start w:val="1"/>
-      <w:numFmt w:val="bullet"/>
-      <w:lvlText w:val=""/>
-      <w:lvlJc w:val="left"/>
-      <w:pPr>
-        <w:tabs>
-          <w:tab w:val="num" w:pos="2160"/>
-        </w:tabs>
-        <w:ind w:left="2160" w:hanging="360"/>
-      </w:pPr>
-      <w:rPr>
-        <w:rFonts w:ascii="Wingdings" w:hAnsi="Wingdings" w:hint="default"/>
-        <w:sz w:val="20"/>
-      </w:rPr>
-    </w:lvl>
-    <w:lvl w:ilvl="3" w:tentative="1">
-      <w:start w:val="1"/>
-      <w:numFmt w:val="bullet"/>
-      <w:lvlText w:val=""/>
-      <w:lvlJc w:val="left"/>
-      <w:pPr>
-        <w:tabs>
-          <w:tab w:val="num" w:pos="2880"/>
-        </w:tabs>
-        <w:ind w:left="2880" w:hanging="360"/>
-      </w:pPr>
-      <w:rPr>
-        <w:rFonts w:ascii="Wingdings" w:hAnsi="Wingdings" w:hint="default"/>
-        <w:sz w:val="20"/>
-      </w:rPr>
-    </w:lvl>
-    <w:lvl w:ilvl="4" w:tentative="1">
-      <w:start w:val="1"/>
-      <w:numFmt w:val="bullet"/>
-      <w:lvlText w:val=""/>
-      <w:lvlJc w:val="left"/>
-      <w:pPr>
-        <w:tabs>
-          <w:tab w:val="num" w:pos="3600"/>
-        </w:tabs>
-        <w:ind w:left="3600" w:hanging="360"/>
-      </w:pPr>
-      <w:rPr>
-        <w:rFonts w:ascii="Wingdings" w:hAnsi="Wingdings" w:hint="default"/>
-        <w:sz w:val="20"/>
-      </w:rPr>
-    </w:lvl>
-    <w:lvl w:ilvl="5" w:tentative="1">
-      <w:start w:val="1"/>
-      <w:numFmt w:val="bullet"/>
-      <w:lvlText w:val=""/>
-      <w:lvlJc w:val="left"/>
-      <w:pPr>
-        <w:tabs>
-          <w:tab w:val="num" w:pos="4320"/>
-        </w:tabs>
-        <w:ind w:left="4320" w:hanging="360"/>
-      </w:pPr>
-      <w:rPr>
-        <w:rFonts w:ascii="Wingdings" w:hAnsi="Wingdings" w:hint="default"/>
-        <w:sz w:val="20"/>
-      </w:rPr>
-    </w:lvl>
-    <w:lvl w:ilvl="6" w:tentative="1">
-      <w:start w:val="1"/>
-      <w:numFmt w:val="bullet"/>
-      <w:lvlText w:val=""/>
-      <w:lvlJc w:val="left"/>
-      <w:pPr>
-        <w:tabs>
-          <w:tab w:val="num" w:pos="5040"/>
-        </w:tabs>
-        <w:ind w:left="5040" w:hanging="360"/>
-      </w:pPr>
-      <w:rPr>
-        <w:rFonts w:ascii="Wingdings" w:hAnsi="Wingdings" w:hint="default"/>
-        <w:sz w:val="20"/>
-      </w:rPr>
-    </w:lvl>
-    <w:lvl w:ilvl="7" w:tentative="1">
-      <w:start w:val="1"/>
-      <w:numFmt w:val="bullet"/>
-      <w:lvlText w:val=""/>
-      <w:lvlJc w:val="left"/>
-      <w:pPr>
-        <w:tabs>
-          <w:tab w:val="num" w:pos="5760"/>
-        </w:tabs>
-        <w:ind w:left="5760" w:hanging="360"/>
-      </w:pPr>
-      <w:rPr>
-        <w:rFonts w:ascii="Wingdings" w:hAnsi="Wingdings" w:hint="default"/>
-        <w:sz w:val="20"/>
-      </w:rPr>
-    </w:lvl>
-    <w:lvl w:ilvl="8" w:tentative="1">
-      <w:start w:val="1"/>
-      <w:numFmt w:val="bullet"/>
-      <w:lvlText w:val=""/>
-      <w:lvlJc w:val="left"/>
-      <w:pPr>
-        <w:tabs>
-          <w:tab w:val="num" w:pos="6480"/>
-        </w:tabs>
-        <w:ind w:left="6480" w:hanging="360"/>
-      </w:pPr>
-      <w:rPr>
-        <w:rFonts w:ascii="Wingdings" w:hAnsi="Wingdings" w:hint="default"/>
-        <w:sz w:val="20"/>
-      </w:rPr>
-    </w:lvl>
-  </w:abstractNum>
-  <w:abstractNum w:abstractNumId="34" w15:restartNumberingAfterBreak="0">
-    <w:nsid w:val="51143ACA"/>
-    <w:multiLevelType w:val="multilevel"/>
-    <w:tmpl w:val="0CD6B8D0"/>
-    <w:lvl w:ilvl="0">
-      <w:start w:val="1"/>
-      <w:numFmt w:val="bullet"/>
-      <w:lvlText w:val=""/>
-      <w:lvlJc w:val="left"/>
-      <w:pPr>
-        <w:tabs>
-          <w:tab w:val="num" w:pos="720"/>
-        </w:tabs>
-        <w:ind w:left="720" w:hanging="360"/>
-      </w:pPr>
-      <w:rPr>
-        <w:rFonts w:ascii="Symbol" w:hAnsi="Symbol" w:hint="default"/>
-        <w:sz w:val="20"/>
-      </w:rPr>
-    </w:lvl>
-    <w:lvl w:ilvl="1">
-      <w:start w:val="1"/>
-      <w:numFmt w:val="decimal"/>
-      <w:lvlText w:val="%2."/>
-      <w:lvlJc w:val="left"/>
-      <w:pPr>
-        <w:tabs>
-          <w:tab w:val="num" w:pos="1440"/>
-        </w:tabs>
-        <w:ind w:left="1440" w:hanging="360"/>
-      </w:pPr>
-    </w:lvl>
-    <w:lvl w:ilvl="2" w:tentative="1">
-      <w:start w:val="1"/>
-      <w:numFmt w:val="bullet"/>
-      <w:lvlText w:val=""/>
-      <w:lvlJc w:val="left"/>
-      <w:pPr>
-        <w:tabs>
-          <w:tab w:val="num" w:pos="2160"/>
-        </w:tabs>
-        <w:ind w:left="2160" w:hanging="360"/>
-      </w:pPr>
-      <w:rPr>
-        <w:rFonts w:ascii="Wingdings" w:hAnsi="Wingdings" w:hint="default"/>
-        <w:sz w:val="20"/>
-      </w:rPr>
-    </w:lvl>
-    <w:lvl w:ilvl="3" w:tentative="1">
-      <w:start w:val="1"/>
-      <w:numFmt w:val="bullet"/>
-      <w:lvlText w:val=""/>
-      <w:lvlJc w:val="left"/>
-      <w:pPr>
-        <w:tabs>
-          <w:tab w:val="num" w:pos="2880"/>
-        </w:tabs>
-        <w:ind w:left="2880" w:hanging="360"/>
-      </w:pPr>
-      <w:rPr>
-        <w:rFonts w:ascii="Wingdings" w:hAnsi="Wingdings" w:hint="default"/>
-        <w:sz w:val="20"/>
-      </w:rPr>
-    </w:lvl>
-    <w:lvl w:ilvl="4" w:tentative="1">
-      <w:start w:val="1"/>
-      <w:numFmt w:val="bullet"/>
-      <w:lvlText w:val=""/>
-      <w:lvlJc w:val="left"/>
-      <w:pPr>
-        <w:tabs>
-          <w:tab w:val="num" w:pos="3600"/>
-        </w:tabs>
-        <w:ind w:left="3600" w:hanging="360"/>
-      </w:pPr>
-      <w:rPr>
-        <w:rFonts w:ascii="Wingdings" w:hAnsi="Wingdings" w:hint="default"/>
-        <w:sz w:val="20"/>
-      </w:rPr>
-    </w:lvl>
-    <w:lvl w:ilvl="5" w:tentative="1">
-      <w:start w:val="1"/>
-      <w:numFmt w:val="bullet"/>
-      <w:lvlText w:val=""/>
-      <w:lvlJc w:val="left"/>
-      <w:pPr>
-        <w:tabs>
-          <w:tab w:val="num" w:pos="4320"/>
-        </w:tabs>
-        <w:ind w:left="4320" w:hanging="360"/>
-      </w:pPr>
-      <w:rPr>
-        <w:rFonts w:ascii="Wingdings" w:hAnsi="Wingdings" w:hint="default"/>
-        <w:sz w:val="20"/>
-      </w:rPr>
-    </w:lvl>
-    <w:lvl w:ilvl="6" w:tentative="1">
-      <w:start w:val="1"/>
-      <w:numFmt w:val="bullet"/>
-      <w:lvlText w:val=""/>
-      <w:lvlJc w:val="left"/>
-      <w:pPr>
-        <w:tabs>
-          <w:tab w:val="num" w:pos="5040"/>
-        </w:tabs>
-        <w:ind w:left="5040" w:hanging="360"/>
-      </w:pPr>
-      <w:rPr>
-        <w:rFonts w:ascii="Wingdings" w:hAnsi="Wingdings" w:hint="default"/>
-        <w:sz w:val="20"/>
-      </w:rPr>
-    </w:lvl>
-    <w:lvl w:ilvl="7" w:tentative="1">
-      <w:start w:val="1"/>
-      <w:numFmt w:val="bullet"/>
-      <w:lvlText w:val=""/>
-      <w:lvlJc w:val="left"/>
-      <w:pPr>
-        <w:tabs>
-          <w:tab w:val="num" w:pos="5760"/>
-        </w:tabs>
-        <w:ind w:left="5760" w:hanging="360"/>
-      </w:pPr>
-      <w:rPr>
-        <w:rFonts w:ascii="Wingdings" w:hAnsi="Wingdings" w:hint="default"/>
-        <w:sz w:val="20"/>
-      </w:rPr>
-    </w:lvl>
-    <w:lvl w:ilvl="8" w:tentative="1">
-      <w:start w:val="1"/>
-      <w:numFmt w:val="bullet"/>
-      <w:lvlText w:val=""/>
-      <w:lvlJc w:val="left"/>
-      <w:pPr>
-        <w:tabs>
-          <w:tab w:val="num" w:pos="6480"/>
-        </w:tabs>
-        <w:ind w:left="6480" w:hanging="360"/>
-      </w:pPr>
-      <w:rPr>
-        <w:rFonts w:ascii="Wingdings" w:hAnsi="Wingdings" w:hint="default"/>
-        <w:sz w:val="20"/>
-      </w:rPr>
-    </w:lvl>
-  </w:abstractNum>
-  <w:abstractNum w:abstractNumId="35" w15:restartNumberingAfterBreak="0">
-    <w:nsid w:val="596658CA"/>
-    <w:multiLevelType w:val="multilevel"/>
-    <w:tmpl w:val="03A056D0"/>
-    <w:lvl w:ilvl="0">
-      <w:start w:val="1"/>
-      <w:numFmt w:val="decimal"/>
-      <w:lvlText w:val="%1."/>
-      <w:lvlJc w:val="left"/>
-      <w:pPr>
-        <w:tabs>
-          <w:tab w:val="num" w:pos="720"/>
-        </w:tabs>
-        <w:ind w:left="720" w:hanging="360"/>
-      </w:pPr>
-    </w:lvl>
-    <w:lvl w:ilvl="1" w:tentative="1">
-      <w:start w:val="1"/>
-      <w:numFmt w:val="decimal"/>
-      <w:lvlText w:val="%2."/>
-      <w:lvlJc w:val="left"/>
-      <w:pPr>
-        <w:tabs>
-          <w:tab w:val="num" w:pos="1440"/>
-        </w:tabs>
-        <w:ind w:left="1440" w:hanging="360"/>
-      </w:pPr>
-    </w:lvl>
-    <w:lvl w:ilvl="2" w:tentative="1">
-      <w:start w:val="1"/>
-      <w:numFmt w:val="decimal"/>
-      <w:lvlText w:val="%3."/>
-      <w:lvlJc w:val="left"/>
-      <w:pPr>
-        <w:tabs>
-          <w:tab w:val="num" w:pos="2160"/>
-        </w:tabs>
-        <w:ind w:left="2160" w:hanging="360"/>
-      </w:pPr>
-    </w:lvl>
-    <w:lvl w:ilvl="3" w:tentative="1">
-      <w:start w:val="1"/>
-      <w:numFmt w:val="decimal"/>
-      <w:lvlText w:val="%4."/>
-      <w:lvlJc w:val="left"/>
-      <w:pPr>
-        <w:tabs>
-          <w:tab w:val="num" w:pos="2880"/>
-        </w:tabs>
-        <w:ind w:left="2880" w:hanging="360"/>
-      </w:pPr>
-    </w:lvl>
-    <w:lvl w:ilvl="4" w:tentative="1">
-      <w:start w:val="1"/>
-      <w:numFmt w:val="decimal"/>
-      <w:lvlText w:val="%5."/>
-      <w:lvlJc w:val="left"/>
-      <w:pPr>
-        <w:tabs>
-          <w:tab w:val="num" w:pos="3600"/>
-        </w:tabs>
-        <w:ind w:left="3600" w:hanging="360"/>
-      </w:pPr>
-    </w:lvl>
-    <w:lvl w:ilvl="5" w:tentative="1">
-      <w:start w:val="1"/>
-      <w:numFmt w:val="decimal"/>
-      <w:lvlText w:val="%6."/>
-      <w:lvlJc w:val="left"/>
-      <w:pPr>
-        <w:tabs>
-          <w:tab w:val="num" w:pos="4320"/>
-        </w:tabs>
-        <w:ind w:left="4320" w:hanging="360"/>
-      </w:pPr>
-    </w:lvl>
-    <w:lvl w:ilvl="6" w:tentative="1">
-      <w:start w:val="1"/>
-      <w:numFmt w:val="decimal"/>
-      <w:lvlText w:val="%7."/>
-      <w:lvlJc w:val="left"/>
-      <w:pPr>
-        <w:tabs>
-          <w:tab w:val="num" w:pos="5040"/>
-        </w:tabs>
-        <w:ind w:left="5040" w:hanging="360"/>
-      </w:pPr>
-    </w:lvl>
-    <w:lvl w:ilvl="7" w:tentative="1">
-      <w:start w:val="1"/>
-      <w:numFmt w:val="decimal"/>
-      <w:lvlText w:val="%8."/>
-      <w:lvlJc w:val="left"/>
-      <w:pPr>
-        <w:tabs>
-          <w:tab w:val="num" w:pos="5760"/>
-        </w:tabs>
-        <w:ind w:left="5760" w:hanging="360"/>
-      </w:pPr>
-    </w:lvl>
-    <w:lvl w:ilvl="8" w:tentative="1">
-      <w:start w:val="1"/>
-      <w:numFmt w:val="decimal"/>
-      <w:lvlText w:val="%9."/>
-      <w:lvlJc w:val="left"/>
-      <w:pPr>
-        <w:tabs>
-          <w:tab w:val="num" w:pos="6480"/>
-        </w:tabs>
-        <w:ind w:left="6480" w:hanging="360"/>
-      </w:pPr>
-    </w:lvl>
-  </w:abstractNum>
-  <w:abstractNum w:abstractNumId="36" w15:restartNumberingAfterBreak="0">
-    <w:nsid w:val="5C060A95"/>
-    <w:multiLevelType w:val="hybridMultilevel"/>
-    <w:tmpl w:val="889895D4"/>
-    <w:lvl w:ilvl="0" w:tplc="240A0001">
-      <w:start w:val="1"/>
-      <w:numFmt w:val="bullet"/>
-      <w:lvlText w:val=""/>
-      <w:lvlJc w:val="left"/>
-      <w:pPr>
-        <w:ind w:left="720" w:hanging="360"/>
-      </w:pPr>
-      <w:rPr>
-        <w:rFonts w:ascii="Symbol" w:hAnsi="Symbol" w:hint="default"/>
-      </w:rPr>
-    </w:lvl>
-    <w:lvl w:ilvl="1" w:tplc="240A0003" w:tentative="1">
-      <w:start w:val="1"/>
-      <w:numFmt w:val="bullet"/>
-      <w:lvlText w:val="o"/>
-      <w:lvlJc w:val="left"/>
-      <w:pPr>
-        <w:ind w:left="1440" w:hanging="360"/>
-      </w:pPr>
-      <w:rPr>
-        <w:rFonts w:ascii="Courier New" w:hAnsi="Courier New" w:cs="Courier New" w:hint="default"/>
-      </w:rPr>
-    </w:lvl>
-    <w:lvl w:ilvl="2" w:tplc="240A0005" w:tentative="1">
-      <w:start w:val="1"/>
-      <w:numFmt w:val="bullet"/>
-      <w:lvlText w:val=""/>
-      <w:lvlJc w:val="left"/>
-      <w:pPr>
-        <w:ind w:left="2160" w:hanging="360"/>
-      </w:pPr>
-      <w:rPr>
-        <w:rFonts w:ascii="Wingdings" w:hAnsi="Wingdings" w:hint="default"/>
-      </w:rPr>
-    </w:lvl>
-    <w:lvl w:ilvl="3" w:tplc="240A0001" w:tentative="1">
-      <w:start w:val="1"/>
-      <w:numFmt w:val="bullet"/>
-      <w:lvlText w:val=""/>
-      <w:lvlJc w:val="left"/>
-      <w:pPr>
-        <w:ind w:left="2880" w:hanging="360"/>
-      </w:pPr>
-      <w:rPr>
-        <w:rFonts w:ascii="Symbol" w:hAnsi="Symbol" w:hint="default"/>
-      </w:rPr>
-    </w:lvl>
-    <w:lvl w:ilvl="4" w:tplc="240A0003" w:tentative="1">
-      <w:start w:val="1"/>
-      <w:numFmt w:val="bullet"/>
-      <w:lvlText w:val="o"/>
-      <w:lvlJc w:val="left"/>
-      <w:pPr>
-        <w:ind w:left="3600" w:hanging="360"/>
-      </w:pPr>
-      <w:rPr>
-        <w:rFonts w:ascii="Courier New" w:hAnsi="Courier New" w:cs="Courier New" w:hint="default"/>
-      </w:rPr>
-    </w:lvl>
-    <w:lvl w:ilvl="5" w:tplc="240A0005" w:tentative="1">
-      <w:start w:val="1"/>
-      <w:numFmt w:val="bullet"/>
-      <w:lvlText w:val=""/>
-      <w:lvlJc w:val="left"/>
-      <w:pPr>
-        <w:ind w:left="4320" w:hanging="360"/>
-      </w:pPr>
-      <w:rPr>
-        <w:rFonts w:ascii="Wingdings" w:hAnsi="Wingdings" w:hint="default"/>
-      </w:rPr>
-    </w:lvl>
-    <w:lvl w:ilvl="6" w:tplc="240A0001" w:tentative="1">
-      <w:start w:val="1"/>
-      <w:numFmt w:val="bullet"/>
-      <w:lvlText w:val=""/>
-      <w:lvlJc w:val="left"/>
-      <w:pPr>
-        <w:ind w:left="5040" w:hanging="360"/>
-      </w:pPr>
-      <w:rPr>
-        <w:rFonts w:ascii="Symbol" w:hAnsi="Symbol" w:hint="default"/>
-      </w:rPr>
-    </w:lvl>
-    <w:lvl w:ilvl="7" w:tplc="240A0003" w:tentative="1">
-      <w:start w:val="1"/>
-      <w:numFmt w:val="bullet"/>
-      <w:lvlText w:val="o"/>
-      <w:lvlJc w:val="left"/>
-      <w:pPr>
-        <w:ind w:left="5760" w:hanging="360"/>
-      </w:pPr>
-      <w:rPr>
-        <w:rFonts w:ascii="Courier New" w:hAnsi="Courier New" w:cs="Courier New" w:hint="default"/>
-      </w:rPr>
-    </w:lvl>
-    <w:lvl w:ilvl="8" w:tplc="240A0005" w:tentative="1">
-      <w:start w:val="1"/>
-      <w:numFmt w:val="bullet"/>
-      <w:lvlText w:val=""/>
-      <w:lvlJc w:val="left"/>
-      <w:pPr>
-        <w:ind w:left="6480" w:hanging="360"/>
-      </w:pPr>
-      <w:rPr>
-        <w:rFonts w:ascii="Wingdings" w:hAnsi="Wingdings" w:hint="default"/>
-      </w:rPr>
-    </w:lvl>
-  </w:abstractNum>
-  <w:abstractNum w:abstractNumId="37" w15:restartNumberingAfterBreak="0">
+  <w:abstractNum w:abstractNumId="9" w15:restartNumberingAfterBreak="0">
     <w:nsid w:val="5C1D212A"/>
     <w:multiLevelType w:val="hybridMultilevel"/>
     <w:tmpl w:val="0DEA3006"/>
@@ -24107,1168 +20355,7 @@
       </w:rPr>
     </w:lvl>
   </w:abstractNum>
-  <w:abstractNum w:abstractNumId="38" w15:restartNumberingAfterBreak="0">
-    <w:nsid w:val="5D6A7F37"/>
-    <w:multiLevelType w:val="multilevel"/>
-    <w:tmpl w:val="70A26B6E"/>
-    <w:lvl w:ilvl="0">
-      <w:start w:val="1"/>
-      <w:numFmt w:val="decimal"/>
-      <w:lvlText w:val="%1."/>
-      <w:lvlJc w:val="left"/>
-      <w:pPr>
-        <w:tabs>
-          <w:tab w:val="num" w:pos="720"/>
-        </w:tabs>
-        <w:ind w:left="720" w:hanging="360"/>
-      </w:pPr>
-    </w:lvl>
-    <w:lvl w:ilvl="1" w:tentative="1">
-      <w:start w:val="1"/>
-      <w:numFmt w:val="decimal"/>
-      <w:lvlText w:val="%2."/>
-      <w:lvlJc w:val="left"/>
-      <w:pPr>
-        <w:tabs>
-          <w:tab w:val="num" w:pos="1440"/>
-        </w:tabs>
-        <w:ind w:left="1440" w:hanging="360"/>
-      </w:pPr>
-    </w:lvl>
-    <w:lvl w:ilvl="2" w:tentative="1">
-      <w:start w:val="1"/>
-      <w:numFmt w:val="decimal"/>
-      <w:lvlText w:val="%3."/>
-      <w:lvlJc w:val="left"/>
-      <w:pPr>
-        <w:tabs>
-          <w:tab w:val="num" w:pos="2160"/>
-        </w:tabs>
-        <w:ind w:left="2160" w:hanging="360"/>
-      </w:pPr>
-    </w:lvl>
-    <w:lvl w:ilvl="3" w:tentative="1">
-      <w:start w:val="1"/>
-      <w:numFmt w:val="decimal"/>
-      <w:lvlText w:val="%4."/>
-      <w:lvlJc w:val="left"/>
-      <w:pPr>
-        <w:tabs>
-          <w:tab w:val="num" w:pos="2880"/>
-        </w:tabs>
-        <w:ind w:left="2880" w:hanging="360"/>
-      </w:pPr>
-    </w:lvl>
-    <w:lvl w:ilvl="4" w:tentative="1">
-      <w:start w:val="1"/>
-      <w:numFmt w:val="decimal"/>
-      <w:lvlText w:val="%5."/>
-      <w:lvlJc w:val="left"/>
-      <w:pPr>
-        <w:tabs>
-          <w:tab w:val="num" w:pos="3600"/>
-        </w:tabs>
-        <w:ind w:left="3600" w:hanging="360"/>
-      </w:pPr>
-    </w:lvl>
-    <w:lvl w:ilvl="5" w:tentative="1">
-      <w:start w:val="1"/>
-      <w:numFmt w:val="decimal"/>
-      <w:lvlText w:val="%6."/>
-      <w:lvlJc w:val="left"/>
-      <w:pPr>
-        <w:tabs>
-          <w:tab w:val="num" w:pos="4320"/>
-        </w:tabs>
-        <w:ind w:left="4320" w:hanging="360"/>
-      </w:pPr>
-    </w:lvl>
-    <w:lvl w:ilvl="6" w:tentative="1">
-      <w:start w:val="1"/>
-      <w:numFmt w:val="decimal"/>
-      <w:lvlText w:val="%7."/>
-      <w:lvlJc w:val="left"/>
-      <w:pPr>
-        <w:tabs>
-          <w:tab w:val="num" w:pos="5040"/>
-        </w:tabs>
-        <w:ind w:left="5040" w:hanging="360"/>
-      </w:pPr>
-    </w:lvl>
-    <w:lvl w:ilvl="7" w:tentative="1">
-      <w:start w:val="1"/>
-      <w:numFmt w:val="decimal"/>
-      <w:lvlText w:val="%8."/>
-      <w:lvlJc w:val="left"/>
-      <w:pPr>
-        <w:tabs>
-          <w:tab w:val="num" w:pos="5760"/>
-        </w:tabs>
-        <w:ind w:left="5760" w:hanging="360"/>
-      </w:pPr>
-    </w:lvl>
-    <w:lvl w:ilvl="8" w:tentative="1">
-      <w:start w:val="1"/>
-      <w:numFmt w:val="decimal"/>
-      <w:lvlText w:val="%9."/>
-      <w:lvlJc w:val="left"/>
-      <w:pPr>
-        <w:tabs>
-          <w:tab w:val="num" w:pos="6480"/>
-        </w:tabs>
-        <w:ind w:left="6480" w:hanging="360"/>
-      </w:pPr>
-    </w:lvl>
-  </w:abstractNum>
-  <w:abstractNum w:abstractNumId="39" w15:restartNumberingAfterBreak="0">
-    <w:nsid w:val="62EB1C0E"/>
-    <w:multiLevelType w:val="multilevel"/>
-    <w:tmpl w:val="168C72DE"/>
-    <w:lvl w:ilvl="0">
-      <w:start w:val="1"/>
-      <w:numFmt w:val="bullet"/>
-      <w:lvlText w:val=""/>
-      <w:lvlJc w:val="left"/>
-      <w:pPr>
-        <w:tabs>
-          <w:tab w:val="num" w:pos="720"/>
-        </w:tabs>
-        <w:ind w:left="720" w:hanging="360"/>
-      </w:pPr>
-      <w:rPr>
-        <w:rFonts w:ascii="Symbol" w:hAnsi="Symbol" w:hint="default"/>
-        <w:sz w:val="20"/>
-      </w:rPr>
-    </w:lvl>
-    <w:lvl w:ilvl="1" w:tentative="1">
-      <w:start w:val="1"/>
-      <w:numFmt w:val="bullet"/>
-      <w:lvlText w:val="o"/>
-      <w:lvlJc w:val="left"/>
-      <w:pPr>
-        <w:tabs>
-          <w:tab w:val="num" w:pos="1440"/>
-        </w:tabs>
-        <w:ind w:left="1440" w:hanging="360"/>
-      </w:pPr>
-      <w:rPr>
-        <w:rFonts w:ascii="Courier New" w:hAnsi="Courier New" w:hint="default"/>
-        <w:sz w:val="20"/>
-      </w:rPr>
-    </w:lvl>
-    <w:lvl w:ilvl="2" w:tentative="1">
-      <w:start w:val="1"/>
-      <w:numFmt w:val="bullet"/>
-      <w:lvlText w:val=""/>
-      <w:lvlJc w:val="left"/>
-      <w:pPr>
-        <w:tabs>
-          <w:tab w:val="num" w:pos="2160"/>
-        </w:tabs>
-        <w:ind w:left="2160" w:hanging="360"/>
-      </w:pPr>
-      <w:rPr>
-        <w:rFonts w:ascii="Wingdings" w:hAnsi="Wingdings" w:hint="default"/>
-        <w:sz w:val="20"/>
-      </w:rPr>
-    </w:lvl>
-    <w:lvl w:ilvl="3" w:tentative="1">
-      <w:start w:val="1"/>
-      <w:numFmt w:val="bullet"/>
-      <w:lvlText w:val=""/>
-      <w:lvlJc w:val="left"/>
-      <w:pPr>
-        <w:tabs>
-          <w:tab w:val="num" w:pos="2880"/>
-        </w:tabs>
-        <w:ind w:left="2880" w:hanging="360"/>
-      </w:pPr>
-      <w:rPr>
-        <w:rFonts w:ascii="Wingdings" w:hAnsi="Wingdings" w:hint="default"/>
-        <w:sz w:val="20"/>
-      </w:rPr>
-    </w:lvl>
-    <w:lvl w:ilvl="4" w:tentative="1">
-      <w:start w:val="1"/>
-      <w:numFmt w:val="bullet"/>
-      <w:lvlText w:val=""/>
-      <w:lvlJc w:val="left"/>
-      <w:pPr>
-        <w:tabs>
-          <w:tab w:val="num" w:pos="3600"/>
-        </w:tabs>
-        <w:ind w:left="3600" w:hanging="360"/>
-      </w:pPr>
-      <w:rPr>
-        <w:rFonts w:ascii="Wingdings" w:hAnsi="Wingdings" w:hint="default"/>
-        <w:sz w:val="20"/>
-      </w:rPr>
-    </w:lvl>
-    <w:lvl w:ilvl="5" w:tentative="1">
-      <w:start w:val="1"/>
-      <w:numFmt w:val="bullet"/>
-      <w:lvlText w:val=""/>
-      <w:lvlJc w:val="left"/>
-      <w:pPr>
-        <w:tabs>
-          <w:tab w:val="num" w:pos="4320"/>
-        </w:tabs>
-        <w:ind w:left="4320" w:hanging="360"/>
-      </w:pPr>
-      <w:rPr>
-        <w:rFonts w:ascii="Wingdings" w:hAnsi="Wingdings" w:hint="default"/>
-        <w:sz w:val="20"/>
-      </w:rPr>
-    </w:lvl>
-    <w:lvl w:ilvl="6" w:tentative="1">
-      <w:start w:val="1"/>
-      <w:numFmt w:val="bullet"/>
-      <w:lvlText w:val=""/>
-      <w:lvlJc w:val="left"/>
-      <w:pPr>
-        <w:tabs>
-          <w:tab w:val="num" w:pos="5040"/>
-        </w:tabs>
-        <w:ind w:left="5040" w:hanging="360"/>
-      </w:pPr>
-      <w:rPr>
-        <w:rFonts w:ascii="Wingdings" w:hAnsi="Wingdings" w:hint="default"/>
-        <w:sz w:val="20"/>
-      </w:rPr>
-    </w:lvl>
-    <w:lvl w:ilvl="7" w:tentative="1">
-      <w:start w:val="1"/>
-      <w:numFmt w:val="bullet"/>
-      <w:lvlText w:val=""/>
-      <w:lvlJc w:val="left"/>
-      <w:pPr>
-        <w:tabs>
-          <w:tab w:val="num" w:pos="5760"/>
-        </w:tabs>
-        <w:ind w:left="5760" w:hanging="360"/>
-      </w:pPr>
-      <w:rPr>
-        <w:rFonts w:ascii="Wingdings" w:hAnsi="Wingdings" w:hint="default"/>
-        <w:sz w:val="20"/>
-      </w:rPr>
-    </w:lvl>
-    <w:lvl w:ilvl="8" w:tentative="1">
-      <w:start w:val="1"/>
-      <w:numFmt w:val="bullet"/>
-      <w:lvlText w:val=""/>
-      <w:lvlJc w:val="left"/>
-      <w:pPr>
-        <w:tabs>
-          <w:tab w:val="num" w:pos="6480"/>
-        </w:tabs>
-        <w:ind w:left="6480" w:hanging="360"/>
-      </w:pPr>
-      <w:rPr>
-        <w:rFonts w:ascii="Wingdings" w:hAnsi="Wingdings" w:hint="default"/>
-        <w:sz w:val="20"/>
-      </w:rPr>
-    </w:lvl>
-  </w:abstractNum>
-  <w:abstractNum w:abstractNumId="40" w15:restartNumberingAfterBreak="0">
-    <w:nsid w:val="64D219D8"/>
-    <w:multiLevelType w:val="multilevel"/>
-    <w:tmpl w:val="5CB8548A"/>
-    <w:lvl w:ilvl="0">
-      <w:start w:val="1"/>
-      <w:numFmt w:val="bullet"/>
-      <w:lvlText w:val=""/>
-      <w:lvlJc w:val="left"/>
-      <w:pPr>
-        <w:tabs>
-          <w:tab w:val="num" w:pos="720"/>
-        </w:tabs>
-        <w:ind w:left="720" w:hanging="360"/>
-      </w:pPr>
-      <w:rPr>
-        <w:rFonts w:ascii="Symbol" w:hAnsi="Symbol" w:hint="default"/>
-        <w:sz w:val="20"/>
-      </w:rPr>
-    </w:lvl>
-    <w:lvl w:ilvl="1" w:tentative="1">
-      <w:start w:val="1"/>
-      <w:numFmt w:val="bullet"/>
-      <w:lvlText w:val="o"/>
-      <w:lvlJc w:val="left"/>
-      <w:pPr>
-        <w:tabs>
-          <w:tab w:val="num" w:pos="1440"/>
-        </w:tabs>
-        <w:ind w:left="1440" w:hanging="360"/>
-      </w:pPr>
-      <w:rPr>
-        <w:rFonts w:ascii="Courier New" w:hAnsi="Courier New" w:hint="default"/>
-        <w:sz w:val="20"/>
-      </w:rPr>
-    </w:lvl>
-    <w:lvl w:ilvl="2" w:tentative="1">
-      <w:start w:val="1"/>
-      <w:numFmt w:val="bullet"/>
-      <w:lvlText w:val=""/>
-      <w:lvlJc w:val="left"/>
-      <w:pPr>
-        <w:tabs>
-          <w:tab w:val="num" w:pos="2160"/>
-        </w:tabs>
-        <w:ind w:left="2160" w:hanging="360"/>
-      </w:pPr>
-      <w:rPr>
-        <w:rFonts w:ascii="Wingdings" w:hAnsi="Wingdings" w:hint="default"/>
-        <w:sz w:val="20"/>
-      </w:rPr>
-    </w:lvl>
-    <w:lvl w:ilvl="3" w:tentative="1">
-      <w:start w:val="1"/>
-      <w:numFmt w:val="bullet"/>
-      <w:lvlText w:val=""/>
-      <w:lvlJc w:val="left"/>
-      <w:pPr>
-        <w:tabs>
-          <w:tab w:val="num" w:pos="2880"/>
-        </w:tabs>
-        <w:ind w:left="2880" w:hanging="360"/>
-      </w:pPr>
-      <w:rPr>
-        <w:rFonts w:ascii="Wingdings" w:hAnsi="Wingdings" w:hint="default"/>
-        <w:sz w:val="20"/>
-      </w:rPr>
-    </w:lvl>
-    <w:lvl w:ilvl="4" w:tentative="1">
-      <w:start w:val="1"/>
-      <w:numFmt w:val="bullet"/>
-      <w:lvlText w:val=""/>
-      <w:lvlJc w:val="left"/>
-      <w:pPr>
-        <w:tabs>
-          <w:tab w:val="num" w:pos="3600"/>
-        </w:tabs>
-        <w:ind w:left="3600" w:hanging="360"/>
-      </w:pPr>
-      <w:rPr>
-        <w:rFonts w:ascii="Wingdings" w:hAnsi="Wingdings" w:hint="default"/>
-        <w:sz w:val="20"/>
-      </w:rPr>
-    </w:lvl>
-    <w:lvl w:ilvl="5" w:tentative="1">
-      <w:start w:val="1"/>
-      <w:numFmt w:val="bullet"/>
-      <w:lvlText w:val=""/>
-      <w:lvlJc w:val="left"/>
-      <w:pPr>
-        <w:tabs>
-          <w:tab w:val="num" w:pos="4320"/>
-        </w:tabs>
-        <w:ind w:left="4320" w:hanging="360"/>
-      </w:pPr>
-      <w:rPr>
-        <w:rFonts w:ascii="Wingdings" w:hAnsi="Wingdings" w:hint="default"/>
-        <w:sz w:val="20"/>
-      </w:rPr>
-    </w:lvl>
-    <w:lvl w:ilvl="6" w:tentative="1">
-      <w:start w:val="1"/>
-      <w:numFmt w:val="bullet"/>
-      <w:lvlText w:val=""/>
-      <w:lvlJc w:val="left"/>
-      <w:pPr>
-        <w:tabs>
-          <w:tab w:val="num" w:pos="5040"/>
-        </w:tabs>
-        <w:ind w:left="5040" w:hanging="360"/>
-      </w:pPr>
-      <w:rPr>
-        <w:rFonts w:ascii="Wingdings" w:hAnsi="Wingdings" w:hint="default"/>
-        <w:sz w:val="20"/>
-      </w:rPr>
-    </w:lvl>
-    <w:lvl w:ilvl="7" w:tentative="1">
-      <w:start w:val="1"/>
-      <w:numFmt w:val="bullet"/>
-      <w:lvlText w:val=""/>
-      <w:lvlJc w:val="left"/>
-      <w:pPr>
-        <w:tabs>
-          <w:tab w:val="num" w:pos="5760"/>
-        </w:tabs>
-        <w:ind w:left="5760" w:hanging="360"/>
-      </w:pPr>
-      <w:rPr>
-        <w:rFonts w:ascii="Wingdings" w:hAnsi="Wingdings" w:hint="default"/>
-        <w:sz w:val="20"/>
-      </w:rPr>
-    </w:lvl>
-    <w:lvl w:ilvl="8" w:tentative="1">
-      <w:start w:val="1"/>
-      <w:numFmt w:val="bullet"/>
-      <w:lvlText w:val=""/>
-      <w:lvlJc w:val="left"/>
-      <w:pPr>
-        <w:tabs>
-          <w:tab w:val="num" w:pos="6480"/>
-        </w:tabs>
-        <w:ind w:left="6480" w:hanging="360"/>
-      </w:pPr>
-      <w:rPr>
-        <w:rFonts w:ascii="Wingdings" w:hAnsi="Wingdings" w:hint="default"/>
-        <w:sz w:val="20"/>
-      </w:rPr>
-    </w:lvl>
-  </w:abstractNum>
-  <w:abstractNum w:abstractNumId="41" w15:restartNumberingAfterBreak="0">
-    <w:nsid w:val="66DF4563"/>
-    <w:multiLevelType w:val="multilevel"/>
-    <w:tmpl w:val="5EEE60B6"/>
-    <w:lvl w:ilvl="0">
-      <w:start w:val="1"/>
-      <w:numFmt w:val="bullet"/>
-      <w:lvlText w:val=""/>
-      <w:lvlJc w:val="left"/>
-      <w:pPr>
-        <w:tabs>
-          <w:tab w:val="num" w:pos="720"/>
-        </w:tabs>
-        <w:ind w:left="720" w:hanging="360"/>
-      </w:pPr>
-      <w:rPr>
-        <w:rFonts w:ascii="Symbol" w:hAnsi="Symbol" w:hint="default"/>
-        <w:sz w:val="20"/>
-      </w:rPr>
-    </w:lvl>
-    <w:lvl w:ilvl="1" w:tentative="1">
-      <w:start w:val="1"/>
-      <w:numFmt w:val="bullet"/>
-      <w:lvlText w:val="o"/>
-      <w:lvlJc w:val="left"/>
-      <w:pPr>
-        <w:tabs>
-          <w:tab w:val="num" w:pos="1440"/>
-        </w:tabs>
-        <w:ind w:left="1440" w:hanging="360"/>
-      </w:pPr>
-      <w:rPr>
-        <w:rFonts w:ascii="Courier New" w:hAnsi="Courier New" w:hint="default"/>
-        <w:sz w:val="20"/>
-      </w:rPr>
-    </w:lvl>
-    <w:lvl w:ilvl="2" w:tentative="1">
-      <w:start w:val="1"/>
-      <w:numFmt w:val="bullet"/>
-      <w:lvlText w:val=""/>
-      <w:lvlJc w:val="left"/>
-      <w:pPr>
-        <w:tabs>
-          <w:tab w:val="num" w:pos="2160"/>
-        </w:tabs>
-        <w:ind w:left="2160" w:hanging="360"/>
-      </w:pPr>
-      <w:rPr>
-        <w:rFonts w:ascii="Wingdings" w:hAnsi="Wingdings" w:hint="default"/>
-        <w:sz w:val="20"/>
-      </w:rPr>
-    </w:lvl>
-    <w:lvl w:ilvl="3" w:tentative="1">
-      <w:start w:val="1"/>
-      <w:numFmt w:val="bullet"/>
-      <w:lvlText w:val=""/>
-      <w:lvlJc w:val="left"/>
-      <w:pPr>
-        <w:tabs>
-          <w:tab w:val="num" w:pos="2880"/>
-        </w:tabs>
-        <w:ind w:left="2880" w:hanging="360"/>
-      </w:pPr>
-      <w:rPr>
-        <w:rFonts w:ascii="Wingdings" w:hAnsi="Wingdings" w:hint="default"/>
-        <w:sz w:val="20"/>
-      </w:rPr>
-    </w:lvl>
-    <w:lvl w:ilvl="4" w:tentative="1">
-      <w:start w:val="1"/>
-      <w:numFmt w:val="bullet"/>
-      <w:lvlText w:val=""/>
-      <w:lvlJc w:val="left"/>
-      <w:pPr>
-        <w:tabs>
-          <w:tab w:val="num" w:pos="3600"/>
-        </w:tabs>
-        <w:ind w:left="3600" w:hanging="360"/>
-      </w:pPr>
-      <w:rPr>
-        <w:rFonts w:ascii="Wingdings" w:hAnsi="Wingdings" w:hint="default"/>
-        <w:sz w:val="20"/>
-      </w:rPr>
-    </w:lvl>
-    <w:lvl w:ilvl="5" w:tentative="1">
-      <w:start w:val="1"/>
-      <w:numFmt w:val="bullet"/>
-      <w:lvlText w:val=""/>
-      <w:lvlJc w:val="left"/>
-      <w:pPr>
-        <w:tabs>
-          <w:tab w:val="num" w:pos="4320"/>
-        </w:tabs>
-        <w:ind w:left="4320" w:hanging="360"/>
-      </w:pPr>
-      <w:rPr>
-        <w:rFonts w:ascii="Wingdings" w:hAnsi="Wingdings" w:hint="default"/>
-        <w:sz w:val="20"/>
-      </w:rPr>
-    </w:lvl>
-    <w:lvl w:ilvl="6" w:tentative="1">
-      <w:start w:val="1"/>
-      <w:numFmt w:val="bullet"/>
-      <w:lvlText w:val=""/>
-      <w:lvlJc w:val="left"/>
-      <w:pPr>
-        <w:tabs>
-          <w:tab w:val="num" w:pos="5040"/>
-        </w:tabs>
-        <w:ind w:left="5040" w:hanging="360"/>
-      </w:pPr>
-      <w:rPr>
-        <w:rFonts w:ascii="Wingdings" w:hAnsi="Wingdings" w:hint="default"/>
-        <w:sz w:val="20"/>
-      </w:rPr>
-    </w:lvl>
-    <w:lvl w:ilvl="7" w:tentative="1">
-      <w:start w:val="1"/>
-      <w:numFmt w:val="bullet"/>
-      <w:lvlText w:val=""/>
-      <w:lvlJc w:val="left"/>
-      <w:pPr>
-        <w:tabs>
-          <w:tab w:val="num" w:pos="5760"/>
-        </w:tabs>
-        <w:ind w:left="5760" w:hanging="360"/>
-      </w:pPr>
-      <w:rPr>
-        <w:rFonts w:ascii="Wingdings" w:hAnsi="Wingdings" w:hint="default"/>
-        <w:sz w:val="20"/>
-      </w:rPr>
-    </w:lvl>
-    <w:lvl w:ilvl="8" w:tentative="1">
-      <w:start w:val="1"/>
-      <w:numFmt w:val="bullet"/>
-      <w:lvlText w:val=""/>
-      <w:lvlJc w:val="left"/>
-      <w:pPr>
-        <w:tabs>
-          <w:tab w:val="num" w:pos="6480"/>
-        </w:tabs>
-        <w:ind w:left="6480" w:hanging="360"/>
-      </w:pPr>
-      <w:rPr>
-        <w:rFonts w:ascii="Wingdings" w:hAnsi="Wingdings" w:hint="default"/>
-        <w:sz w:val="20"/>
-      </w:rPr>
-    </w:lvl>
-  </w:abstractNum>
-  <w:abstractNum w:abstractNumId="42" w15:restartNumberingAfterBreak="0">
-    <w:nsid w:val="675036FD"/>
-    <w:multiLevelType w:val="multilevel"/>
-    <w:tmpl w:val="73E81694"/>
-    <w:lvl w:ilvl="0">
-      <w:start w:val="1"/>
-      <w:numFmt w:val="decimal"/>
-      <w:lvlText w:val="%1."/>
-      <w:lvlJc w:val="left"/>
-      <w:pPr>
-        <w:tabs>
-          <w:tab w:val="num" w:pos="720"/>
-        </w:tabs>
-        <w:ind w:left="720" w:hanging="360"/>
-      </w:pPr>
-    </w:lvl>
-    <w:lvl w:ilvl="1" w:tentative="1">
-      <w:start w:val="1"/>
-      <w:numFmt w:val="decimal"/>
-      <w:lvlText w:val="%2."/>
-      <w:lvlJc w:val="left"/>
-      <w:pPr>
-        <w:tabs>
-          <w:tab w:val="num" w:pos="1440"/>
-        </w:tabs>
-        <w:ind w:left="1440" w:hanging="360"/>
-      </w:pPr>
-    </w:lvl>
-    <w:lvl w:ilvl="2" w:tentative="1">
-      <w:start w:val="1"/>
-      <w:numFmt w:val="decimal"/>
-      <w:lvlText w:val="%3."/>
-      <w:lvlJc w:val="left"/>
-      <w:pPr>
-        <w:tabs>
-          <w:tab w:val="num" w:pos="2160"/>
-        </w:tabs>
-        <w:ind w:left="2160" w:hanging="360"/>
-      </w:pPr>
-    </w:lvl>
-    <w:lvl w:ilvl="3" w:tentative="1">
-      <w:start w:val="1"/>
-      <w:numFmt w:val="decimal"/>
-      <w:lvlText w:val="%4."/>
-      <w:lvlJc w:val="left"/>
-      <w:pPr>
-        <w:tabs>
-          <w:tab w:val="num" w:pos="2880"/>
-        </w:tabs>
-        <w:ind w:left="2880" w:hanging="360"/>
-      </w:pPr>
-    </w:lvl>
-    <w:lvl w:ilvl="4" w:tentative="1">
-      <w:start w:val="1"/>
-      <w:numFmt w:val="decimal"/>
-      <w:lvlText w:val="%5."/>
-      <w:lvlJc w:val="left"/>
-      <w:pPr>
-        <w:tabs>
-          <w:tab w:val="num" w:pos="3600"/>
-        </w:tabs>
-        <w:ind w:left="3600" w:hanging="360"/>
-      </w:pPr>
-    </w:lvl>
-    <w:lvl w:ilvl="5" w:tentative="1">
-      <w:start w:val="1"/>
-      <w:numFmt w:val="decimal"/>
-      <w:lvlText w:val="%6."/>
-      <w:lvlJc w:val="left"/>
-      <w:pPr>
-        <w:tabs>
-          <w:tab w:val="num" w:pos="4320"/>
-        </w:tabs>
-        <w:ind w:left="4320" w:hanging="360"/>
-      </w:pPr>
-    </w:lvl>
-    <w:lvl w:ilvl="6" w:tentative="1">
-      <w:start w:val="1"/>
-      <w:numFmt w:val="decimal"/>
-      <w:lvlText w:val="%7."/>
-      <w:lvlJc w:val="left"/>
-      <w:pPr>
-        <w:tabs>
-          <w:tab w:val="num" w:pos="5040"/>
-        </w:tabs>
-        <w:ind w:left="5040" w:hanging="360"/>
-      </w:pPr>
-    </w:lvl>
-    <w:lvl w:ilvl="7" w:tentative="1">
-      <w:start w:val="1"/>
-      <w:numFmt w:val="decimal"/>
-      <w:lvlText w:val="%8."/>
-      <w:lvlJc w:val="left"/>
-      <w:pPr>
-        <w:tabs>
-          <w:tab w:val="num" w:pos="5760"/>
-        </w:tabs>
-        <w:ind w:left="5760" w:hanging="360"/>
-      </w:pPr>
-    </w:lvl>
-    <w:lvl w:ilvl="8" w:tentative="1">
-      <w:start w:val="1"/>
-      <w:numFmt w:val="decimal"/>
-      <w:lvlText w:val="%9."/>
-      <w:lvlJc w:val="left"/>
-      <w:pPr>
-        <w:tabs>
-          <w:tab w:val="num" w:pos="6480"/>
-        </w:tabs>
-        <w:ind w:left="6480" w:hanging="360"/>
-      </w:pPr>
-    </w:lvl>
-  </w:abstractNum>
-  <w:abstractNum w:abstractNumId="43" w15:restartNumberingAfterBreak="0">
-    <w:nsid w:val="68390F02"/>
-    <w:multiLevelType w:val="multilevel"/>
-    <w:tmpl w:val="DBAAAEBC"/>
-    <w:lvl w:ilvl="0">
-      <w:start w:val="1"/>
-      <w:numFmt w:val="decimal"/>
-      <w:lvlText w:val="%1."/>
-      <w:lvlJc w:val="left"/>
-      <w:pPr>
-        <w:tabs>
-          <w:tab w:val="num" w:pos="720"/>
-        </w:tabs>
-        <w:ind w:left="720" w:hanging="360"/>
-      </w:pPr>
-    </w:lvl>
-    <w:lvl w:ilvl="1" w:tentative="1">
-      <w:start w:val="1"/>
-      <w:numFmt w:val="decimal"/>
-      <w:lvlText w:val="%2."/>
-      <w:lvlJc w:val="left"/>
-      <w:pPr>
-        <w:tabs>
-          <w:tab w:val="num" w:pos="1440"/>
-        </w:tabs>
-        <w:ind w:left="1440" w:hanging="360"/>
-      </w:pPr>
-    </w:lvl>
-    <w:lvl w:ilvl="2" w:tentative="1">
-      <w:start w:val="1"/>
-      <w:numFmt w:val="decimal"/>
-      <w:lvlText w:val="%3."/>
-      <w:lvlJc w:val="left"/>
-      <w:pPr>
-        <w:tabs>
-          <w:tab w:val="num" w:pos="2160"/>
-        </w:tabs>
-        <w:ind w:left="2160" w:hanging="360"/>
-      </w:pPr>
-    </w:lvl>
-    <w:lvl w:ilvl="3" w:tentative="1">
-      <w:start w:val="1"/>
-      <w:numFmt w:val="decimal"/>
-      <w:lvlText w:val="%4."/>
-      <w:lvlJc w:val="left"/>
-      <w:pPr>
-        <w:tabs>
-          <w:tab w:val="num" w:pos="2880"/>
-        </w:tabs>
-        <w:ind w:left="2880" w:hanging="360"/>
-      </w:pPr>
-    </w:lvl>
-    <w:lvl w:ilvl="4" w:tentative="1">
-      <w:start w:val="1"/>
-      <w:numFmt w:val="decimal"/>
-      <w:lvlText w:val="%5."/>
-      <w:lvlJc w:val="left"/>
-      <w:pPr>
-        <w:tabs>
-          <w:tab w:val="num" w:pos="3600"/>
-        </w:tabs>
-        <w:ind w:left="3600" w:hanging="360"/>
-      </w:pPr>
-    </w:lvl>
-    <w:lvl w:ilvl="5" w:tentative="1">
-      <w:start w:val="1"/>
-      <w:numFmt w:val="decimal"/>
-      <w:lvlText w:val="%6."/>
-      <w:lvlJc w:val="left"/>
-      <w:pPr>
-        <w:tabs>
-          <w:tab w:val="num" w:pos="4320"/>
-        </w:tabs>
-        <w:ind w:left="4320" w:hanging="360"/>
-      </w:pPr>
-    </w:lvl>
-    <w:lvl w:ilvl="6" w:tentative="1">
-      <w:start w:val="1"/>
-      <w:numFmt w:val="decimal"/>
-      <w:lvlText w:val="%7."/>
-      <w:lvlJc w:val="left"/>
-      <w:pPr>
-        <w:tabs>
-          <w:tab w:val="num" w:pos="5040"/>
-        </w:tabs>
-        <w:ind w:left="5040" w:hanging="360"/>
-      </w:pPr>
-    </w:lvl>
-    <w:lvl w:ilvl="7" w:tentative="1">
-      <w:start w:val="1"/>
-      <w:numFmt w:val="decimal"/>
-      <w:lvlText w:val="%8."/>
-      <w:lvlJc w:val="left"/>
-      <w:pPr>
-        <w:tabs>
-          <w:tab w:val="num" w:pos="5760"/>
-        </w:tabs>
-        <w:ind w:left="5760" w:hanging="360"/>
-      </w:pPr>
-    </w:lvl>
-    <w:lvl w:ilvl="8" w:tentative="1">
-      <w:start w:val="1"/>
-      <w:numFmt w:val="decimal"/>
-      <w:lvlText w:val="%9."/>
-      <w:lvlJc w:val="left"/>
-      <w:pPr>
-        <w:tabs>
-          <w:tab w:val="num" w:pos="6480"/>
-        </w:tabs>
-        <w:ind w:left="6480" w:hanging="360"/>
-      </w:pPr>
-    </w:lvl>
-  </w:abstractNum>
-  <w:abstractNum w:abstractNumId="44" w15:restartNumberingAfterBreak="0">
-    <w:nsid w:val="6AFB77C2"/>
-    <w:multiLevelType w:val="hybridMultilevel"/>
-    <w:tmpl w:val="5DE8E188"/>
-    <w:lvl w:ilvl="0" w:tplc="240A0001">
-      <w:start w:val="1"/>
-      <w:numFmt w:val="bullet"/>
-      <w:lvlText w:val=""/>
-      <w:lvlJc w:val="left"/>
-      <w:pPr>
-        <w:ind w:left="720" w:hanging="360"/>
-      </w:pPr>
-      <w:rPr>
-        <w:rFonts w:ascii="Symbol" w:hAnsi="Symbol" w:hint="default"/>
-      </w:rPr>
-    </w:lvl>
-    <w:lvl w:ilvl="1" w:tplc="240A0003" w:tentative="1">
-      <w:start w:val="1"/>
-      <w:numFmt w:val="bullet"/>
-      <w:lvlText w:val="o"/>
-      <w:lvlJc w:val="left"/>
-      <w:pPr>
-        <w:ind w:left="1440" w:hanging="360"/>
-      </w:pPr>
-      <w:rPr>
-        <w:rFonts w:ascii="Courier New" w:hAnsi="Courier New" w:cs="Courier New" w:hint="default"/>
-      </w:rPr>
-    </w:lvl>
-    <w:lvl w:ilvl="2" w:tplc="240A0005" w:tentative="1">
-      <w:start w:val="1"/>
-      <w:numFmt w:val="bullet"/>
-      <w:lvlText w:val=""/>
-      <w:lvlJc w:val="left"/>
-      <w:pPr>
-        <w:ind w:left="2160" w:hanging="360"/>
-      </w:pPr>
-      <w:rPr>
-        <w:rFonts w:ascii="Wingdings" w:hAnsi="Wingdings" w:hint="default"/>
-      </w:rPr>
-    </w:lvl>
-    <w:lvl w:ilvl="3" w:tplc="240A0001" w:tentative="1">
-      <w:start w:val="1"/>
-      <w:numFmt w:val="bullet"/>
-      <w:lvlText w:val=""/>
-      <w:lvlJc w:val="left"/>
-      <w:pPr>
-        <w:ind w:left="2880" w:hanging="360"/>
-      </w:pPr>
-      <w:rPr>
-        <w:rFonts w:ascii="Symbol" w:hAnsi="Symbol" w:hint="default"/>
-      </w:rPr>
-    </w:lvl>
-    <w:lvl w:ilvl="4" w:tplc="240A0003" w:tentative="1">
-      <w:start w:val="1"/>
-      <w:numFmt w:val="bullet"/>
-      <w:lvlText w:val="o"/>
-      <w:lvlJc w:val="left"/>
-      <w:pPr>
-        <w:ind w:left="3600" w:hanging="360"/>
-      </w:pPr>
-      <w:rPr>
-        <w:rFonts w:ascii="Courier New" w:hAnsi="Courier New" w:cs="Courier New" w:hint="default"/>
-      </w:rPr>
-    </w:lvl>
-    <w:lvl w:ilvl="5" w:tplc="240A0005" w:tentative="1">
-      <w:start w:val="1"/>
-      <w:numFmt w:val="bullet"/>
-      <w:lvlText w:val=""/>
-      <w:lvlJc w:val="left"/>
-      <w:pPr>
-        <w:ind w:left="4320" w:hanging="360"/>
-      </w:pPr>
-      <w:rPr>
-        <w:rFonts w:ascii="Wingdings" w:hAnsi="Wingdings" w:hint="default"/>
-      </w:rPr>
-    </w:lvl>
-    <w:lvl w:ilvl="6" w:tplc="240A0001" w:tentative="1">
-      <w:start w:val="1"/>
-      <w:numFmt w:val="bullet"/>
-      <w:lvlText w:val=""/>
-      <w:lvlJc w:val="left"/>
-      <w:pPr>
-        <w:ind w:left="5040" w:hanging="360"/>
-      </w:pPr>
-      <w:rPr>
-        <w:rFonts w:ascii="Symbol" w:hAnsi="Symbol" w:hint="default"/>
-      </w:rPr>
-    </w:lvl>
-    <w:lvl w:ilvl="7" w:tplc="240A0003" w:tentative="1">
-      <w:start w:val="1"/>
-      <w:numFmt w:val="bullet"/>
-      <w:lvlText w:val="o"/>
-      <w:lvlJc w:val="left"/>
-      <w:pPr>
-        <w:ind w:left="5760" w:hanging="360"/>
-      </w:pPr>
-      <w:rPr>
-        <w:rFonts w:ascii="Courier New" w:hAnsi="Courier New" w:cs="Courier New" w:hint="default"/>
-      </w:rPr>
-    </w:lvl>
-    <w:lvl w:ilvl="8" w:tplc="240A0005" w:tentative="1">
-      <w:start w:val="1"/>
-      <w:numFmt w:val="bullet"/>
-      <w:lvlText w:val=""/>
-      <w:lvlJc w:val="left"/>
-      <w:pPr>
-        <w:ind w:left="6480" w:hanging="360"/>
-      </w:pPr>
-      <w:rPr>
-        <w:rFonts w:ascii="Wingdings" w:hAnsi="Wingdings" w:hint="default"/>
-      </w:rPr>
-    </w:lvl>
-  </w:abstractNum>
-  <w:abstractNum w:abstractNumId="45" w15:restartNumberingAfterBreak="0">
-    <w:nsid w:val="6BE03BE2"/>
-    <w:multiLevelType w:val="hybridMultilevel"/>
-    <w:tmpl w:val="3718F63A"/>
-    <w:lvl w:ilvl="0" w:tplc="240A0001">
-      <w:start w:val="1"/>
-      <w:numFmt w:val="bullet"/>
-      <w:lvlText w:val=""/>
-      <w:lvlJc w:val="left"/>
-      <w:pPr>
-        <w:ind w:left="720" w:hanging="360"/>
-      </w:pPr>
-      <w:rPr>
-        <w:rFonts w:ascii="Symbol" w:hAnsi="Symbol" w:hint="default"/>
-      </w:rPr>
-    </w:lvl>
-    <w:lvl w:ilvl="1" w:tplc="240A0003" w:tentative="1">
-      <w:start w:val="1"/>
-      <w:numFmt w:val="bullet"/>
-      <w:lvlText w:val="o"/>
-      <w:lvlJc w:val="left"/>
-      <w:pPr>
-        <w:ind w:left="1440" w:hanging="360"/>
-      </w:pPr>
-      <w:rPr>
-        <w:rFonts w:ascii="Courier New" w:hAnsi="Courier New" w:cs="Courier New" w:hint="default"/>
-      </w:rPr>
-    </w:lvl>
-    <w:lvl w:ilvl="2" w:tplc="240A0005" w:tentative="1">
-      <w:start w:val="1"/>
-      <w:numFmt w:val="bullet"/>
-      <w:lvlText w:val=""/>
-      <w:lvlJc w:val="left"/>
-      <w:pPr>
-        <w:ind w:left="2160" w:hanging="360"/>
-      </w:pPr>
-      <w:rPr>
-        <w:rFonts w:ascii="Wingdings" w:hAnsi="Wingdings" w:hint="default"/>
-      </w:rPr>
-    </w:lvl>
-    <w:lvl w:ilvl="3" w:tplc="240A0001" w:tentative="1">
-      <w:start w:val="1"/>
-      <w:numFmt w:val="bullet"/>
-      <w:lvlText w:val=""/>
-      <w:lvlJc w:val="left"/>
-      <w:pPr>
-        <w:ind w:left="2880" w:hanging="360"/>
-      </w:pPr>
-      <w:rPr>
-        <w:rFonts w:ascii="Symbol" w:hAnsi="Symbol" w:hint="default"/>
-      </w:rPr>
-    </w:lvl>
-    <w:lvl w:ilvl="4" w:tplc="240A0003" w:tentative="1">
-      <w:start w:val="1"/>
-      <w:numFmt w:val="bullet"/>
-      <w:lvlText w:val="o"/>
-      <w:lvlJc w:val="left"/>
-      <w:pPr>
-        <w:ind w:left="3600" w:hanging="360"/>
-      </w:pPr>
-      <w:rPr>
-        <w:rFonts w:ascii="Courier New" w:hAnsi="Courier New" w:cs="Courier New" w:hint="default"/>
-      </w:rPr>
-    </w:lvl>
-    <w:lvl w:ilvl="5" w:tplc="240A0005" w:tentative="1">
-      <w:start w:val="1"/>
-      <w:numFmt w:val="bullet"/>
-      <w:lvlText w:val=""/>
-      <w:lvlJc w:val="left"/>
-      <w:pPr>
-        <w:ind w:left="4320" w:hanging="360"/>
-      </w:pPr>
-      <w:rPr>
-        <w:rFonts w:ascii="Wingdings" w:hAnsi="Wingdings" w:hint="default"/>
-      </w:rPr>
-    </w:lvl>
-    <w:lvl w:ilvl="6" w:tplc="240A0001" w:tentative="1">
-      <w:start w:val="1"/>
-      <w:numFmt w:val="bullet"/>
-      <w:lvlText w:val=""/>
-      <w:lvlJc w:val="left"/>
-      <w:pPr>
-        <w:ind w:left="5040" w:hanging="360"/>
-      </w:pPr>
-      <w:rPr>
-        <w:rFonts w:ascii="Symbol" w:hAnsi="Symbol" w:hint="default"/>
-      </w:rPr>
-    </w:lvl>
-    <w:lvl w:ilvl="7" w:tplc="240A0003" w:tentative="1">
-      <w:start w:val="1"/>
-      <w:numFmt w:val="bullet"/>
-      <w:lvlText w:val="o"/>
-      <w:lvlJc w:val="left"/>
-      <w:pPr>
-        <w:ind w:left="5760" w:hanging="360"/>
-      </w:pPr>
-      <w:rPr>
-        <w:rFonts w:ascii="Courier New" w:hAnsi="Courier New" w:cs="Courier New" w:hint="default"/>
-      </w:rPr>
-    </w:lvl>
-    <w:lvl w:ilvl="8" w:tplc="240A0005" w:tentative="1">
-      <w:start w:val="1"/>
-      <w:numFmt w:val="bullet"/>
-      <w:lvlText w:val=""/>
-      <w:lvlJc w:val="left"/>
-      <w:pPr>
-        <w:ind w:left="6480" w:hanging="360"/>
-      </w:pPr>
-      <w:rPr>
-        <w:rFonts w:ascii="Wingdings" w:hAnsi="Wingdings" w:hint="default"/>
-      </w:rPr>
-    </w:lvl>
-  </w:abstractNum>
-  <w:abstractNum w:abstractNumId="46" w15:restartNumberingAfterBreak="0">
-    <w:nsid w:val="719D733E"/>
-    <w:multiLevelType w:val="multilevel"/>
-    <w:tmpl w:val="A02A127C"/>
-    <w:lvl w:ilvl="0">
-      <w:start w:val="1"/>
-      <w:numFmt w:val="bullet"/>
-      <w:lvlText w:val=""/>
-      <w:lvlJc w:val="left"/>
-      <w:pPr>
-        <w:tabs>
-          <w:tab w:val="num" w:pos="720"/>
-        </w:tabs>
-        <w:ind w:left="720" w:hanging="360"/>
-      </w:pPr>
-      <w:rPr>
-        <w:rFonts w:ascii="Symbol" w:hAnsi="Symbol" w:hint="default"/>
-        <w:sz w:val="20"/>
-      </w:rPr>
-    </w:lvl>
-    <w:lvl w:ilvl="1" w:tentative="1">
-      <w:start w:val="1"/>
-      <w:numFmt w:val="bullet"/>
-      <w:lvlText w:val="o"/>
-      <w:lvlJc w:val="left"/>
-      <w:pPr>
-        <w:tabs>
-          <w:tab w:val="num" w:pos="1440"/>
-        </w:tabs>
-        <w:ind w:left="1440" w:hanging="360"/>
-      </w:pPr>
-      <w:rPr>
-        <w:rFonts w:ascii="Courier New" w:hAnsi="Courier New" w:hint="default"/>
-        <w:sz w:val="20"/>
-      </w:rPr>
-    </w:lvl>
-    <w:lvl w:ilvl="2" w:tentative="1">
-      <w:start w:val="1"/>
-      <w:numFmt w:val="bullet"/>
-      <w:lvlText w:val=""/>
-      <w:lvlJc w:val="left"/>
-      <w:pPr>
-        <w:tabs>
-          <w:tab w:val="num" w:pos="2160"/>
-        </w:tabs>
-        <w:ind w:left="2160" w:hanging="360"/>
-      </w:pPr>
-      <w:rPr>
-        <w:rFonts w:ascii="Wingdings" w:hAnsi="Wingdings" w:hint="default"/>
-        <w:sz w:val="20"/>
-      </w:rPr>
-    </w:lvl>
-    <w:lvl w:ilvl="3" w:tentative="1">
-      <w:start w:val="1"/>
-      <w:numFmt w:val="bullet"/>
-      <w:lvlText w:val=""/>
-      <w:lvlJc w:val="left"/>
-      <w:pPr>
-        <w:tabs>
-          <w:tab w:val="num" w:pos="2880"/>
-        </w:tabs>
-        <w:ind w:left="2880" w:hanging="360"/>
-      </w:pPr>
-      <w:rPr>
-        <w:rFonts w:ascii="Wingdings" w:hAnsi="Wingdings" w:hint="default"/>
-        <w:sz w:val="20"/>
-      </w:rPr>
-    </w:lvl>
-    <w:lvl w:ilvl="4" w:tentative="1">
-      <w:start w:val="1"/>
-      <w:numFmt w:val="bullet"/>
-      <w:lvlText w:val=""/>
-      <w:lvlJc w:val="left"/>
-      <w:pPr>
-        <w:tabs>
-          <w:tab w:val="num" w:pos="3600"/>
-        </w:tabs>
-        <w:ind w:left="3600" w:hanging="360"/>
-      </w:pPr>
-      <w:rPr>
-        <w:rFonts w:ascii="Wingdings" w:hAnsi="Wingdings" w:hint="default"/>
-        <w:sz w:val="20"/>
-      </w:rPr>
-    </w:lvl>
-    <w:lvl w:ilvl="5" w:tentative="1">
-      <w:start w:val="1"/>
-      <w:numFmt w:val="bullet"/>
-      <w:lvlText w:val=""/>
-      <w:lvlJc w:val="left"/>
-      <w:pPr>
-        <w:tabs>
-          <w:tab w:val="num" w:pos="4320"/>
-        </w:tabs>
-        <w:ind w:left="4320" w:hanging="360"/>
-      </w:pPr>
-      <w:rPr>
-        <w:rFonts w:ascii="Wingdings" w:hAnsi="Wingdings" w:hint="default"/>
-        <w:sz w:val="20"/>
-      </w:rPr>
-    </w:lvl>
-    <w:lvl w:ilvl="6" w:tentative="1">
-      <w:start w:val="1"/>
-      <w:numFmt w:val="bullet"/>
-      <w:lvlText w:val=""/>
-      <w:lvlJc w:val="left"/>
-      <w:pPr>
-        <w:tabs>
-          <w:tab w:val="num" w:pos="5040"/>
-        </w:tabs>
-        <w:ind w:left="5040" w:hanging="360"/>
-      </w:pPr>
-      <w:rPr>
-        <w:rFonts w:ascii="Wingdings" w:hAnsi="Wingdings" w:hint="default"/>
-        <w:sz w:val="20"/>
-      </w:rPr>
-    </w:lvl>
-    <w:lvl w:ilvl="7" w:tentative="1">
-      <w:start w:val="1"/>
-      <w:numFmt w:val="bullet"/>
-      <w:lvlText w:val=""/>
-      <w:lvlJc w:val="left"/>
-      <w:pPr>
-        <w:tabs>
-          <w:tab w:val="num" w:pos="5760"/>
-        </w:tabs>
-        <w:ind w:left="5760" w:hanging="360"/>
-      </w:pPr>
-      <w:rPr>
-        <w:rFonts w:ascii="Wingdings" w:hAnsi="Wingdings" w:hint="default"/>
-        <w:sz w:val="20"/>
-      </w:rPr>
-    </w:lvl>
-    <w:lvl w:ilvl="8" w:tentative="1">
-      <w:start w:val="1"/>
-      <w:numFmt w:val="bullet"/>
-      <w:lvlText w:val=""/>
-      <w:lvlJc w:val="left"/>
-      <w:pPr>
-        <w:tabs>
-          <w:tab w:val="num" w:pos="6480"/>
-        </w:tabs>
-        <w:ind w:left="6480" w:hanging="360"/>
-      </w:pPr>
-      <w:rPr>
-        <w:rFonts w:ascii="Wingdings" w:hAnsi="Wingdings" w:hint="default"/>
-        <w:sz w:val="20"/>
-      </w:rPr>
-    </w:lvl>
-  </w:abstractNum>
-  <w:abstractNum w:abstractNumId="47" w15:restartNumberingAfterBreak="0">
+  <w:abstractNum w:abstractNumId="10" w15:restartNumberingAfterBreak="0">
     <w:nsid w:val="71AB6D4C"/>
     <w:multiLevelType w:val="multilevel"/>
     <w:tmpl w:val="7FCC3D30"/>
@@ -25417,156 +20504,7 @@
       </w:rPr>
     </w:lvl>
   </w:abstractNum>
-  <w:abstractNum w:abstractNumId="48" w15:restartNumberingAfterBreak="0">
-    <w:nsid w:val="72225839"/>
-    <w:multiLevelType w:val="multilevel"/>
-    <w:tmpl w:val="97F40158"/>
-    <w:lvl w:ilvl="0">
-      <w:start w:val="1"/>
-      <w:numFmt w:val="bullet"/>
-      <w:lvlText w:val=""/>
-      <w:lvlJc w:val="left"/>
-      <w:pPr>
-        <w:tabs>
-          <w:tab w:val="num" w:pos="720"/>
-        </w:tabs>
-        <w:ind w:left="720" w:hanging="360"/>
-      </w:pPr>
-      <w:rPr>
-        <w:rFonts w:ascii="Symbol" w:hAnsi="Symbol" w:hint="default"/>
-        <w:sz w:val="20"/>
-      </w:rPr>
-    </w:lvl>
-    <w:lvl w:ilvl="1" w:tentative="1">
-      <w:start w:val="1"/>
-      <w:numFmt w:val="bullet"/>
-      <w:lvlText w:val="o"/>
-      <w:lvlJc w:val="left"/>
-      <w:pPr>
-        <w:tabs>
-          <w:tab w:val="num" w:pos="1440"/>
-        </w:tabs>
-        <w:ind w:left="1440" w:hanging="360"/>
-      </w:pPr>
-      <w:rPr>
-        <w:rFonts w:ascii="Courier New" w:hAnsi="Courier New" w:hint="default"/>
-        <w:sz w:val="20"/>
-      </w:rPr>
-    </w:lvl>
-    <w:lvl w:ilvl="2" w:tentative="1">
-      <w:start w:val="1"/>
-      <w:numFmt w:val="bullet"/>
-      <w:lvlText w:val=""/>
-      <w:lvlJc w:val="left"/>
-      <w:pPr>
-        <w:tabs>
-          <w:tab w:val="num" w:pos="2160"/>
-        </w:tabs>
-        <w:ind w:left="2160" w:hanging="360"/>
-      </w:pPr>
-      <w:rPr>
-        <w:rFonts w:ascii="Wingdings" w:hAnsi="Wingdings" w:hint="default"/>
-        <w:sz w:val="20"/>
-      </w:rPr>
-    </w:lvl>
-    <w:lvl w:ilvl="3" w:tentative="1">
-      <w:start w:val="1"/>
-      <w:numFmt w:val="bullet"/>
-      <w:lvlText w:val=""/>
-      <w:lvlJc w:val="left"/>
-      <w:pPr>
-        <w:tabs>
-          <w:tab w:val="num" w:pos="2880"/>
-        </w:tabs>
-        <w:ind w:left="2880" w:hanging="360"/>
-      </w:pPr>
-      <w:rPr>
-        <w:rFonts w:ascii="Wingdings" w:hAnsi="Wingdings" w:hint="default"/>
-        <w:sz w:val="20"/>
-      </w:rPr>
-    </w:lvl>
-    <w:lvl w:ilvl="4" w:tentative="1">
-      <w:start w:val="1"/>
-      <w:numFmt w:val="bullet"/>
-      <w:lvlText w:val=""/>
-      <w:lvlJc w:val="left"/>
-      <w:pPr>
-        <w:tabs>
-          <w:tab w:val="num" w:pos="3600"/>
-        </w:tabs>
-        <w:ind w:left="3600" w:hanging="360"/>
-      </w:pPr>
-      <w:rPr>
-        <w:rFonts w:ascii="Wingdings" w:hAnsi="Wingdings" w:hint="default"/>
-        <w:sz w:val="20"/>
-      </w:rPr>
-    </w:lvl>
-    <w:lvl w:ilvl="5" w:tentative="1">
-      <w:start w:val="1"/>
-      <w:numFmt w:val="bullet"/>
-      <w:lvlText w:val=""/>
-      <w:lvlJc w:val="left"/>
-      <w:pPr>
-        <w:tabs>
-          <w:tab w:val="num" w:pos="4320"/>
-        </w:tabs>
-        <w:ind w:left="4320" w:hanging="360"/>
-      </w:pPr>
-      <w:rPr>
-        <w:rFonts w:ascii="Wingdings" w:hAnsi="Wingdings" w:hint="default"/>
-        <w:sz w:val="20"/>
-      </w:rPr>
-    </w:lvl>
-    <w:lvl w:ilvl="6" w:tentative="1">
-      <w:start w:val="1"/>
-      <w:numFmt w:val="bullet"/>
-      <w:lvlText w:val=""/>
-      <w:lvlJc w:val="left"/>
-      <w:pPr>
-        <w:tabs>
-          <w:tab w:val="num" w:pos="5040"/>
-        </w:tabs>
-        <w:ind w:left="5040" w:hanging="360"/>
-      </w:pPr>
-      <w:rPr>
-        <w:rFonts w:ascii="Wingdings" w:hAnsi="Wingdings" w:hint="default"/>
-        <w:sz w:val="20"/>
-      </w:rPr>
-    </w:lvl>
-    <w:lvl w:ilvl="7" w:tentative="1">
-      <w:start w:val="1"/>
-      <w:numFmt w:val="bullet"/>
-      <w:lvlText w:val=""/>
-      <w:lvlJc w:val="left"/>
-      <w:pPr>
-        <w:tabs>
-          <w:tab w:val="num" w:pos="5760"/>
-        </w:tabs>
-        <w:ind w:left="5760" w:hanging="360"/>
-      </w:pPr>
-      <w:rPr>
-        <w:rFonts w:ascii="Wingdings" w:hAnsi="Wingdings" w:hint="default"/>
-        <w:sz w:val="20"/>
-      </w:rPr>
-    </w:lvl>
-    <w:lvl w:ilvl="8" w:tentative="1">
-      <w:start w:val="1"/>
-      <w:numFmt w:val="bullet"/>
-      <w:lvlText w:val=""/>
-      <w:lvlJc w:val="left"/>
-      <w:pPr>
-        <w:tabs>
-          <w:tab w:val="num" w:pos="6480"/>
-        </w:tabs>
-        <w:ind w:left="6480" w:hanging="360"/>
-      </w:pPr>
-      <w:rPr>
-        <w:rFonts w:ascii="Wingdings" w:hAnsi="Wingdings" w:hint="default"/>
-        <w:sz w:val="20"/>
-      </w:rPr>
-    </w:lvl>
-  </w:abstractNum>
-  <w:abstractNum w:abstractNumId="49" w15:restartNumberingAfterBreak="0">
+  <w:abstractNum w:abstractNumId="11" w15:restartNumberingAfterBreak="0">
     <w:nsid w:val="73670B20"/>
     <w:multiLevelType w:val="multilevel"/>
     <w:tmpl w:val="E088533E"/>
@@ -25715,269 +20653,7 @@
       </w:rPr>
     </w:lvl>
   </w:abstractNum>
-  <w:abstractNum w:abstractNumId="50" w15:restartNumberingAfterBreak="0">
-    <w:nsid w:val="79F3394D"/>
-    <w:multiLevelType w:val="multilevel"/>
-    <w:tmpl w:val="1778C4CC"/>
-    <w:lvl w:ilvl="0">
-      <w:start w:val="1"/>
-      <w:numFmt w:val="bullet"/>
-      <w:lvlText w:val=""/>
-      <w:lvlJc w:val="left"/>
-      <w:pPr>
-        <w:tabs>
-          <w:tab w:val="num" w:pos="720"/>
-        </w:tabs>
-        <w:ind w:left="720" w:hanging="360"/>
-      </w:pPr>
-      <w:rPr>
-        <w:rFonts w:ascii="Symbol" w:hAnsi="Symbol" w:hint="default"/>
-        <w:sz w:val="20"/>
-      </w:rPr>
-    </w:lvl>
-    <w:lvl w:ilvl="1" w:tentative="1">
-      <w:start w:val="1"/>
-      <w:numFmt w:val="bullet"/>
-      <w:lvlText w:val="o"/>
-      <w:lvlJc w:val="left"/>
-      <w:pPr>
-        <w:tabs>
-          <w:tab w:val="num" w:pos="1440"/>
-        </w:tabs>
-        <w:ind w:left="1440" w:hanging="360"/>
-      </w:pPr>
-      <w:rPr>
-        <w:rFonts w:ascii="Courier New" w:hAnsi="Courier New" w:hint="default"/>
-        <w:sz w:val="20"/>
-      </w:rPr>
-    </w:lvl>
-    <w:lvl w:ilvl="2" w:tentative="1">
-      <w:start w:val="1"/>
-      <w:numFmt w:val="bullet"/>
-      <w:lvlText w:val=""/>
-      <w:lvlJc w:val="left"/>
-      <w:pPr>
-        <w:tabs>
-          <w:tab w:val="num" w:pos="2160"/>
-        </w:tabs>
-        <w:ind w:left="2160" w:hanging="360"/>
-      </w:pPr>
-      <w:rPr>
-        <w:rFonts w:ascii="Wingdings" w:hAnsi="Wingdings" w:hint="default"/>
-        <w:sz w:val="20"/>
-      </w:rPr>
-    </w:lvl>
-    <w:lvl w:ilvl="3" w:tentative="1">
-      <w:start w:val="1"/>
-      <w:numFmt w:val="bullet"/>
-      <w:lvlText w:val=""/>
-      <w:lvlJc w:val="left"/>
-      <w:pPr>
-        <w:tabs>
-          <w:tab w:val="num" w:pos="2880"/>
-        </w:tabs>
-        <w:ind w:left="2880" w:hanging="360"/>
-      </w:pPr>
-      <w:rPr>
-        <w:rFonts w:ascii="Wingdings" w:hAnsi="Wingdings" w:hint="default"/>
-        <w:sz w:val="20"/>
-      </w:rPr>
-    </w:lvl>
-    <w:lvl w:ilvl="4" w:tentative="1">
-      <w:start w:val="1"/>
-      <w:numFmt w:val="bullet"/>
-      <w:lvlText w:val=""/>
-      <w:lvlJc w:val="left"/>
-      <w:pPr>
-        <w:tabs>
-          <w:tab w:val="num" w:pos="3600"/>
-        </w:tabs>
-        <w:ind w:left="3600" w:hanging="360"/>
-      </w:pPr>
-      <w:rPr>
-        <w:rFonts w:ascii="Wingdings" w:hAnsi="Wingdings" w:hint="default"/>
-        <w:sz w:val="20"/>
-      </w:rPr>
-    </w:lvl>
-    <w:lvl w:ilvl="5" w:tentative="1">
-      <w:start w:val="1"/>
-      <w:numFmt w:val="bullet"/>
-      <w:lvlText w:val=""/>
-      <w:lvlJc w:val="left"/>
-      <w:pPr>
-        <w:tabs>
-          <w:tab w:val="num" w:pos="4320"/>
-        </w:tabs>
-        <w:ind w:left="4320" w:hanging="360"/>
-      </w:pPr>
-      <w:rPr>
-        <w:rFonts w:ascii="Wingdings" w:hAnsi="Wingdings" w:hint="default"/>
-        <w:sz w:val="20"/>
-      </w:rPr>
-    </w:lvl>
-    <w:lvl w:ilvl="6" w:tentative="1">
-      <w:start w:val="1"/>
-      <w:numFmt w:val="bullet"/>
-      <w:lvlText w:val=""/>
-      <w:lvlJc w:val="left"/>
-      <w:pPr>
-        <w:tabs>
-          <w:tab w:val="num" w:pos="5040"/>
-        </w:tabs>
-        <w:ind w:left="5040" w:hanging="360"/>
-      </w:pPr>
-      <w:rPr>
-        <w:rFonts w:ascii="Wingdings" w:hAnsi="Wingdings" w:hint="default"/>
-        <w:sz w:val="20"/>
-      </w:rPr>
-    </w:lvl>
-    <w:lvl w:ilvl="7" w:tentative="1">
-      <w:start w:val="1"/>
-      <w:numFmt w:val="bullet"/>
-      <w:lvlText w:val=""/>
-      <w:lvlJc w:val="left"/>
-      <w:pPr>
-        <w:tabs>
-          <w:tab w:val="num" w:pos="5760"/>
-        </w:tabs>
-        <w:ind w:left="5760" w:hanging="360"/>
-      </w:pPr>
-      <w:rPr>
-        <w:rFonts w:ascii="Wingdings" w:hAnsi="Wingdings" w:hint="default"/>
-        <w:sz w:val="20"/>
-      </w:rPr>
-    </w:lvl>
-    <w:lvl w:ilvl="8" w:tentative="1">
-      <w:start w:val="1"/>
-      <w:numFmt w:val="bullet"/>
-      <w:lvlText w:val=""/>
-      <w:lvlJc w:val="left"/>
-      <w:pPr>
-        <w:tabs>
-          <w:tab w:val="num" w:pos="6480"/>
-        </w:tabs>
-        <w:ind w:left="6480" w:hanging="360"/>
-      </w:pPr>
-      <w:rPr>
-        <w:rFonts w:ascii="Wingdings" w:hAnsi="Wingdings" w:hint="default"/>
-        <w:sz w:val="20"/>
-      </w:rPr>
-    </w:lvl>
-  </w:abstractNum>
-  <w:abstractNum w:abstractNumId="51" w15:restartNumberingAfterBreak="0">
-    <w:nsid w:val="7AA13E90"/>
-    <w:multiLevelType w:val="hybridMultilevel"/>
-    <w:tmpl w:val="AEF8065A"/>
-    <w:lvl w:ilvl="0" w:tplc="240A0001">
-      <w:start w:val="1"/>
-      <w:numFmt w:val="bullet"/>
-      <w:lvlText w:val=""/>
-      <w:lvlJc w:val="left"/>
-      <w:pPr>
-        <w:ind w:left="1440" w:hanging="360"/>
-      </w:pPr>
-      <w:rPr>
-        <w:rFonts w:ascii="Symbol" w:hAnsi="Symbol" w:hint="default"/>
-      </w:rPr>
-    </w:lvl>
-    <w:lvl w:ilvl="1" w:tplc="240A0003" w:tentative="1">
-      <w:start w:val="1"/>
-      <w:numFmt w:val="bullet"/>
-      <w:lvlText w:val="o"/>
-      <w:lvlJc w:val="left"/>
-      <w:pPr>
-        <w:ind w:left="2160" w:hanging="360"/>
-      </w:pPr>
-      <w:rPr>
-        <w:rFonts w:ascii="Courier New" w:hAnsi="Courier New" w:cs="Courier New" w:hint="default"/>
-      </w:rPr>
-    </w:lvl>
-    <w:lvl w:ilvl="2" w:tplc="240A0005" w:tentative="1">
-      <w:start w:val="1"/>
-      <w:numFmt w:val="bullet"/>
-      <w:lvlText w:val=""/>
-      <w:lvlJc w:val="left"/>
-      <w:pPr>
-        <w:ind w:left="2880" w:hanging="360"/>
-      </w:pPr>
-      <w:rPr>
-        <w:rFonts w:ascii="Wingdings" w:hAnsi="Wingdings" w:hint="default"/>
-      </w:rPr>
-    </w:lvl>
-    <w:lvl w:ilvl="3" w:tplc="240A0001" w:tentative="1">
-      <w:start w:val="1"/>
-      <w:numFmt w:val="bullet"/>
-      <w:lvlText w:val=""/>
-      <w:lvlJc w:val="left"/>
-      <w:pPr>
-        <w:ind w:left="3600" w:hanging="360"/>
-      </w:pPr>
-      <w:rPr>
-        <w:rFonts w:ascii="Symbol" w:hAnsi="Symbol" w:hint="default"/>
-      </w:rPr>
-    </w:lvl>
-    <w:lvl w:ilvl="4" w:tplc="240A0003" w:tentative="1">
-      <w:start w:val="1"/>
-      <w:numFmt w:val="bullet"/>
-      <w:lvlText w:val="o"/>
-      <w:lvlJc w:val="left"/>
-      <w:pPr>
-        <w:ind w:left="4320" w:hanging="360"/>
-      </w:pPr>
-      <w:rPr>
-        <w:rFonts w:ascii="Courier New" w:hAnsi="Courier New" w:cs="Courier New" w:hint="default"/>
-      </w:rPr>
-    </w:lvl>
-    <w:lvl w:ilvl="5" w:tplc="240A0005" w:tentative="1">
-      <w:start w:val="1"/>
-      <w:numFmt w:val="bullet"/>
-      <w:lvlText w:val=""/>
-      <w:lvlJc w:val="left"/>
-      <w:pPr>
-        <w:ind w:left="5040" w:hanging="360"/>
-      </w:pPr>
-      <w:rPr>
-        <w:rFonts w:ascii="Wingdings" w:hAnsi="Wingdings" w:hint="default"/>
-      </w:rPr>
-    </w:lvl>
-    <w:lvl w:ilvl="6" w:tplc="240A0001" w:tentative="1">
-      <w:start w:val="1"/>
-      <w:numFmt w:val="bullet"/>
-      <w:lvlText w:val=""/>
-      <w:lvlJc w:val="left"/>
-      <w:pPr>
-        <w:ind w:left="5760" w:hanging="360"/>
-      </w:pPr>
-      <w:rPr>
-        <w:rFonts w:ascii="Symbol" w:hAnsi="Symbol" w:hint="default"/>
-      </w:rPr>
-    </w:lvl>
-    <w:lvl w:ilvl="7" w:tplc="240A0003" w:tentative="1">
-      <w:start w:val="1"/>
-      <w:numFmt w:val="bullet"/>
-      <w:lvlText w:val="o"/>
-      <w:lvlJc w:val="left"/>
-      <w:pPr>
-        <w:ind w:left="6480" w:hanging="360"/>
-      </w:pPr>
-      <w:rPr>
-        <w:rFonts w:ascii="Courier New" w:hAnsi="Courier New" w:cs="Courier New" w:hint="default"/>
-      </w:rPr>
-    </w:lvl>
-    <w:lvl w:ilvl="8" w:tplc="240A0005" w:tentative="1">
-      <w:start w:val="1"/>
-      <w:numFmt w:val="bullet"/>
-      <w:lvlText w:val=""/>
-      <w:lvlJc w:val="left"/>
-      <w:pPr>
-        <w:ind w:left="7200" w:hanging="360"/>
-      </w:pPr>
-      <w:rPr>
-        <w:rFonts w:ascii="Wingdings" w:hAnsi="Wingdings" w:hint="default"/>
-      </w:rPr>
-    </w:lvl>
-  </w:abstractNum>
-  <w:abstractNum w:abstractNumId="52" w15:restartNumberingAfterBreak="0">
+  <w:abstractNum w:abstractNumId="12" w15:restartNumberingAfterBreak="0">
     <w:nsid w:val="7CF51875"/>
     <w:multiLevelType w:val="multilevel"/>
     <w:tmpl w:val="EB5A8B26"/>
@@ -26126,305 +20802,7 @@
       </w:rPr>
     </w:lvl>
   </w:abstractNum>
-  <w:abstractNum w:abstractNumId="53" w15:restartNumberingAfterBreak="0">
-    <w:nsid w:val="7D032CE7"/>
-    <w:multiLevelType w:val="multilevel"/>
-    <w:tmpl w:val="8EE09992"/>
-    <w:lvl w:ilvl="0">
-      <w:start w:val="1"/>
-      <w:numFmt w:val="bullet"/>
-      <w:lvlText w:val=""/>
-      <w:lvlJc w:val="left"/>
-      <w:pPr>
-        <w:tabs>
-          <w:tab w:val="num" w:pos="720"/>
-        </w:tabs>
-        <w:ind w:left="720" w:hanging="360"/>
-      </w:pPr>
-      <w:rPr>
-        <w:rFonts w:ascii="Symbol" w:hAnsi="Symbol" w:hint="default"/>
-        <w:sz w:val="20"/>
-      </w:rPr>
-    </w:lvl>
-    <w:lvl w:ilvl="1" w:tentative="1">
-      <w:start w:val="1"/>
-      <w:numFmt w:val="bullet"/>
-      <w:lvlText w:val="o"/>
-      <w:lvlJc w:val="left"/>
-      <w:pPr>
-        <w:tabs>
-          <w:tab w:val="num" w:pos="1440"/>
-        </w:tabs>
-        <w:ind w:left="1440" w:hanging="360"/>
-      </w:pPr>
-      <w:rPr>
-        <w:rFonts w:ascii="Courier New" w:hAnsi="Courier New" w:hint="default"/>
-        <w:sz w:val="20"/>
-      </w:rPr>
-    </w:lvl>
-    <w:lvl w:ilvl="2" w:tentative="1">
-      <w:start w:val="1"/>
-      <w:numFmt w:val="bullet"/>
-      <w:lvlText w:val=""/>
-      <w:lvlJc w:val="left"/>
-      <w:pPr>
-        <w:tabs>
-          <w:tab w:val="num" w:pos="2160"/>
-        </w:tabs>
-        <w:ind w:left="2160" w:hanging="360"/>
-      </w:pPr>
-      <w:rPr>
-        <w:rFonts w:ascii="Wingdings" w:hAnsi="Wingdings" w:hint="default"/>
-        <w:sz w:val="20"/>
-      </w:rPr>
-    </w:lvl>
-    <w:lvl w:ilvl="3" w:tentative="1">
-      <w:start w:val="1"/>
-      <w:numFmt w:val="bullet"/>
-      <w:lvlText w:val=""/>
-      <w:lvlJc w:val="left"/>
-      <w:pPr>
-        <w:tabs>
-          <w:tab w:val="num" w:pos="2880"/>
-        </w:tabs>
-        <w:ind w:left="2880" w:hanging="360"/>
-      </w:pPr>
-      <w:rPr>
-        <w:rFonts w:ascii="Wingdings" w:hAnsi="Wingdings" w:hint="default"/>
-        <w:sz w:val="20"/>
-      </w:rPr>
-    </w:lvl>
-    <w:lvl w:ilvl="4" w:tentative="1">
-      <w:start w:val="1"/>
-      <w:numFmt w:val="bullet"/>
-      <w:lvlText w:val=""/>
-      <w:lvlJc w:val="left"/>
-      <w:pPr>
-        <w:tabs>
-          <w:tab w:val="num" w:pos="3600"/>
-        </w:tabs>
-        <w:ind w:left="3600" w:hanging="360"/>
-      </w:pPr>
-      <w:rPr>
-        <w:rFonts w:ascii="Wingdings" w:hAnsi="Wingdings" w:hint="default"/>
-        <w:sz w:val="20"/>
-      </w:rPr>
-    </w:lvl>
-    <w:lvl w:ilvl="5" w:tentative="1">
-      <w:start w:val="1"/>
-      <w:numFmt w:val="bullet"/>
-      <w:lvlText w:val=""/>
-      <w:lvlJc w:val="left"/>
-      <w:pPr>
-        <w:tabs>
-          <w:tab w:val="num" w:pos="4320"/>
-        </w:tabs>
-        <w:ind w:left="4320" w:hanging="360"/>
-      </w:pPr>
-      <w:rPr>
-        <w:rFonts w:ascii="Wingdings" w:hAnsi="Wingdings" w:hint="default"/>
-        <w:sz w:val="20"/>
-      </w:rPr>
-    </w:lvl>
-    <w:lvl w:ilvl="6" w:tentative="1">
-      <w:start w:val="1"/>
-      <w:numFmt w:val="bullet"/>
-      <w:lvlText w:val=""/>
-      <w:lvlJc w:val="left"/>
-      <w:pPr>
-        <w:tabs>
-          <w:tab w:val="num" w:pos="5040"/>
-        </w:tabs>
-        <w:ind w:left="5040" w:hanging="360"/>
-      </w:pPr>
-      <w:rPr>
-        <w:rFonts w:ascii="Wingdings" w:hAnsi="Wingdings" w:hint="default"/>
-        <w:sz w:val="20"/>
-      </w:rPr>
-    </w:lvl>
-    <w:lvl w:ilvl="7" w:tentative="1">
-      <w:start w:val="1"/>
-      <w:numFmt w:val="bullet"/>
-      <w:lvlText w:val=""/>
-      <w:lvlJc w:val="left"/>
-      <w:pPr>
-        <w:tabs>
-          <w:tab w:val="num" w:pos="5760"/>
-        </w:tabs>
-        <w:ind w:left="5760" w:hanging="360"/>
-      </w:pPr>
-      <w:rPr>
-        <w:rFonts w:ascii="Wingdings" w:hAnsi="Wingdings" w:hint="default"/>
-        <w:sz w:val="20"/>
-      </w:rPr>
-    </w:lvl>
-    <w:lvl w:ilvl="8" w:tentative="1">
-      <w:start w:val="1"/>
-      <w:numFmt w:val="bullet"/>
-      <w:lvlText w:val=""/>
-      <w:lvlJc w:val="left"/>
-      <w:pPr>
-        <w:tabs>
-          <w:tab w:val="num" w:pos="6480"/>
-        </w:tabs>
-        <w:ind w:left="6480" w:hanging="360"/>
-      </w:pPr>
-      <w:rPr>
-        <w:rFonts w:ascii="Wingdings" w:hAnsi="Wingdings" w:hint="default"/>
-        <w:sz w:val="20"/>
-      </w:rPr>
-    </w:lvl>
-  </w:abstractNum>
-  <w:abstractNum w:abstractNumId="54" w15:restartNumberingAfterBreak="0">
-    <w:nsid w:val="7EA97DBE"/>
-    <w:multiLevelType w:val="multilevel"/>
-    <w:tmpl w:val="6A54AF8A"/>
-    <w:lvl w:ilvl="0">
-      <w:start w:val="1"/>
-      <w:numFmt w:val="bullet"/>
-      <w:lvlText w:val=""/>
-      <w:lvlJc w:val="left"/>
-      <w:pPr>
-        <w:tabs>
-          <w:tab w:val="num" w:pos="720"/>
-        </w:tabs>
-        <w:ind w:left="720" w:hanging="360"/>
-      </w:pPr>
-      <w:rPr>
-        <w:rFonts w:ascii="Symbol" w:hAnsi="Symbol" w:hint="default"/>
-        <w:sz w:val="20"/>
-      </w:rPr>
-    </w:lvl>
-    <w:lvl w:ilvl="1" w:tentative="1">
-      <w:start w:val="1"/>
-      <w:numFmt w:val="bullet"/>
-      <w:lvlText w:val="o"/>
-      <w:lvlJc w:val="left"/>
-      <w:pPr>
-        <w:tabs>
-          <w:tab w:val="num" w:pos="1440"/>
-        </w:tabs>
-        <w:ind w:left="1440" w:hanging="360"/>
-      </w:pPr>
-      <w:rPr>
-        <w:rFonts w:ascii="Courier New" w:hAnsi="Courier New" w:hint="default"/>
-        <w:sz w:val="20"/>
-      </w:rPr>
-    </w:lvl>
-    <w:lvl w:ilvl="2" w:tentative="1">
-      <w:start w:val="1"/>
-      <w:numFmt w:val="bullet"/>
-      <w:lvlText w:val=""/>
-      <w:lvlJc w:val="left"/>
-      <w:pPr>
-        <w:tabs>
-          <w:tab w:val="num" w:pos="2160"/>
-        </w:tabs>
-        <w:ind w:left="2160" w:hanging="360"/>
-      </w:pPr>
-      <w:rPr>
-        <w:rFonts w:ascii="Wingdings" w:hAnsi="Wingdings" w:hint="default"/>
-        <w:sz w:val="20"/>
-      </w:rPr>
-    </w:lvl>
-    <w:lvl w:ilvl="3" w:tentative="1">
-      <w:start w:val="1"/>
-      <w:numFmt w:val="bullet"/>
-      <w:lvlText w:val=""/>
-      <w:lvlJc w:val="left"/>
-      <w:pPr>
-        <w:tabs>
-          <w:tab w:val="num" w:pos="2880"/>
-        </w:tabs>
-        <w:ind w:left="2880" w:hanging="360"/>
-      </w:pPr>
-      <w:rPr>
-        <w:rFonts w:ascii="Wingdings" w:hAnsi="Wingdings" w:hint="default"/>
-        <w:sz w:val="20"/>
-      </w:rPr>
-    </w:lvl>
-    <w:lvl w:ilvl="4" w:tentative="1">
-      <w:start w:val="1"/>
-      <w:numFmt w:val="bullet"/>
-      <w:lvlText w:val=""/>
-      <w:lvlJc w:val="left"/>
-      <w:pPr>
-        <w:tabs>
-          <w:tab w:val="num" w:pos="3600"/>
-        </w:tabs>
-        <w:ind w:left="3600" w:hanging="360"/>
-      </w:pPr>
-      <w:rPr>
-        <w:rFonts w:ascii="Wingdings" w:hAnsi="Wingdings" w:hint="default"/>
-        <w:sz w:val="20"/>
-      </w:rPr>
-    </w:lvl>
-    <w:lvl w:ilvl="5" w:tentative="1">
-      <w:start w:val="1"/>
-      <w:numFmt w:val="bullet"/>
-      <w:lvlText w:val=""/>
-      <w:lvlJc w:val="left"/>
-      <w:pPr>
-        <w:tabs>
-          <w:tab w:val="num" w:pos="4320"/>
-        </w:tabs>
-        <w:ind w:left="4320" w:hanging="360"/>
-      </w:pPr>
-      <w:rPr>
-        <w:rFonts w:ascii="Wingdings" w:hAnsi="Wingdings" w:hint="default"/>
-        <w:sz w:val="20"/>
-      </w:rPr>
-    </w:lvl>
-    <w:lvl w:ilvl="6" w:tentative="1">
-      <w:start w:val="1"/>
-      <w:numFmt w:val="bullet"/>
-      <w:lvlText w:val=""/>
-      <w:lvlJc w:val="left"/>
-      <w:pPr>
-        <w:tabs>
-          <w:tab w:val="num" w:pos="5040"/>
-        </w:tabs>
-        <w:ind w:left="5040" w:hanging="360"/>
-      </w:pPr>
-      <w:rPr>
-        <w:rFonts w:ascii="Wingdings" w:hAnsi="Wingdings" w:hint="default"/>
-        <w:sz w:val="20"/>
-      </w:rPr>
-    </w:lvl>
-    <w:lvl w:ilvl="7" w:tentative="1">
-      <w:start w:val="1"/>
-      <w:numFmt w:val="bullet"/>
-      <w:lvlText w:val=""/>
-      <w:lvlJc w:val="left"/>
-      <w:pPr>
-        <w:tabs>
-          <w:tab w:val="num" w:pos="5760"/>
-        </w:tabs>
-        <w:ind w:left="5760" w:hanging="360"/>
-      </w:pPr>
-      <w:rPr>
-        <w:rFonts w:ascii="Wingdings" w:hAnsi="Wingdings" w:hint="default"/>
-        <w:sz w:val="20"/>
-      </w:rPr>
-    </w:lvl>
-    <w:lvl w:ilvl="8" w:tentative="1">
-      <w:start w:val="1"/>
-      <w:numFmt w:val="bullet"/>
-      <w:lvlText w:val=""/>
-      <w:lvlJc w:val="left"/>
-      <w:pPr>
-        <w:tabs>
-          <w:tab w:val="num" w:pos="6480"/>
-        </w:tabs>
-        <w:ind w:left="6480" w:hanging="360"/>
-      </w:pPr>
-      <w:rPr>
-        <w:rFonts w:ascii="Wingdings" w:hAnsi="Wingdings" w:hint="default"/>
-        <w:sz w:val="20"/>
-      </w:rPr>
-    </w:lvl>
-  </w:abstractNum>
-  <w:abstractNum w:abstractNumId="55" w15:restartNumberingAfterBreak="0">
+  <w:abstractNum w:abstractNumId="13" w15:restartNumberingAfterBreak="0">
     <w:nsid w:val="7EB12739"/>
     <w:multiLevelType w:val="multilevel"/>
     <w:tmpl w:val="CF600BD0"/>
@@ -26574,174 +20952,48 @@
     </w:lvl>
   </w:abstractNum>
   <w:num w:numId="1" w16cid:durableId="441455594">
-    <w:abstractNumId w:val="18"/>
+    <w:abstractNumId w:val="5"/>
   </w:num>
-  <w:num w:numId="2" w16cid:durableId="243035812">
-    <w:abstractNumId w:val="36"/>
+  <w:num w:numId="2" w16cid:durableId="1399934345">
+    <w:abstractNumId w:val="10"/>
   </w:num>
-  <w:num w:numId="3" w16cid:durableId="149058188">
-    <w:abstractNumId w:val="21"/>
+  <w:num w:numId="3" w16cid:durableId="1808863207">
+    <w:abstractNumId w:val="11"/>
   </w:num>
-  <w:num w:numId="4" w16cid:durableId="818813091">
-    <w:abstractNumId w:val="44"/>
-  </w:num>
-  <w:num w:numId="5" w16cid:durableId="921719962">
-    <w:abstractNumId w:val="45"/>
-  </w:num>
-  <w:num w:numId="6" w16cid:durableId="907230167">
-    <w:abstractNumId w:val="19"/>
-  </w:num>
-  <w:num w:numId="7" w16cid:durableId="921378166">
+  <w:num w:numId="4" w16cid:durableId="865169232">
     <w:abstractNumId w:val="13"/>
   </w:num>
-  <w:num w:numId="8" w16cid:durableId="1032613596">
-    <w:abstractNumId w:val="25"/>
+  <w:num w:numId="5" w16cid:durableId="1892879312">
+    <w:abstractNumId w:val="9"/>
   </w:num>
-  <w:num w:numId="9" w16cid:durableId="763649545">
-    <w:abstractNumId w:val="20"/>
+  <w:num w:numId="6" w16cid:durableId="1791974086">
+    <w:abstractNumId w:val="1"/>
   </w:num>
-  <w:num w:numId="10" w16cid:durableId="1405908297">
-    <w:abstractNumId w:val="5"/>
-  </w:num>
-  <w:num w:numId="11" w16cid:durableId="942608363">
+  <w:num w:numId="7" w16cid:durableId="307172978">
     <w:abstractNumId w:val="2"/>
   </w:num>
-  <w:num w:numId="12" w16cid:durableId="1728331567">
-    <w:abstractNumId w:val="32"/>
+  <w:num w:numId="8" w16cid:durableId="727415215">
+    <w:abstractNumId w:val="6"/>
   </w:num>
-  <w:num w:numId="13" w16cid:durableId="1666936676">
+  <w:num w:numId="9" w16cid:durableId="1604727476">
+    <w:abstractNumId w:val="12"/>
+  </w:num>
+  <w:num w:numId="10" w16cid:durableId="15231313">
     <w:abstractNumId w:val="4"/>
   </w:num>
-  <w:num w:numId="14" w16cid:durableId="1768840171">
+  <w:num w:numId="11" w16cid:durableId="1342510992">
+    <w:abstractNumId w:val="3"/>
+  </w:num>
+  <w:num w:numId="12" w16cid:durableId="1447653183">
     <w:abstractNumId w:val="7"/>
   </w:num>
-  <w:num w:numId="15" w16cid:durableId="893153988">
-    <w:abstractNumId w:val="23"/>
-  </w:num>
-  <w:num w:numId="16" w16cid:durableId="1083724786">
-    <w:abstractNumId w:val="33"/>
-  </w:num>
-  <w:num w:numId="17" w16cid:durableId="177817384">
-    <w:abstractNumId w:val="51"/>
-  </w:num>
-  <w:num w:numId="18" w16cid:durableId="1362052315">
-    <w:abstractNumId w:val="26"/>
-  </w:num>
-  <w:num w:numId="19" w16cid:durableId="121533276">
-    <w:abstractNumId w:val="39"/>
-  </w:num>
-  <w:num w:numId="20" w16cid:durableId="644940744">
-    <w:abstractNumId w:val="17"/>
-  </w:num>
-  <w:num w:numId="21" w16cid:durableId="2044821158">
-    <w:abstractNumId w:val="43"/>
-  </w:num>
-  <w:num w:numId="22" w16cid:durableId="1496648331">
-    <w:abstractNumId w:val="34"/>
-  </w:num>
-  <w:num w:numId="23" w16cid:durableId="2016760414">
-    <w:abstractNumId w:val="10"/>
-  </w:num>
-  <w:num w:numId="24" w16cid:durableId="1442723765">
-    <w:abstractNumId w:val="3"/>
-  </w:num>
-  <w:num w:numId="25" w16cid:durableId="1608851538">
-    <w:abstractNumId w:val="35"/>
-  </w:num>
-  <w:num w:numId="26" w16cid:durableId="90661344">
-    <w:abstractNumId w:val="16"/>
-  </w:num>
-  <w:num w:numId="27" w16cid:durableId="1810391621">
-    <w:abstractNumId w:val="24"/>
-  </w:num>
-  <w:num w:numId="28" w16cid:durableId="966930029">
-    <w:abstractNumId w:val="29"/>
-  </w:num>
-  <w:num w:numId="29" w16cid:durableId="1559244101">
-    <w:abstractNumId w:val="40"/>
-  </w:num>
-  <w:num w:numId="30" w16cid:durableId="512569098">
+  <w:num w:numId="13" w16cid:durableId="599800862">
     <w:abstractNumId w:val="0"/>
   </w:num>
-  <w:num w:numId="31" w16cid:durableId="43213482">
-    <w:abstractNumId w:val="30"/>
-  </w:num>
-  <w:num w:numId="32" w16cid:durableId="293143015">
-    <w:abstractNumId w:val="1"/>
-  </w:num>
-  <w:num w:numId="33" w16cid:durableId="1718360830">
-    <w:abstractNumId w:val="54"/>
-  </w:num>
-  <w:num w:numId="34" w16cid:durableId="1419907289">
-    <w:abstractNumId w:val="41"/>
-  </w:num>
-  <w:num w:numId="35" w16cid:durableId="1009454449">
-    <w:abstractNumId w:val="9"/>
-  </w:num>
-  <w:num w:numId="36" w16cid:durableId="1929924996">
-    <w:abstractNumId w:val="53"/>
-  </w:num>
-  <w:num w:numId="37" w16cid:durableId="888610535">
-    <w:abstractNumId w:val="46"/>
-  </w:num>
-  <w:num w:numId="38" w16cid:durableId="1045300850">
-    <w:abstractNumId w:val="22"/>
-  </w:num>
-  <w:num w:numId="39" w16cid:durableId="2109765722">
-    <w:abstractNumId w:val="48"/>
-  </w:num>
-  <w:num w:numId="40" w16cid:durableId="1399934345">
-    <w:abstractNumId w:val="47"/>
-  </w:num>
-  <w:num w:numId="41" w16cid:durableId="1808863207">
-    <w:abstractNumId w:val="49"/>
-  </w:num>
-  <w:num w:numId="42" w16cid:durableId="865169232">
-    <w:abstractNumId w:val="55"/>
-  </w:num>
-  <w:num w:numId="43" w16cid:durableId="1376268464">
-    <w:abstractNumId w:val="42"/>
-  </w:num>
-  <w:num w:numId="44" w16cid:durableId="1892879312">
-    <w:abstractNumId w:val="37"/>
-  </w:num>
-  <w:num w:numId="45" w16cid:durableId="1791974086">
+  <w:num w:numId="14" w16cid:durableId="843206775">
     <w:abstractNumId w:val="8"/>
   </w:num>
-  <w:num w:numId="46" w16cid:durableId="2051295126">
-    <w:abstractNumId w:val="38"/>
-  </w:num>
-  <w:num w:numId="47" w16cid:durableId="307172978">
-    <w:abstractNumId w:val="11"/>
-  </w:num>
-  <w:num w:numId="48" w16cid:durableId="727415215">
-    <w:abstractNumId w:val="27"/>
-  </w:num>
-  <w:num w:numId="49" w16cid:durableId="1604727476">
-    <w:abstractNumId w:val="52"/>
-  </w:num>
-  <w:num w:numId="50" w16cid:durableId="15231313">
-    <w:abstractNumId w:val="15"/>
-  </w:num>
-  <w:num w:numId="51" w16cid:durableId="1342510992">
-    <w:abstractNumId w:val="14"/>
-  </w:num>
-  <w:num w:numId="52" w16cid:durableId="1447653183">
-    <w:abstractNumId w:val="28"/>
-  </w:num>
-  <w:num w:numId="53" w16cid:durableId="599800862">
-    <w:abstractNumId w:val="6"/>
-  </w:num>
-  <w:num w:numId="54" w16cid:durableId="1324552538">
-    <w:abstractNumId w:val="12"/>
-  </w:num>
-  <w:num w:numId="55" w16cid:durableId="843206775">
-    <w:abstractNumId w:val="31"/>
-  </w:num>
-  <w:num w:numId="56" w16cid:durableId="826938500">
-    <w:abstractNumId w:val="50"/>
-  </w:num>
-  <w:numIdMacAtCleanup w:val="22"/>
+  <w:numIdMacAtCleanup w:val="14"/>
 </w:numbering>
 </file>
 
@@ -27327,6 +21579,7 @@
   <w:style w:type="character" w:default="1" w:styleId="Fuentedeprrafopredeter">
     <w:name w:val="Default Paragraph Font"/>
     <w:uiPriority w:val="1"/>
+    <w:semiHidden/>
     <w:unhideWhenUsed/>
   </w:style>
   <w:style w:type="table" w:default="1" w:styleId="Tablanormal">
@@ -27863,6 +22116,18 @@
       <w:szCs w:val="44"/>
     </w:rPr>
   </w:style>
+  <w:style w:type="character" w:styleId="Hipervnculovisitado">
+    <w:name w:val="FollowedHyperlink"/>
+    <w:basedOn w:val="Fuentedeprrafopredeter"/>
+    <w:uiPriority w:val="99"/>
+    <w:semiHidden/>
+    <w:unhideWhenUsed/>
+    <w:rsid w:val="00A43A01"/>
+    <w:rPr>
+      <w:color w:val="F4B69B" w:themeColor="followedHyperlink"/>
+      <w:u w:val="single"/>
+    </w:rPr>
+  </w:style>
 </w:styles>
 </file>
 
